--- a/Do_an/src/Report/PM_QL_BanHoa.docx
+++ b/Do_an/src/Report/PM_QL_BanHoa.docx
@@ -2458,8 +2458,8 @@
       <w:pPr>
         <w:pStyle w:val="2"/>
       </w:pPr>
-      <w:bookmarkStart w:id="2" w:name="_Toc166679217"/>
-      <w:bookmarkStart w:id="3" w:name="_Toc166162770"/>
+      <w:bookmarkStart w:id="2" w:name="_Toc166162770"/>
+      <w:bookmarkStart w:id="3" w:name="_Toc166679217"/>
       <w:r>
         <w:t>GIỚI THIỆU TỔNG QUAN VỀ ĐỀ TÀI</w:t>
       </w:r>
@@ -4779,16 +4779,7 @@
     <w:p>
       <w:pPr>
         <w:pStyle w:val="4"/>
-        <w:numPr>
-          <w:ilvl w:val="0"/>
-          <w:numId w:val="0"/>
-        </w:numPr>
-        <w:ind w:left="1508"/>
-      </w:pPr>
-    </w:p>
-    <w:p>
-      <w:pPr>
-        <w:pStyle w:val="4"/>
+        <w:bidi w:val="0"/>
       </w:pPr>
       <w:r>
         <w:t>Bảng mô tả chức năng đăng xuất</w:t>
@@ -5218,6 +5209,12 @@
             <w:insideH w:val="single" w:color="auto" w:sz="4" w:space="0"/>
             <w:insideV w:val="single" w:color="auto" w:sz="4" w:space="0"/>
           </w:tblBorders>
+          <w:tblCellMar>
+            <w:top w:w="0" w:type="dxa"/>
+            <w:left w:w="108" w:type="dxa"/>
+            <w:bottom w:w="0" w:type="dxa"/>
+            <w:right w:w="108" w:type="dxa"/>
+          </w:tblCellMar>
         </w:tblPrEx>
         <w:tc>
           <w:tcPr>
@@ -5674,918 +5671,6 @@
       </w:pPr>
       <w:r>
         <w:t>Bảng mô tả chức năng thêm khách hàng</w:t>
-      </w:r>
-    </w:p>
-    <w:tbl>
-      <w:tblPr>
-        <w:tblStyle w:val="19"/>
-        <w:tblW w:w="0" w:type="auto"/>
-        <w:tblInd w:w="0" w:type="dxa"/>
-        <w:tblBorders>
-          <w:top w:val="single" w:color="auto" w:sz="4" w:space="0"/>
-          <w:left w:val="single" w:color="auto" w:sz="4" w:space="0"/>
-          <w:bottom w:val="single" w:color="auto" w:sz="4" w:space="0"/>
-          <w:right w:val="single" w:color="auto" w:sz="4" w:space="0"/>
-          <w:insideH w:val="single" w:color="auto" w:sz="4" w:space="0"/>
-          <w:insideV w:val="single" w:color="auto" w:sz="4" w:space="0"/>
-        </w:tblBorders>
-        <w:tblLayout w:type="autofit"/>
-        <w:tblCellMar>
-          <w:top w:w="0" w:type="dxa"/>
-          <w:left w:w="108" w:type="dxa"/>
-          <w:bottom w:w="0" w:type="dxa"/>
-          <w:right w:w="108" w:type="dxa"/>
-        </w:tblCellMar>
-      </w:tblPr>
-      <w:tblGrid>
-        <w:gridCol w:w="4675"/>
-        <w:gridCol w:w="4675"/>
-      </w:tblGrid>
-      <w:tr>
-        <w:tblPrEx>
-          <w:tblBorders>
-            <w:top w:val="single" w:color="auto" w:sz="4" w:space="0"/>
-            <w:left w:val="single" w:color="auto" w:sz="4" w:space="0"/>
-            <w:bottom w:val="single" w:color="auto" w:sz="4" w:space="0"/>
-            <w:right w:val="single" w:color="auto" w:sz="4" w:space="0"/>
-            <w:insideH w:val="single" w:color="auto" w:sz="4" w:space="0"/>
-            <w:insideV w:val="single" w:color="auto" w:sz="4" w:space="0"/>
-          </w:tblBorders>
-        </w:tblPrEx>
-        <w:tc>
-          <w:tcPr>
-            <w:tcW w:w="4675" w:type="dxa"/>
-            <w:tcBorders>
-              <w:top w:val="single" w:color="auto" w:sz="4" w:space="0"/>
-              <w:left w:val="single" w:color="auto" w:sz="4" w:space="0"/>
-              <w:bottom w:val="single" w:color="auto" w:sz="4" w:space="0"/>
-              <w:right w:val="single" w:color="auto" w:sz="4" w:space="0"/>
-            </w:tcBorders>
-          </w:tcPr>
-          <w:p>
-            <w:r>
-              <w:t>Use case ID</w:t>
-            </w:r>
-          </w:p>
-        </w:tc>
-        <w:tc>
-          <w:tcPr>
-            <w:tcW w:w="4675" w:type="dxa"/>
-            <w:tcBorders>
-              <w:top w:val="single" w:color="auto" w:sz="4" w:space="0"/>
-              <w:left w:val="single" w:color="auto" w:sz="4" w:space="0"/>
-              <w:bottom w:val="single" w:color="auto" w:sz="4" w:space="0"/>
-              <w:right w:val="single" w:color="auto" w:sz="4" w:space="0"/>
-            </w:tcBorders>
-          </w:tcPr>
-          <w:p>
-            <w:r>
-              <w:t>UC_ThemKhachHang</w:t>
-            </w:r>
-          </w:p>
-        </w:tc>
-      </w:tr>
-      <w:tr>
-        <w:tblPrEx>
-          <w:tblBorders>
-            <w:top w:val="single" w:color="auto" w:sz="4" w:space="0"/>
-            <w:left w:val="single" w:color="auto" w:sz="4" w:space="0"/>
-            <w:bottom w:val="single" w:color="auto" w:sz="4" w:space="0"/>
-            <w:right w:val="single" w:color="auto" w:sz="4" w:space="0"/>
-            <w:insideH w:val="single" w:color="auto" w:sz="4" w:space="0"/>
-            <w:insideV w:val="single" w:color="auto" w:sz="4" w:space="0"/>
-          </w:tblBorders>
-          <w:tblCellMar>
-            <w:top w:w="0" w:type="dxa"/>
-            <w:left w:w="108" w:type="dxa"/>
-            <w:bottom w:w="0" w:type="dxa"/>
-            <w:right w:w="108" w:type="dxa"/>
-          </w:tblCellMar>
-        </w:tblPrEx>
-        <w:tc>
-          <w:tcPr>
-            <w:tcW w:w="4675" w:type="dxa"/>
-            <w:tcBorders>
-              <w:top w:val="single" w:color="auto" w:sz="4" w:space="0"/>
-              <w:left w:val="single" w:color="auto" w:sz="4" w:space="0"/>
-              <w:bottom w:val="single" w:color="auto" w:sz="4" w:space="0"/>
-              <w:right w:val="single" w:color="auto" w:sz="4" w:space="0"/>
-            </w:tcBorders>
-          </w:tcPr>
-          <w:p>
-            <w:r>
-              <w:t>Tên Use case</w:t>
-            </w:r>
-          </w:p>
-        </w:tc>
-        <w:tc>
-          <w:tcPr>
-            <w:tcW w:w="4675" w:type="dxa"/>
-            <w:tcBorders>
-              <w:top w:val="single" w:color="auto" w:sz="4" w:space="0"/>
-              <w:left w:val="single" w:color="auto" w:sz="4" w:space="0"/>
-              <w:bottom w:val="single" w:color="auto" w:sz="4" w:space="0"/>
-              <w:right w:val="single" w:color="auto" w:sz="4" w:space="0"/>
-            </w:tcBorders>
-          </w:tcPr>
-          <w:p>
-            <w:r>
-              <w:t>Thêm khách hàng</w:t>
-            </w:r>
-          </w:p>
-        </w:tc>
-      </w:tr>
-      <w:tr>
-        <w:tblPrEx>
-          <w:tblBorders>
-            <w:top w:val="single" w:color="auto" w:sz="4" w:space="0"/>
-            <w:left w:val="single" w:color="auto" w:sz="4" w:space="0"/>
-            <w:bottom w:val="single" w:color="auto" w:sz="4" w:space="0"/>
-            <w:right w:val="single" w:color="auto" w:sz="4" w:space="0"/>
-            <w:insideH w:val="single" w:color="auto" w:sz="4" w:space="0"/>
-            <w:insideV w:val="single" w:color="auto" w:sz="4" w:space="0"/>
-          </w:tblBorders>
-          <w:tblCellMar>
-            <w:top w:w="0" w:type="dxa"/>
-            <w:left w:w="108" w:type="dxa"/>
-            <w:bottom w:w="0" w:type="dxa"/>
-            <w:right w:w="108" w:type="dxa"/>
-          </w:tblCellMar>
-        </w:tblPrEx>
-        <w:tc>
-          <w:tcPr>
-            <w:tcW w:w="4675" w:type="dxa"/>
-            <w:tcBorders>
-              <w:top w:val="single" w:color="auto" w:sz="4" w:space="0"/>
-              <w:left w:val="single" w:color="auto" w:sz="4" w:space="0"/>
-              <w:bottom w:val="single" w:color="auto" w:sz="4" w:space="0"/>
-              <w:right w:val="single" w:color="auto" w:sz="4" w:space="0"/>
-            </w:tcBorders>
-          </w:tcPr>
-          <w:p>
-            <w:r>
-              <w:t>Tác nhân</w:t>
-            </w:r>
-          </w:p>
-        </w:tc>
-        <w:tc>
-          <w:tcPr>
-            <w:tcW w:w="4675" w:type="dxa"/>
-            <w:tcBorders>
-              <w:top w:val="single" w:color="auto" w:sz="4" w:space="0"/>
-              <w:left w:val="single" w:color="auto" w:sz="4" w:space="0"/>
-              <w:bottom w:val="single" w:color="auto" w:sz="4" w:space="0"/>
-              <w:right w:val="single" w:color="auto" w:sz="4" w:space="0"/>
-            </w:tcBorders>
-          </w:tcPr>
-          <w:p>
-            <w:r>
-              <w:t>Quản lý, nhân viên</w:t>
-            </w:r>
-          </w:p>
-        </w:tc>
-      </w:tr>
-      <w:tr>
-        <w:tblPrEx>
-          <w:tblBorders>
-            <w:top w:val="single" w:color="auto" w:sz="4" w:space="0"/>
-            <w:left w:val="single" w:color="auto" w:sz="4" w:space="0"/>
-            <w:bottom w:val="single" w:color="auto" w:sz="4" w:space="0"/>
-            <w:right w:val="single" w:color="auto" w:sz="4" w:space="0"/>
-            <w:insideH w:val="single" w:color="auto" w:sz="4" w:space="0"/>
-            <w:insideV w:val="single" w:color="auto" w:sz="4" w:space="0"/>
-          </w:tblBorders>
-          <w:tblCellMar>
-            <w:top w:w="0" w:type="dxa"/>
-            <w:left w:w="108" w:type="dxa"/>
-            <w:bottom w:w="0" w:type="dxa"/>
-            <w:right w:w="108" w:type="dxa"/>
-          </w:tblCellMar>
-        </w:tblPrEx>
-        <w:tc>
-          <w:tcPr>
-            <w:tcW w:w="4675" w:type="dxa"/>
-            <w:tcBorders>
-              <w:top w:val="single" w:color="auto" w:sz="4" w:space="0"/>
-              <w:left w:val="single" w:color="auto" w:sz="4" w:space="0"/>
-              <w:bottom w:val="single" w:color="auto" w:sz="4" w:space="0"/>
-              <w:right w:val="single" w:color="auto" w:sz="4" w:space="0"/>
-            </w:tcBorders>
-          </w:tcPr>
-          <w:p>
-            <w:r>
-              <w:t>Tóm tắt</w:t>
-            </w:r>
-          </w:p>
-        </w:tc>
-        <w:tc>
-          <w:tcPr>
-            <w:tcW w:w="4675" w:type="dxa"/>
-            <w:tcBorders>
-              <w:top w:val="single" w:color="auto" w:sz="4" w:space="0"/>
-              <w:left w:val="single" w:color="auto" w:sz="4" w:space="0"/>
-              <w:bottom w:val="single" w:color="auto" w:sz="4" w:space="0"/>
-              <w:right w:val="single" w:color="auto" w:sz="4" w:space="0"/>
-            </w:tcBorders>
-          </w:tcPr>
-          <w:p>
-            <w:r>
-              <w:t>Người dùng sử dụng chức năng thêm khách hàng để thêm khách hàng mới vào hệ thống.</w:t>
-            </w:r>
-          </w:p>
-        </w:tc>
-      </w:tr>
-      <w:tr>
-        <w:tblPrEx>
-          <w:tblBorders>
-            <w:top w:val="single" w:color="auto" w:sz="4" w:space="0"/>
-            <w:left w:val="single" w:color="auto" w:sz="4" w:space="0"/>
-            <w:bottom w:val="single" w:color="auto" w:sz="4" w:space="0"/>
-            <w:right w:val="single" w:color="auto" w:sz="4" w:space="0"/>
-            <w:insideH w:val="single" w:color="auto" w:sz="4" w:space="0"/>
-            <w:insideV w:val="single" w:color="auto" w:sz="4" w:space="0"/>
-          </w:tblBorders>
-          <w:tblCellMar>
-            <w:top w:w="0" w:type="dxa"/>
-            <w:left w:w="108" w:type="dxa"/>
-            <w:bottom w:w="0" w:type="dxa"/>
-            <w:right w:w="108" w:type="dxa"/>
-          </w:tblCellMar>
-        </w:tblPrEx>
-        <w:tc>
-          <w:tcPr>
-            <w:tcW w:w="4675" w:type="dxa"/>
-            <w:tcBorders>
-              <w:top w:val="single" w:color="auto" w:sz="4" w:space="0"/>
-              <w:left w:val="single" w:color="auto" w:sz="4" w:space="0"/>
-              <w:bottom w:val="single" w:color="auto" w:sz="4" w:space="0"/>
-              <w:right w:val="single" w:color="auto" w:sz="4" w:space="0"/>
-            </w:tcBorders>
-          </w:tcPr>
-          <w:p>
-            <w:r>
-              <w:t>Điều kiện tiên quyết</w:t>
-            </w:r>
-          </w:p>
-        </w:tc>
-        <w:tc>
-          <w:tcPr>
-            <w:tcW w:w="4675" w:type="dxa"/>
-            <w:tcBorders>
-              <w:top w:val="single" w:color="auto" w:sz="4" w:space="0"/>
-              <w:left w:val="single" w:color="auto" w:sz="4" w:space="0"/>
-              <w:bottom w:val="single" w:color="auto" w:sz="4" w:space="0"/>
-              <w:right w:val="single" w:color="auto" w:sz="4" w:space="0"/>
-            </w:tcBorders>
-          </w:tcPr>
-          <w:p>
-            <w:r>
-              <w:t>Đăng nhập thành công.</w:t>
-            </w:r>
-          </w:p>
-        </w:tc>
-      </w:tr>
-      <w:tr>
-        <w:tblPrEx>
-          <w:tblBorders>
-            <w:top w:val="single" w:color="auto" w:sz="4" w:space="0"/>
-            <w:left w:val="single" w:color="auto" w:sz="4" w:space="0"/>
-            <w:bottom w:val="single" w:color="auto" w:sz="4" w:space="0"/>
-            <w:right w:val="single" w:color="auto" w:sz="4" w:space="0"/>
-            <w:insideH w:val="single" w:color="auto" w:sz="4" w:space="0"/>
-            <w:insideV w:val="single" w:color="auto" w:sz="4" w:space="0"/>
-          </w:tblBorders>
-          <w:tblCellMar>
-            <w:top w:w="0" w:type="dxa"/>
-            <w:left w:w="108" w:type="dxa"/>
-            <w:bottom w:w="0" w:type="dxa"/>
-            <w:right w:w="108" w:type="dxa"/>
-          </w:tblCellMar>
-        </w:tblPrEx>
-        <w:tc>
-          <w:tcPr>
-            <w:tcW w:w="4675" w:type="dxa"/>
-            <w:tcBorders>
-              <w:top w:val="single" w:color="auto" w:sz="4" w:space="0"/>
-              <w:left w:val="single" w:color="auto" w:sz="4" w:space="0"/>
-              <w:bottom w:val="single" w:color="auto" w:sz="4" w:space="0"/>
-              <w:right w:val="single" w:color="auto" w:sz="4" w:space="0"/>
-            </w:tcBorders>
-          </w:tcPr>
-          <w:p>
-            <w:r>
-              <w:t>Kết quả</w:t>
-            </w:r>
-          </w:p>
-        </w:tc>
-        <w:tc>
-          <w:tcPr>
-            <w:tcW w:w="4675" w:type="dxa"/>
-            <w:tcBorders>
-              <w:top w:val="single" w:color="auto" w:sz="4" w:space="0"/>
-              <w:left w:val="single" w:color="auto" w:sz="4" w:space="0"/>
-              <w:bottom w:val="single" w:color="auto" w:sz="4" w:space="0"/>
-              <w:right w:val="single" w:color="auto" w:sz="4" w:space="0"/>
-            </w:tcBorders>
-          </w:tcPr>
-          <w:p>
-            <w:r>
-              <w:t>Danh sách khách hàng có thêm khách hàng mới.</w:t>
-            </w:r>
-          </w:p>
-        </w:tc>
-      </w:tr>
-      <w:tr>
-        <w:tblPrEx>
-          <w:tblBorders>
-            <w:top w:val="single" w:color="auto" w:sz="4" w:space="0"/>
-            <w:left w:val="single" w:color="auto" w:sz="4" w:space="0"/>
-            <w:bottom w:val="single" w:color="auto" w:sz="4" w:space="0"/>
-            <w:right w:val="single" w:color="auto" w:sz="4" w:space="0"/>
-            <w:insideH w:val="single" w:color="auto" w:sz="4" w:space="0"/>
-            <w:insideV w:val="single" w:color="auto" w:sz="4" w:space="0"/>
-          </w:tblBorders>
-          <w:tblCellMar>
-            <w:top w:w="0" w:type="dxa"/>
-            <w:left w:w="108" w:type="dxa"/>
-            <w:bottom w:w="0" w:type="dxa"/>
-            <w:right w:w="108" w:type="dxa"/>
-          </w:tblCellMar>
-        </w:tblPrEx>
-        <w:tc>
-          <w:tcPr>
-            <w:tcW w:w="4675" w:type="dxa"/>
-            <w:tcBorders>
-              <w:top w:val="single" w:color="auto" w:sz="4" w:space="0"/>
-              <w:left w:val="single" w:color="auto" w:sz="4" w:space="0"/>
-              <w:bottom w:val="single" w:color="auto" w:sz="4" w:space="0"/>
-              <w:right w:val="single" w:color="auto" w:sz="4" w:space="0"/>
-            </w:tcBorders>
-          </w:tcPr>
-          <w:p>
-            <w:r>
-              <w:t>Kịch bản chính</w:t>
-            </w:r>
-          </w:p>
-        </w:tc>
-        <w:tc>
-          <w:tcPr>
-            <w:tcW w:w="4675" w:type="dxa"/>
-            <w:tcBorders>
-              <w:top w:val="single" w:color="auto" w:sz="4" w:space="0"/>
-              <w:left w:val="single" w:color="auto" w:sz="4" w:space="0"/>
-              <w:bottom w:val="single" w:color="auto" w:sz="4" w:space="0"/>
-              <w:right w:val="single" w:color="auto" w:sz="4" w:space="0"/>
-            </w:tcBorders>
-          </w:tcPr>
-          <w:p>
-            <w:pPr>
-              <w:pStyle w:val="42"/>
-              <w:numPr>
-                <w:ilvl w:val="0"/>
-                <w:numId w:val="4"/>
-              </w:numPr>
-            </w:pPr>
-            <w:r>
-              <w:t>Người dùng nhập các thông tin cần thiết của khách hàng mới.</w:t>
-            </w:r>
-          </w:p>
-          <w:p>
-            <w:pPr>
-              <w:pStyle w:val="42"/>
-              <w:numPr>
-                <w:ilvl w:val="0"/>
-                <w:numId w:val="4"/>
-              </w:numPr>
-            </w:pPr>
-            <w:r>
-              <w:t>Nếu thông tin của khách hàng mới chưa hợp lệ thì hệ thống yêu cầu nhập lại.</w:t>
-            </w:r>
-          </w:p>
-          <w:p>
-            <w:pPr>
-              <w:pStyle w:val="42"/>
-              <w:numPr>
-                <w:ilvl w:val="0"/>
-                <w:numId w:val="4"/>
-              </w:numPr>
-            </w:pPr>
-            <w:r>
-              <w:t>Nếu thông tin hợp lệ thì người dùng xác nhận thêm một khách hàng mới vào CSDL và quay trở lại màn hình chức năng quản lý khách hàng.</w:t>
-            </w:r>
-          </w:p>
-        </w:tc>
-      </w:tr>
-      <w:tr>
-        <w:tblPrEx>
-          <w:tblBorders>
-            <w:top w:val="single" w:color="auto" w:sz="4" w:space="0"/>
-            <w:left w:val="single" w:color="auto" w:sz="4" w:space="0"/>
-            <w:bottom w:val="single" w:color="auto" w:sz="4" w:space="0"/>
-            <w:right w:val="single" w:color="auto" w:sz="4" w:space="0"/>
-            <w:insideH w:val="single" w:color="auto" w:sz="4" w:space="0"/>
-            <w:insideV w:val="single" w:color="auto" w:sz="4" w:space="0"/>
-          </w:tblBorders>
-          <w:tblCellMar>
-            <w:top w:w="0" w:type="dxa"/>
-            <w:left w:w="108" w:type="dxa"/>
-            <w:bottom w:w="0" w:type="dxa"/>
-            <w:right w:w="108" w:type="dxa"/>
-          </w:tblCellMar>
-        </w:tblPrEx>
-        <w:tc>
-          <w:tcPr>
-            <w:tcW w:w="4675" w:type="dxa"/>
-            <w:tcBorders>
-              <w:top w:val="single" w:color="auto" w:sz="4" w:space="0"/>
-              <w:left w:val="single" w:color="auto" w:sz="4" w:space="0"/>
-              <w:bottom w:val="single" w:color="auto" w:sz="4" w:space="0"/>
-              <w:right w:val="single" w:color="auto" w:sz="4" w:space="0"/>
-            </w:tcBorders>
-          </w:tcPr>
-          <w:p>
-            <w:r>
-              <w:t>Kịch bản phụ</w:t>
-            </w:r>
-          </w:p>
-        </w:tc>
-        <w:tc>
-          <w:tcPr>
-            <w:tcW w:w="4675" w:type="dxa"/>
-            <w:tcBorders>
-              <w:top w:val="single" w:color="auto" w:sz="4" w:space="0"/>
-              <w:left w:val="single" w:color="auto" w:sz="4" w:space="0"/>
-              <w:bottom w:val="single" w:color="auto" w:sz="4" w:space="0"/>
-              <w:right w:val="single" w:color="auto" w:sz="4" w:space="0"/>
-            </w:tcBorders>
-          </w:tcPr>
-          <w:p/>
-        </w:tc>
-      </w:tr>
-    </w:tbl>
-    <w:p/>
-    <w:p>
-      <w:pPr>
-        <w:pStyle w:val="4"/>
-      </w:pPr>
-      <w:r>
-        <w:t>Bảng mô tả chức năng xóa khách hàng</w:t>
-      </w:r>
-    </w:p>
-    <w:tbl>
-      <w:tblPr>
-        <w:tblStyle w:val="19"/>
-        <w:tblW w:w="0" w:type="auto"/>
-        <w:tblInd w:w="0" w:type="dxa"/>
-        <w:tblBorders>
-          <w:top w:val="single" w:color="auto" w:sz="4" w:space="0"/>
-          <w:left w:val="single" w:color="auto" w:sz="4" w:space="0"/>
-          <w:bottom w:val="single" w:color="auto" w:sz="4" w:space="0"/>
-          <w:right w:val="single" w:color="auto" w:sz="4" w:space="0"/>
-          <w:insideH w:val="single" w:color="auto" w:sz="4" w:space="0"/>
-          <w:insideV w:val="single" w:color="auto" w:sz="4" w:space="0"/>
-        </w:tblBorders>
-        <w:tblLayout w:type="autofit"/>
-        <w:tblCellMar>
-          <w:top w:w="0" w:type="dxa"/>
-          <w:left w:w="108" w:type="dxa"/>
-          <w:bottom w:w="0" w:type="dxa"/>
-          <w:right w:w="108" w:type="dxa"/>
-        </w:tblCellMar>
-      </w:tblPr>
-      <w:tblGrid>
-        <w:gridCol w:w="4675"/>
-        <w:gridCol w:w="4675"/>
-      </w:tblGrid>
-      <w:tr>
-        <w:tblPrEx>
-          <w:tblBorders>
-            <w:top w:val="single" w:color="auto" w:sz="4" w:space="0"/>
-            <w:left w:val="single" w:color="auto" w:sz="4" w:space="0"/>
-            <w:bottom w:val="single" w:color="auto" w:sz="4" w:space="0"/>
-            <w:right w:val="single" w:color="auto" w:sz="4" w:space="0"/>
-            <w:insideH w:val="single" w:color="auto" w:sz="4" w:space="0"/>
-            <w:insideV w:val="single" w:color="auto" w:sz="4" w:space="0"/>
-          </w:tblBorders>
-        </w:tblPrEx>
-        <w:tc>
-          <w:tcPr>
-            <w:tcW w:w="4675" w:type="dxa"/>
-            <w:tcBorders>
-              <w:top w:val="single" w:color="auto" w:sz="4" w:space="0"/>
-              <w:left w:val="single" w:color="auto" w:sz="4" w:space="0"/>
-              <w:bottom w:val="single" w:color="auto" w:sz="4" w:space="0"/>
-              <w:right w:val="single" w:color="auto" w:sz="4" w:space="0"/>
-            </w:tcBorders>
-          </w:tcPr>
-          <w:p>
-            <w:r>
-              <w:t>Use case ID</w:t>
-            </w:r>
-          </w:p>
-        </w:tc>
-        <w:tc>
-          <w:tcPr>
-            <w:tcW w:w="4675" w:type="dxa"/>
-            <w:tcBorders>
-              <w:top w:val="single" w:color="auto" w:sz="4" w:space="0"/>
-              <w:left w:val="single" w:color="auto" w:sz="4" w:space="0"/>
-              <w:bottom w:val="single" w:color="auto" w:sz="4" w:space="0"/>
-              <w:right w:val="single" w:color="auto" w:sz="4" w:space="0"/>
-            </w:tcBorders>
-          </w:tcPr>
-          <w:p>
-            <w:r>
-              <w:t>UC_XoaKhachHang</w:t>
-            </w:r>
-          </w:p>
-        </w:tc>
-      </w:tr>
-      <w:tr>
-        <w:tblPrEx>
-          <w:tblBorders>
-            <w:top w:val="single" w:color="auto" w:sz="4" w:space="0"/>
-            <w:left w:val="single" w:color="auto" w:sz="4" w:space="0"/>
-            <w:bottom w:val="single" w:color="auto" w:sz="4" w:space="0"/>
-            <w:right w:val="single" w:color="auto" w:sz="4" w:space="0"/>
-            <w:insideH w:val="single" w:color="auto" w:sz="4" w:space="0"/>
-            <w:insideV w:val="single" w:color="auto" w:sz="4" w:space="0"/>
-          </w:tblBorders>
-          <w:tblCellMar>
-            <w:top w:w="0" w:type="dxa"/>
-            <w:left w:w="108" w:type="dxa"/>
-            <w:bottom w:w="0" w:type="dxa"/>
-            <w:right w:w="108" w:type="dxa"/>
-          </w:tblCellMar>
-        </w:tblPrEx>
-        <w:tc>
-          <w:tcPr>
-            <w:tcW w:w="4675" w:type="dxa"/>
-            <w:tcBorders>
-              <w:top w:val="single" w:color="auto" w:sz="4" w:space="0"/>
-              <w:left w:val="single" w:color="auto" w:sz="4" w:space="0"/>
-              <w:bottom w:val="single" w:color="auto" w:sz="4" w:space="0"/>
-              <w:right w:val="single" w:color="auto" w:sz="4" w:space="0"/>
-            </w:tcBorders>
-          </w:tcPr>
-          <w:p>
-            <w:r>
-              <w:t>Tên Use case</w:t>
-            </w:r>
-          </w:p>
-        </w:tc>
-        <w:tc>
-          <w:tcPr>
-            <w:tcW w:w="4675" w:type="dxa"/>
-            <w:tcBorders>
-              <w:top w:val="single" w:color="auto" w:sz="4" w:space="0"/>
-              <w:left w:val="single" w:color="auto" w:sz="4" w:space="0"/>
-              <w:bottom w:val="single" w:color="auto" w:sz="4" w:space="0"/>
-              <w:right w:val="single" w:color="auto" w:sz="4" w:space="0"/>
-            </w:tcBorders>
-          </w:tcPr>
-          <w:p>
-            <w:r>
-              <w:t>Xóa khách hàng</w:t>
-            </w:r>
-          </w:p>
-        </w:tc>
-      </w:tr>
-      <w:tr>
-        <w:tblPrEx>
-          <w:tblBorders>
-            <w:top w:val="single" w:color="auto" w:sz="4" w:space="0"/>
-            <w:left w:val="single" w:color="auto" w:sz="4" w:space="0"/>
-            <w:bottom w:val="single" w:color="auto" w:sz="4" w:space="0"/>
-            <w:right w:val="single" w:color="auto" w:sz="4" w:space="0"/>
-            <w:insideH w:val="single" w:color="auto" w:sz="4" w:space="0"/>
-            <w:insideV w:val="single" w:color="auto" w:sz="4" w:space="0"/>
-          </w:tblBorders>
-          <w:tblCellMar>
-            <w:top w:w="0" w:type="dxa"/>
-            <w:left w:w="108" w:type="dxa"/>
-            <w:bottom w:w="0" w:type="dxa"/>
-            <w:right w:w="108" w:type="dxa"/>
-          </w:tblCellMar>
-        </w:tblPrEx>
-        <w:tc>
-          <w:tcPr>
-            <w:tcW w:w="4675" w:type="dxa"/>
-            <w:tcBorders>
-              <w:top w:val="single" w:color="auto" w:sz="4" w:space="0"/>
-              <w:left w:val="single" w:color="auto" w:sz="4" w:space="0"/>
-              <w:bottom w:val="single" w:color="auto" w:sz="4" w:space="0"/>
-              <w:right w:val="single" w:color="auto" w:sz="4" w:space="0"/>
-            </w:tcBorders>
-          </w:tcPr>
-          <w:p>
-            <w:r>
-              <w:t>Tác nhân</w:t>
-            </w:r>
-          </w:p>
-        </w:tc>
-        <w:tc>
-          <w:tcPr>
-            <w:tcW w:w="4675" w:type="dxa"/>
-            <w:tcBorders>
-              <w:top w:val="single" w:color="auto" w:sz="4" w:space="0"/>
-              <w:left w:val="single" w:color="auto" w:sz="4" w:space="0"/>
-              <w:bottom w:val="single" w:color="auto" w:sz="4" w:space="0"/>
-              <w:right w:val="single" w:color="auto" w:sz="4" w:space="0"/>
-            </w:tcBorders>
-          </w:tcPr>
-          <w:p>
-            <w:r>
-              <w:t>Quản lý</w:t>
-            </w:r>
-          </w:p>
-        </w:tc>
-      </w:tr>
-      <w:tr>
-        <w:tblPrEx>
-          <w:tblBorders>
-            <w:top w:val="single" w:color="auto" w:sz="4" w:space="0"/>
-            <w:left w:val="single" w:color="auto" w:sz="4" w:space="0"/>
-            <w:bottom w:val="single" w:color="auto" w:sz="4" w:space="0"/>
-            <w:right w:val="single" w:color="auto" w:sz="4" w:space="0"/>
-            <w:insideH w:val="single" w:color="auto" w:sz="4" w:space="0"/>
-            <w:insideV w:val="single" w:color="auto" w:sz="4" w:space="0"/>
-          </w:tblBorders>
-          <w:tblCellMar>
-            <w:top w:w="0" w:type="dxa"/>
-            <w:left w:w="108" w:type="dxa"/>
-            <w:bottom w:w="0" w:type="dxa"/>
-            <w:right w:w="108" w:type="dxa"/>
-          </w:tblCellMar>
-        </w:tblPrEx>
-        <w:tc>
-          <w:tcPr>
-            <w:tcW w:w="4675" w:type="dxa"/>
-            <w:tcBorders>
-              <w:top w:val="single" w:color="auto" w:sz="4" w:space="0"/>
-              <w:left w:val="single" w:color="auto" w:sz="4" w:space="0"/>
-              <w:bottom w:val="single" w:color="auto" w:sz="4" w:space="0"/>
-              <w:right w:val="single" w:color="auto" w:sz="4" w:space="0"/>
-            </w:tcBorders>
-          </w:tcPr>
-          <w:p>
-            <w:r>
-              <w:t>Tóm tắt</w:t>
-            </w:r>
-          </w:p>
-        </w:tc>
-        <w:tc>
-          <w:tcPr>
-            <w:tcW w:w="4675" w:type="dxa"/>
-            <w:tcBorders>
-              <w:top w:val="single" w:color="auto" w:sz="4" w:space="0"/>
-              <w:left w:val="single" w:color="auto" w:sz="4" w:space="0"/>
-              <w:bottom w:val="single" w:color="auto" w:sz="4" w:space="0"/>
-              <w:right w:val="single" w:color="auto" w:sz="4" w:space="0"/>
-            </w:tcBorders>
-          </w:tcPr>
-          <w:p>
-            <w:r>
-              <w:t>Người dùng với vai trò là quản lý có thể sử dụng chức năng xóa khách hàng để xóa một khách hàng ra khỏi CSDL.</w:t>
-            </w:r>
-          </w:p>
-        </w:tc>
-      </w:tr>
-      <w:tr>
-        <w:tblPrEx>
-          <w:tblBorders>
-            <w:top w:val="single" w:color="auto" w:sz="4" w:space="0"/>
-            <w:left w:val="single" w:color="auto" w:sz="4" w:space="0"/>
-            <w:bottom w:val="single" w:color="auto" w:sz="4" w:space="0"/>
-            <w:right w:val="single" w:color="auto" w:sz="4" w:space="0"/>
-            <w:insideH w:val="single" w:color="auto" w:sz="4" w:space="0"/>
-            <w:insideV w:val="single" w:color="auto" w:sz="4" w:space="0"/>
-          </w:tblBorders>
-          <w:tblCellMar>
-            <w:top w:w="0" w:type="dxa"/>
-            <w:left w:w="108" w:type="dxa"/>
-            <w:bottom w:w="0" w:type="dxa"/>
-            <w:right w:w="108" w:type="dxa"/>
-          </w:tblCellMar>
-        </w:tblPrEx>
-        <w:tc>
-          <w:tcPr>
-            <w:tcW w:w="4675" w:type="dxa"/>
-            <w:tcBorders>
-              <w:top w:val="single" w:color="auto" w:sz="4" w:space="0"/>
-              <w:left w:val="single" w:color="auto" w:sz="4" w:space="0"/>
-              <w:bottom w:val="single" w:color="auto" w:sz="4" w:space="0"/>
-              <w:right w:val="single" w:color="auto" w:sz="4" w:space="0"/>
-            </w:tcBorders>
-          </w:tcPr>
-          <w:p>
-            <w:r>
-              <w:t>Điều kiện tiên quyết</w:t>
-            </w:r>
-          </w:p>
-        </w:tc>
-        <w:tc>
-          <w:tcPr>
-            <w:tcW w:w="4675" w:type="dxa"/>
-            <w:tcBorders>
-              <w:top w:val="single" w:color="auto" w:sz="4" w:space="0"/>
-              <w:left w:val="single" w:color="auto" w:sz="4" w:space="0"/>
-              <w:bottom w:val="single" w:color="auto" w:sz="4" w:space="0"/>
-              <w:right w:val="single" w:color="auto" w:sz="4" w:space="0"/>
-            </w:tcBorders>
-          </w:tcPr>
-          <w:p>
-            <w:r>
-              <w:t>Đăng nhập thành công.</w:t>
-            </w:r>
-          </w:p>
-        </w:tc>
-      </w:tr>
-      <w:tr>
-        <w:tblPrEx>
-          <w:tblBorders>
-            <w:top w:val="single" w:color="auto" w:sz="4" w:space="0"/>
-            <w:left w:val="single" w:color="auto" w:sz="4" w:space="0"/>
-            <w:bottom w:val="single" w:color="auto" w:sz="4" w:space="0"/>
-            <w:right w:val="single" w:color="auto" w:sz="4" w:space="0"/>
-            <w:insideH w:val="single" w:color="auto" w:sz="4" w:space="0"/>
-            <w:insideV w:val="single" w:color="auto" w:sz="4" w:space="0"/>
-          </w:tblBorders>
-          <w:tblCellMar>
-            <w:top w:w="0" w:type="dxa"/>
-            <w:left w:w="108" w:type="dxa"/>
-            <w:bottom w:w="0" w:type="dxa"/>
-            <w:right w:w="108" w:type="dxa"/>
-          </w:tblCellMar>
-        </w:tblPrEx>
-        <w:tc>
-          <w:tcPr>
-            <w:tcW w:w="4675" w:type="dxa"/>
-            <w:tcBorders>
-              <w:top w:val="single" w:color="auto" w:sz="4" w:space="0"/>
-              <w:left w:val="single" w:color="auto" w:sz="4" w:space="0"/>
-              <w:bottom w:val="single" w:color="auto" w:sz="4" w:space="0"/>
-              <w:right w:val="single" w:color="auto" w:sz="4" w:space="0"/>
-            </w:tcBorders>
-          </w:tcPr>
-          <w:p>
-            <w:r>
-              <w:t>Kết quả</w:t>
-            </w:r>
-          </w:p>
-        </w:tc>
-        <w:tc>
-          <w:tcPr>
-            <w:tcW w:w="4675" w:type="dxa"/>
-            <w:tcBorders>
-              <w:top w:val="single" w:color="auto" w:sz="4" w:space="0"/>
-              <w:left w:val="single" w:color="auto" w:sz="4" w:space="0"/>
-              <w:bottom w:val="single" w:color="auto" w:sz="4" w:space="0"/>
-              <w:right w:val="single" w:color="auto" w:sz="4" w:space="0"/>
-            </w:tcBorders>
-          </w:tcPr>
-          <w:p>
-            <w:r>
-              <w:t>Xóa đi một khách hàng ra khỏi CSDL.</w:t>
-            </w:r>
-          </w:p>
-        </w:tc>
-      </w:tr>
-      <w:tr>
-        <w:tblPrEx>
-          <w:tblBorders>
-            <w:top w:val="single" w:color="auto" w:sz="4" w:space="0"/>
-            <w:left w:val="single" w:color="auto" w:sz="4" w:space="0"/>
-            <w:bottom w:val="single" w:color="auto" w:sz="4" w:space="0"/>
-            <w:right w:val="single" w:color="auto" w:sz="4" w:space="0"/>
-            <w:insideH w:val="single" w:color="auto" w:sz="4" w:space="0"/>
-            <w:insideV w:val="single" w:color="auto" w:sz="4" w:space="0"/>
-          </w:tblBorders>
-          <w:tblCellMar>
-            <w:top w:w="0" w:type="dxa"/>
-            <w:left w:w="108" w:type="dxa"/>
-            <w:bottom w:w="0" w:type="dxa"/>
-            <w:right w:w="108" w:type="dxa"/>
-          </w:tblCellMar>
-        </w:tblPrEx>
-        <w:tc>
-          <w:tcPr>
-            <w:tcW w:w="4675" w:type="dxa"/>
-            <w:tcBorders>
-              <w:top w:val="single" w:color="auto" w:sz="4" w:space="0"/>
-              <w:left w:val="single" w:color="auto" w:sz="4" w:space="0"/>
-              <w:bottom w:val="single" w:color="auto" w:sz="4" w:space="0"/>
-              <w:right w:val="single" w:color="auto" w:sz="4" w:space="0"/>
-            </w:tcBorders>
-          </w:tcPr>
-          <w:p>
-            <w:r>
-              <w:t>Kịch bản chính</w:t>
-            </w:r>
-          </w:p>
-        </w:tc>
-        <w:tc>
-          <w:tcPr>
-            <w:tcW w:w="4675" w:type="dxa"/>
-            <w:tcBorders>
-              <w:top w:val="single" w:color="auto" w:sz="4" w:space="0"/>
-              <w:left w:val="single" w:color="auto" w:sz="4" w:space="0"/>
-              <w:bottom w:val="single" w:color="auto" w:sz="4" w:space="0"/>
-              <w:right w:val="single" w:color="auto" w:sz="4" w:space="0"/>
-            </w:tcBorders>
-          </w:tcPr>
-          <w:p>
-            <w:pPr>
-              <w:pStyle w:val="42"/>
-              <w:numPr>
-                <w:ilvl w:val="0"/>
-                <w:numId w:val="4"/>
-              </w:numPr>
-            </w:pPr>
-            <w:r>
-              <w:t>Người dùng tra cứu thông tin của khách hàng cần xóa (mô tả UC_TraCuuThongTinKH).</w:t>
-            </w:r>
-          </w:p>
-          <w:p>
-            <w:pPr>
-              <w:pStyle w:val="42"/>
-              <w:numPr>
-                <w:ilvl w:val="0"/>
-                <w:numId w:val="4"/>
-              </w:numPr>
-            </w:pPr>
-            <w:r>
-              <w:t xml:space="preserve">Nếu không có thông tin của khách hàng thì hệ thống thông báo không tìm thấy thông tin khách hàng phù hợp. </w:t>
-            </w:r>
-          </w:p>
-          <w:p>
-            <w:pPr>
-              <w:pStyle w:val="42"/>
-              <w:numPr>
-                <w:ilvl w:val="0"/>
-                <w:numId w:val="4"/>
-              </w:numPr>
-            </w:pPr>
-            <w:r>
-              <w:t>Nếu có thì hệ thống sẽ xóa khách hàng ra khỏi hệ thống và thông báo đã xóa thành công.</w:t>
-            </w:r>
-          </w:p>
-        </w:tc>
-      </w:tr>
-      <w:tr>
-        <w:tblPrEx>
-          <w:tblBorders>
-            <w:top w:val="single" w:color="auto" w:sz="4" w:space="0"/>
-            <w:left w:val="single" w:color="auto" w:sz="4" w:space="0"/>
-            <w:bottom w:val="single" w:color="auto" w:sz="4" w:space="0"/>
-            <w:right w:val="single" w:color="auto" w:sz="4" w:space="0"/>
-            <w:insideH w:val="single" w:color="auto" w:sz="4" w:space="0"/>
-            <w:insideV w:val="single" w:color="auto" w:sz="4" w:space="0"/>
-          </w:tblBorders>
-          <w:tblCellMar>
-            <w:top w:w="0" w:type="dxa"/>
-            <w:left w:w="108" w:type="dxa"/>
-            <w:bottom w:w="0" w:type="dxa"/>
-            <w:right w:w="108" w:type="dxa"/>
-          </w:tblCellMar>
-        </w:tblPrEx>
-        <w:tc>
-          <w:tcPr>
-            <w:tcW w:w="4675" w:type="dxa"/>
-            <w:tcBorders>
-              <w:top w:val="single" w:color="auto" w:sz="4" w:space="0"/>
-              <w:left w:val="single" w:color="auto" w:sz="4" w:space="0"/>
-              <w:bottom w:val="single" w:color="auto" w:sz="4" w:space="0"/>
-              <w:right w:val="single" w:color="auto" w:sz="4" w:space="0"/>
-            </w:tcBorders>
-          </w:tcPr>
-          <w:p>
-            <w:r>
-              <w:t>Kịch bản phụ</w:t>
-            </w:r>
-          </w:p>
-        </w:tc>
-        <w:tc>
-          <w:tcPr>
-            <w:tcW w:w="4675" w:type="dxa"/>
-            <w:tcBorders>
-              <w:top w:val="single" w:color="auto" w:sz="4" w:space="0"/>
-              <w:left w:val="single" w:color="auto" w:sz="4" w:space="0"/>
-              <w:bottom w:val="single" w:color="auto" w:sz="4" w:space="0"/>
-              <w:right w:val="single" w:color="auto" w:sz="4" w:space="0"/>
-            </w:tcBorders>
-          </w:tcPr>
-          <w:p/>
-        </w:tc>
-      </w:tr>
-    </w:tbl>
-    <w:p/>
-    <w:p>
-      <w:pPr>
-        <w:pStyle w:val="4"/>
-      </w:pPr>
-      <w:r>
-        <w:t>Bảng mô tả chức năng cập nhật thông tin khách hàng</w:t>
       </w:r>
     </w:p>
     <w:tbl>
@@ -6658,7 +5743,7 @@
           </w:tcPr>
           <w:p>
             <w:r>
-              <w:t>UC_CapNhatThongTinKH</w:t>
+              <w:t>UC_ThemKhachHang</w:t>
             </w:r>
           </w:p>
         </w:tc>
@@ -6708,7 +5793,7 @@
           </w:tcPr>
           <w:p>
             <w:r>
-              <w:t>Cập nhật thông tin khách hàng</w:t>
+              <w:t>Thêm khách hàng</w:t>
             </w:r>
           </w:p>
         </w:tc>
@@ -6758,7 +5843,7 @@
           </w:tcPr>
           <w:p>
             <w:r>
-              <w:t>Quản lý</w:t>
+              <w:t>Quản lý, nhân viên</w:t>
             </w:r>
           </w:p>
         </w:tc>
@@ -6808,7 +5893,7 @@
           </w:tcPr>
           <w:p>
             <w:r>
-              <w:t>Người dùng với vai trò quản lý có thể sử dụng chức năng cập nhật thông tin khách hàng để cập nhật lại thông tin khách hàng khi cần thiết.</w:t>
+              <w:t>Người dùng sử dụng chức năng thêm khách hàng để thêm khách hàng mới vào hệ thống.</w:t>
             </w:r>
           </w:p>
         </w:tc>
@@ -6908,7 +5993,7 @@
           </w:tcPr>
           <w:p>
             <w:r>
-              <w:t>Thông tin của khách hàng trong CSDL được chỉnh sửa phù hợp.</w:t>
+              <w:t>Danh sách khách hàng có thêm khách hàng mới.</w:t>
             </w:r>
           </w:p>
         </w:tc>
@@ -6965,7 +6050,7 @@
               </w:numPr>
             </w:pPr>
             <w:r>
-              <w:t>Người dùng tra cứu thông tin của khách hàng cần cập nhật thông tin (mô tả UC_TraCuuThongTinKH).</w:t>
+              <w:t>Người dùng nhập các thông tin cần thiết của khách hàng mới.</w:t>
             </w:r>
           </w:p>
           <w:p>
@@ -6977,7 +6062,7 @@
               </w:numPr>
             </w:pPr>
             <w:r>
-              <w:t>Nếu không có thông tin của khách hàng cần cập nhật thì thông báo không tìm thấy thông tin khách hàng phù hợp.</w:t>
+              <w:t>Nếu thông tin của khách hàng mới chưa hợp lệ thì hệ thống yêu cầu nhập lại.</w:t>
             </w:r>
           </w:p>
           <w:p>
@@ -6989,19 +6074,7 @@
               </w:numPr>
             </w:pPr>
             <w:r>
-              <w:t>Nếu có thông tin phù hợp thì yêu cầu yêu cầu người dùng nhập thông tin cần thay đổi.</w:t>
-            </w:r>
-          </w:p>
-          <w:p>
-            <w:pPr>
-              <w:pStyle w:val="42"/>
-              <w:numPr>
-                <w:ilvl w:val="0"/>
-                <w:numId w:val="4"/>
-              </w:numPr>
-            </w:pPr>
-            <w:r>
-              <w:t>Hệ thống sẽ kiểm tra nếu thông tin cần thay đổi phù hợp thì sẽ thông báo thay đổi thông tin thành công. Ngược lại, nếu thông tin không phù hợp thì sẽ thông báo thông tin không phù hợp và yêu cầu nhập lại thông tin.</w:t>
+              <w:t>Nếu thông tin hợp lệ thì người dùng xác nhận thêm một khách hàng mới vào CSDL và quay trở lại màn hình chức năng quản lý khách hàng.</w:t>
             </w:r>
           </w:p>
         </w:tc>
@@ -7059,7 +6132,7 @@
         <w:pStyle w:val="4"/>
       </w:pPr>
       <w:r>
-        <w:t>Bảng mô tả chức năng tra cứu thông tin khách hàng</w:t>
+        <w:t>Bảng mô tả chức năng xóa khách hàng</w:t>
       </w:r>
     </w:p>
     <w:tbl>
@@ -7132,7 +6205,7 @@
           </w:tcPr>
           <w:p>
             <w:r>
-              <w:t>UC_TraCuuThongTinKH</w:t>
+              <w:t>UC_XoaKhachHang</w:t>
             </w:r>
           </w:p>
         </w:tc>
@@ -7182,7 +6255,7 @@
           </w:tcPr>
           <w:p>
             <w:r>
-              <w:t>Tra cứu thông tin khách hàng</w:t>
+              <w:t>Xóa khách hàng</w:t>
             </w:r>
           </w:p>
         </w:tc>
@@ -7232,7 +6305,7 @@
           </w:tcPr>
           <w:p>
             <w:r>
-              <w:t>Quản lý, nhân viên</w:t>
+              <w:t>Quản lý</w:t>
             </w:r>
           </w:p>
         </w:tc>
@@ -7282,7 +6355,7 @@
           </w:tcPr>
           <w:p>
             <w:r>
-              <w:t>Người dùng với vai trò quản lý, nhân viên có thể sử dụng chức năng tra cứu thông tin khách hàng.</w:t>
+              <w:t>Người dùng với vai trò là quản lý có thể sử dụng chức năng xóa khách hàng để xóa một khách hàng ra khỏi CSDL.</w:t>
             </w:r>
           </w:p>
         </w:tc>
@@ -7382,7 +6455,7 @@
           </w:tcPr>
           <w:p>
             <w:r>
-              <w:t>Hệ thống hiển thị ra những khách hàng phù hợp với thông tin mà người dùng cung cấp.</w:t>
+              <w:t>Xóa đi một khách hàng ra khỏi CSDL.</w:t>
             </w:r>
           </w:p>
         </w:tc>
@@ -7439,7 +6512,31 @@
               </w:numPr>
             </w:pPr>
             <w:r>
-              <w:t xml:space="preserve">Người dùng nhập thông tin khách hàng cần tra cứu. Nếu có thông tin khách hàng trùng khớp thì hệ thống sẽ trả về danh sách khách hàng phù hợp với các thông tin mà người dùng cung cấp. Ngược lại, nếu như không tìm thấy thì hệ thống sẽ thông báo không tìm thấy thông tin khách hàng phù hợp và yêu cầu người dùng nhập lại thông tin. </w:t>
+              <w:t>Người dùng tra cứu thông tin của khách hàng cần xóa (mô tả UC_TraCuuThongTinKH).</w:t>
+            </w:r>
+          </w:p>
+          <w:p>
+            <w:pPr>
+              <w:pStyle w:val="42"/>
+              <w:numPr>
+                <w:ilvl w:val="0"/>
+                <w:numId w:val="4"/>
+              </w:numPr>
+            </w:pPr>
+            <w:r>
+              <w:t xml:space="preserve">Nếu không có thông tin của khách hàng thì hệ thống thông báo không tìm thấy thông tin khách hàng phù hợp. </w:t>
+            </w:r>
+          </w:p>
+          <w:p>
+            <w:pPr>
+              <w:pStyle w:val="42"/>
+              <w:numPr>
+                <w:ilvl w:val="0"/>
+                <w:numId w:val="4"/>
+              </w:numPr>
+            </w:pPr>
+            <w:r>
+              <w:t>Nếu có thì hệ thống sẽ xóa khách hàng ra khỏi hệ thống và thông báo đã xóa thành công.</w:t>
             </w:r>
           </w:p>
         </w:tc>
@@ -7497,7 +6594,7 @@
         <w:pStyle w:val="4"/>
       </w:pPr>
       <w:r>
-        <w:t>Bảng mô tả Use case quản lý sản phẩm</w:t>
+        <w:t>Bảng mô tả chức năng cập nhật thông tin khách hàng</w:t>
       </w:r>
     </w:p>
     <w:tbl>
@@ -7570,7 +6667,7 @@
           </w:tcPr>
           <w:p>
             <w:r>
-              <w:t>UC_QuanLySanPham</w:t>
+              <w:t>UC_CapNhatThongTinKH</w:t>
             </w:r>
           </w:p>
         </w:tc>
@@ -7620,7 +6717,7 @@
           </w:tcPr>
           <w:p>
             <w:r>
-              <w:t>Quản lý sản phẩm</w:t>
+              <w:t>Cập nhật thông tin khách hàng</w:t>
             </w:r>
           </w:p>
         </w:tc>
@@ -7670,7 +6767,7 @@
           </w:tcPr>
           <w:p>
             <w:r>
-              <w:t>Quản lý, nhân viên</w:t>
+              <w:t>Quản lý</w:t>
             </w:r>
           </w:p>
         </w:tc>
@@ -7720,7 +6817,7 @@
           </w:tcPr>
           <w:p>
             <w:r>
-              <w:t>Người quản lý và nhân viên có thể thêm, xóa, sửa sản phẩm để phục vụ cho các tác vụ cần thiết.</w:t>
+              <w:t>Người dùng với vai trò quản lý có thể sử dụng chức năng cập nhật thông tin khách hàng để cập nhật lại thông tin khách hàng khi cần thiết.</w:t>
             </w:r>
           </w:p>
         </w:tc>
@@ -7820,7 +6917,7 @@
           </w:tcPr>
           <w:p>
             <w:r>
-              <w:t>Có thể quản lý danh mục sản phẩm với các chức năng thêm, xóa, cập nhật thông tin sản phẩm, tra cứu danh mục sản phẩm.</w:t>
+              <w:t>Thông tin của khách hàng trong CSDL được chỉnh sửa phù hợp.</w:t>
             </w:r>
           </w:p>
         </w:tc>
@@ -7877,7 +6974,7 @@
               </w:numPr>
             </w:pPr>
             <w:r>
-              <w:t>Quản lý, nhân viên chọn chức năng quản lý sản phẩm, hệ thống sẽ kiểm tra người dùng với vai trò là quản lý hoặc nhân viên đã đăng nhập với vai trò là admin hay chưa, nếu chưa thì hệ thống sẽ thông báo yêu cầu đăng nhập và từ chối truy cập vào các chức năng quản lý sản phẩm và yêu cầu người dùng đăng nhập đúng tài khoản admin.</w:t>
+              <w:t>Người dùng tra cứu thông tin của khách hàng cần cập nhật thông tin (mô tả UC_TraCuuThongTinKH).</w:t>
             </w:r>
           </w:p>
           <w:p>
@@ -7889,54 +6986,33 @@
               </w:numPr>
             </w:pPr>
             <w:r>
-              <w:t>Nếu đã đăng nhập thành công, hệ thống sẽ chuyển đến giao diện cho phép người dùng lựa chọn các tương tác sau:</w:t>
+              <w:t>Nếu không có thông tin của khách hàng cần cập nhật thì thông báo không tìm thấy thông tin khách hàng phù hợp.</w:t>
             </w:r>
           </w:p>
           <w:p>
             <w:pPr>
               <w:pStyle w:val="42"/>
-            </w:pPr>
-            <w:r>
-              <w:tab/>
-            </w:r>
-            <w:r>
-              <w:t>+ Thêm sản phẩm (mô tả UC_ThemSanPham).</w:t>
+              <w:numPr>
+                <w:ilvl w:val="0"/>
+                <w:numId w:val="4"/>
+              </w:numPr>
+            </w:pPr>
+            <w:r>
+              <w:t>Nếu có thông tin phù hợp thì yêu cầu yêu cầu người dùng nhập thông tin cần thay đổi.</w:t>
             </w:r>
           </w:p>
           <w:p>
             <w:pPr>
               <w:pStyle w:val="42"/>
-            </w:pPr>
-            <w:r>
-              <w:tab/>
-            </w:r>
-            <w:r>
-              <w:t>+ Xóa sản phẩm (mô tả UC_XoaSanPham).</w:t>
-            </w:r>
-          </w:p>
-          <w:p>
-            <w:pPr>
-              <w:pStyle w:val="42"/>
-            </w:pPr>
-            <w:r>
-              <w:tab/>
-            </w:r>
-            <w:r>
-              <w:t>+ Cập nhật thông tin sản phẩm (mô tả UC_CapNhatThongTinSP).</w:t>
-            </w:r>
-          </w:p>
-          <w:p>
-            <w:pPr>
-              <w:pStyle w:val="42"/>
-            </w:pPr>
-            <w:r>
-              <w:tab/>
-            </w:r>
-            <w:r>
-              <w:t>+Tra cứu thông tin sản phẩm (mô tả UC_TraCuuThongTinSP).</w:t>
-            </w:r>
-          </w:p>
-          <w:p/>
+              <w:numPr>
+                <w:ilvl w:val="0"/>
+                <w:numId w:val="4"/>
+              </w:numPr>
+            </w:pPr>
+            <w:r>
+              <w:t>Hệ thống sẽ kiểm tra nếu thông tin cần thay đổi phù hợp thì sẽ thông báo thay đổi thông tin thành công. Ngược lại, nếu thông tin không phù hợp thì sẽ thông báo thông tin không phù hợp và yêu cầu nhập lại thông tin.</w:t>
+            </w:r>
+          </w:p>
         </w:tc>
       </w:tr>
       <w:tr>
@@ -7992,463 +7068,7 @@
         <w:pStyle w:val="4"/>
       </w:pPr>
       <w:r>
-        <w:t>Bảng mô tả chức năng thêm sản phẩm</w:t>
-      </w:r>
-    </w:p>
-    <w:tbl>
-      <w:tblPr>
-        <w:tblStyle w:val="19"/>
-        <w:tblW w:w="0" w:type="auto"/>
-        <w:tblInd w:w="0" w:type="dxa"/>
-        <w:tblBorders>
-          <w:top w:val="single" w:color="auto" w:sz="4" w:space="0"/>
-          <w:left w:val="single" w:color="auto" w:sz="4" w:space="0"/>
-          <w:bottom w:val="single" w:color="auto" w:sz="4" w:space="0"/>
-          <w:right w:val="single" w:color="auto" w:sz="4" w:space="0"/>
-          <w:insideH w:val="single" w:color="auto" w:sz="4" w:space="0"/>
-          <w:insideV w:val="single" w:color="auto" w:sz="4" w:space="0"/>
-        </w:tblBorders>
-        <w:tblLayout w:type="autofit"/>
-        <w:tblCellMar>
-          <w:top w:w="0" w:type="dxa"/>
-          <w:left w:w="108" w:type="dxa"/>
-          <w:bottom w:w="0" w:type="dxa"/>
-          <w:right w:w="108" w:type="dxa"/>
-        </w:tblCellMar>
-      </w:tblPr>
-      <w:tblGrid>
-        <w:gridCol w:w="4675"/>
-        <w:gridCol w:w="4675"/>
-      </w:tblGrid>
-      <w:tr>
-        <w:tblPrEx>
-          <w:tblBorders>
-            <w:top w:val="single" w:color="auto" w:sz="4" w:space="0"/>
-            <w:left w:val="single" w:color="auto" w:sz="4" w:space="0"/>
-            <w:bottom w:val="single" w:color="auto" w:sz="4" w:space="0"/>
-            <w:right w:val="single" w:color="auto" w:sz="4" w:space="0"/>
-            <w:insideH w:val="single" w:color="auto" w:sz="4" w:space="0"/>
-            <w:insideV w:val="single" w:color="auto" w:sz="4" w:space="0"/>
-          </w:tblBorders>
-        </w:tblPrEx>
-        <w:tc>
-          <w:tcPr>
-            <w:tcW w:w="4675" w:type="dxa"/>
-            <w:tcBorders>
-              <w:top w:val="single" w:color="auto" w:sz="4" w:space="0"/>
-              <w:left w:val="single" w:color="auto" w:sz="4" w:space="0"/>
-              <w:bottom w:val="single" w:color="auto" w:sz="4" w:space="0"/>
-              <w:right w:val="single" w:color="auto" w:sz="4" w:space="0"/>
-            </w:tcBorders>
-          </w:tcPr>
-          <w:p>
-            <w:r>
-              <w:t>Use case ID</w:t>
-            </w:r>
-          </w:p>
-        </w:tc>
-        <w:tc>
-          <w:tcPr>
-            <w:tcW w:w="4675" w:type="dxa"/>
-            <w:tcBorders>
-              <w:top w:val="single" w:color="auto" w:sz="4" w:space="0"/>
-              <w:left w:val="single" w:color="auto" w:sz="4" w:space="0"/>
-              <w:bottom w:val="single" w:color="auto" w:sz="4" w:space="0"/>
-              <w:right w:val="single" w:color="auto" w:sz="4" w:space="0"/>
-            </w:tcBorders>
-          </w:tcPr>
-          <w:p>
-            <w:r>
-              <w:t>UC_ThemSanPham</w:t>
-            </w:r>
-          </w:p>
-        </w:tc>
-      </w:tr>
-      <w:tr>
-        <w:tblPrEx>
-          <w:tblBorders>
-            <w:top w:val="single" w:color="auto" w:sz="4" w:space="0"/>
-            <w:left w:val="single" w:color="auto" w:sz="4" w:space="0"/>
-            <w:bottom w:val="single" w:color="auto" w:sz="4" w:space="0"/>
-            <w:right w:val="single" w:color="auto" w:sz="4" w:space="0"/>
-            <w:insideH w:val="single" w:color="auto" w:sz="4" w:space="0"/>
-            <w:insideV w:val="single" w:color="auto" w:sz="4" w:space="0"/>
-          </w:tblBorders>
-          <w:tblCellMar>
-            <w:top w:w="0" w:type="dxa"/>
-            <w:left w:w="108" w:type="dxa"/>
-            <w:bottom w:w="0" w:type="dxa"/>
-            <w:right w:w="108" w:type="dxa"/>
-          </w:tblCellMar>
-        </w:tblPrEx>
-        <w:tc>
-          <w:tcPr>
-            <w:tcW w:w="4675" w:type="dxa"/>
-            <w:tcBorders>
-              <w:top w:val="single" w:color="auto" w:sz="4" w:space="0"/>
-              <w:left w:val="single" w:color="auto" w:sz="4" w:space="0"/>
-              <w:bottom w:val="single" w:color="auto" w:sz="4" w:space="0"/>
-              <w:right w:val="single" w:color="auto" w:sz="4" w:space="0"/>
-            </w:tcBorders>
-          </w:tcPr>
-          <w:p>
-            <w:r>
-              <w:t>Tên Use case</w:t>
-            </w:r>
-          </w:p>
-        </w:tc>
-        <w:tc>
-          <w:tcPr>
-            <w:tcW w:w="4675" w:type="dxa"/>
-            <w:tcBorders>
-              <w:top w:val="single" w:color="auto" w:sz="4" w:space="0"/>
-              <w:left w:val="single" w:color="auto" w:sz="4" w:space="0"/>
-              <w:bottom w:val="single" w:color="auto" w:sz="4" w:space="0"/>
-              <w:right w:val="single" w:color="auto" w:sz="4" w:space="0"/>
-            </w:tcBorders>
-          </w:tcPr>
-          <w:p>
-            <w:r>
-              <w:t>Thêm sản phẩm</w:t>
-            </w:r>
-          </w:p>
-        </w:tc>
-      </w:tr>
-      <w:tr>
-        <w:tblPrEx>
-          <w:tblBorders>
-            <w:top w:val="single" w:color="auto" w:sz="4" w:space="0"/>
-            <w:left w:val="single" w:color="auto" w:sz="4" w:space="0"/>
-            <w:bottom w:val="single" w:color="auto" w:sz="4" w:space="0"/>
-            <w:right w:val="single" w:color="auto" w:sz="4" w:space="0"/>
-            <w:insideH w:val="single" w:color="auto" w:sz="4" w:space="0"/>
-            <w:insideV w:val="single" w:color="auto" w:sz="4" w:space="0"/>
-          </w:tblBorders>
-          <w:tblCellMar>
-            <w:top w:w="0" w:type="dxa"/>
-            <w:left w:w="108" w:type="dxa"/>
-            <w:bottom w:w="0" w:type="dxa"/>
-            <w:right w:w="108" w:type="dxa"/>
-          </w:tblCellMar>
-        </w:tblPrEx>
-        <w:tc>
-          <w:tcPr>
-            <w:tcW w:w="4675" w:type="dxa"/>
-            <w:tcBorders>
-              <w:top w:val="single" w:color="auto" w:sz="4" w:space="0"/>
-              <w:left w:val="single" w:color="auto" w:sz="4" w:space="0"/>
-              <w:bottom w:val="single" w:color="auto" w:sz="4" w:space="0"/>
-              <w:right w:val="single" w:color="auto" w:sz="4" w:space="0"/>
-            </w:tcBorders>
-          </w:tcPr>
-          <w:p>
-            <w:r>
-              <w:t>Tác nhân</w:t>
-            </w:r>
-          </w:p>
-        </w:tc>
-        <w:tc>
-          <w:tcPr>
-            <w:tcW w:w="4675" w:type="dxa"/>
-            <w:tcBorders>
-              <w:top w:val="single" w:color="auto" w:sz="4" w:space="0"/>
-              <w:left w:val="single" w:color="auto" w:sz="4" w:space="0"/>
-              <w:bottom w:val="single" w:color="auto" w:sz="4" w:space="0"/>
-              <w:right w:val="single" w:color="auto" w:sz="4" w:space="0"/>
-            </w:tcBorders>
-          </w:tcPr>
-          <w:p>
-            <w:r>
-              <w:t>Quản lý, nhân viên</w:t>
-            </w:r>
-          </w:p>
-        </w:tc>
-      </w:tr>
-      <w:tr>
-        <w:tblPrEx>
-          <w:tblBorders>
-            <w:top w:val="single" w:color="auto" w:sz="4" w:space="0"/>
-            <w:left w:val="single" w:color="auto" w:sz="4" w:space="0"/>
-            <w:bottom w:val="single" w:color="auto" w:sz="4" w:space="0"/>
-            <w:right w:val="single" w:color="auto" w:sz="4" w:space="0"/>
-            <w:insideH w:val="single" w:color="auto" w:sz="4" w:space="0"/>
-            <w:insideV w:val="single" w:color="auto" w:sz="4" w:space="0"/>
-          </w:tblBorders>
-          <w:tblCellMar>
-            <w:top w:w="0" w:type="dxa"/>
-            <w:left w:w="108" w:type="dxa"/>
-            <w:bottom w:w="0" w:type="dxa"/>
-            <w:right w:w="108" w:type="dxa"/>
-          </w:tblCellMar>
-        </w:tblPrEx>
-        <w:tc>
-          <w:tcPr>
-            <w:tcW w:w="4675" w:type="dxa"/>
-            <w:tcBorders>
-              <w:top w:val="single" w:color="auto" w:sz="4" w:space="0"/>
-              <w:left w:val="single" w:color="auto" w:sz="4" w:space="0"/>
-              <w:bottom w:val="single" w:color="auto" w:sz="4" w:space="0"/>
-              <w:right w:val="single" w:color="auto" w:sz="4" w:space="0"/>
-            </w:tcBorders>
-          </w:tcPr>
-          <w:p>
-            <w:r>
-              <w:t>Tóm tắt</w:t>
-            </w:r>
-          </w:p>
-        </w:tc>
-        <w:tc>
-          <w:tcPr>
-            <w:tcW w:w="4675" w:type="dxa"/>
-            <w:tcBorders>
-              <w:top w:val="single" w:color="auto" w:sz="4" w:space="0"/>
-              <w:left w:val="single" w:color="auto" w:sz="4" w:space="0"/>
-              <w:bottom w:val="single" w:color="auto" w:sz="4" w:space="0"/>
-              <w:right w:val="single" w:color="auto" w:sz="4" w:space="0"/>
-            </w:tcBorders>
-          </w:tcPr>
-          <w:p>
-            <w:r>
-              <w:t>Người dùng sử dụng chức năng thêm sản phẩm để thêm sản phẩm mới vào hệ thống.</w:t>
-            </w:r>
-          </w:p>
-        </w:tc>
-      </w:tr>
-      <w:tr>
-        <w:tblPrEx>
-          <w:tblBorders>
-            <w:top w:val="single" w:color="auto" w:sz="4" w:space="0"/>
-            <w:left w:val="single" w:color="auto" w:sz="4" w:space="0"/>
-            <w:bottom w:val="single" w:color="auto" w:sz="4" w:space="0"/>
-            <w:right w:val="single" w:color="auto" w:sz="4" w:space="0"/>
-            <w:insideH w:val="single" w:color="auto" w:sz="4" w:space="0"/>
-            <w:insideV w:val="single" w:color="auto" w:sz="4" w:space="0"/>
-          </w:tblBorders>
-          <w:tblCellMar>
-            <w:top w:w="0" w:type="dxa"/>
-            <w:left w:w="108" w:type="dxa"/>
-            <w:bottom w:w="0" w:type="dxa"/>
-            <w:right w:w="108" w:type="dxa"/>
-          </w:tblCellMar>
-        </w:tblPrEx>
-        <w:tc>
-          <w:tcPr>
-            <w:tcW w:w="4675" w:type="dxa"/>
-            <w:tcBorders>
-              <w:top w:val="single" w:color="auto" w:sz="4" w:space="0"/>
-              <w:left w:val="single" w:color="auto" w:sz="4" w:space="0"/>
-              <w:bottom w:val="single" w:color="auto" w:sz="4" w:space="0"/>
-              <w:right w:val="single" w:color="auto" w:sz="4" w:space="0"/>
-            </w:tcBorders>
-          </w:tcPr>
-          <w:p>
-            <w:r>
-              <w:t>Điều kiện tiên quyết</w:t>
-            </w:r>
-          </w:p>
-        </w:tc>
-        <w:tc>
-          <w:tcPr>
-            <w:tcW w:w="4675" w:type="dxa"/>
-            <w:tcBorders>
-              <w:top w:val="single" w:color="auto" w:sz="4" w:space="0"/>
-              <w:left w:val="single" w:color="auto" w:sz="4" w:space="0"/>
-              <w:bottom w:val="single" w:color="auto" w:sz="4" w:space="0"/>
-              <w:right w:val="single" w:color="auto" w:sz="4" w:space="0"/>
-            </w:tcBorders>
-          </w:tcPr>
-          <w:p>
-            <w:r>
-              <w:t>Đăng nhập thành công.</w:t>
-            </w:r>
-          </w:p>
-        </w:tc>
-      </w:tr>
-      <w:tr>
-        <w:tblPrEx>
-          <w:tblBorders>
-            <w:top w:val="single" w:color="auto" w:sz="4" w:space="0"/>
-            <w:left w:val="single" w:color="auto" w:sz="4" w:space="0"/>
-            <w:bottom w:val="single" w:color="auto" w:sz="4" w:space="0"/>
-            <w:right w:val="single" w:color="auto" w:sz="4" w:space="0"/>
-            <w:insideH w:val="single" w:color="auto" w:sz="4" w:space="0"/>
-            <w:insideV w:val="single" w:color="auto" w:sz="4" w:space="0"/>
-          </w:tblBorders>
-          <w:tblCellMar>
-            <w:top w:w="0" w:type="dxa"/>
-            <w:left w:w="108" w:type="dxa"/>
-            <w:bottom w:w="0" w:type="dxa"/>
-            <w:right w:w="108" w:type="dxa"/>
-          </w:tblCellMar>
-        </w:tblPrEx>
-        <w:tc>
-          <w:tcPr>
-            <w:tcW w:w="4675" w:type="dxa"/>
-            <w:tcBorders>
-              <w:top w:val="single" w:color="auto" w:sz="4" w:space="0"/>
-              <w:left w:val="single" w:color="auto" w:sz="4" w:space="0"/>
-              <w:bottom w:val="single" w:color="auto" w:sz="4" w:space="0"/>
-              <w:right w:val="single" w:color="auto" w:sz="4" w:space="0"/>
-            </w:tcBorders>
-          </w:tcPr>
-          <w:p>
-            <w:r>
-              <w:t>Kết quả</w:t>
-            </w:r>
-          </w:p>
-        </w:tc>
-        <w:tc>
-          <w:tcPr>
-            <w:tcW w:w="4675" w:type="dxa"/>
-            <w:tcBorders>
-              <w:top w:val="single" w:color="auto" w:sz="4" w:space="0"/>
-              <w:left w:val="single" w:color="auto" w:sz="4" w:space="0"/>
-              <w:bottom w:val="single" w:color="auto" w:sz="4" w:space="0"/>
-              <w:right w:val="single" w:color="auto" w:sz="4" w:space="0"/>
-            </w:tcBorders>
-          </w:tcPr>
-          <w:p>
-            <w:r>
-              <w:t>Danh mục sản phẩm có sản phẩm mới.</w:t>
-            </w:r>
-          </w:p>
-        </w:tc>
-      </w:tr>
-      <w:tr>
-        <w:tblPrEx>
-          <w:tblBorders>
-            <w:top w:val="single" w:color="auto" w:sz="4" w:space="0"/>
-            <w:left w:val="single" w:color="auto" w:sz="4" w:space="0"/>
-            <w:bottom w:val="single" w:color="auto" w:sz="4" w:space="0"/>
-            <w:right w:val="single" w:color="auto" w:sz="4" w:space="0"/>
-            <w:insideH w:val="single" w:color="auto" w:sz="4" w:space="0"/>
-            <w:insideV w:val="single" w:color="auto" w:sz="4" w:space="0"/>
-          </w:tblBorders>
-          <w:tblCellMar>
-            <w:top w:w="0" w:type="dxa"/>
-            <w:left w:w="108" w:type="dxa"/>
-            <w:bottom w:w="0" w:type="dxa"/>
-            <w:right w:w="108" w:type="dxa"/>
-          </w:tblCellMar>
-        </w:tblPrEx>
-        <w:tc>
-          <w:tcPr>
-            <w:tcW w:w="4675" w:type="dxa"/>
-            <w:tcBorders>
-              <w:top w:val="single" w:color="auto" w:sz="4" w:space="0"/>
-              <w:left w:val="single" w:color="auto" w:sz="4" w:space="0"/>
-              <w:bottom w:val="single" w:color="auto" w:sz="4" w:space="0"/>
-              <w:right w:val="single" w:color="auto" w:sz="4" w:space="0"/>
-            </w:tcBorders>
-          </w:tcPr>
-          <w:p>
-            <w:r>
-              <w:t>Kịch bản chính</w:t>
-            </w:r>
-          </w:p>
-        </w:tc>
-        <w:tc>
-          <w:tcPr>
-            <w:tcW w:w="4675" w:type="dxa"/>
-            <w:tcBorders>
-              <w:top w:val="single" w:color="auto" w:sz="4" w:space="0"/>
-              <w:left w:val="single" w:color="auto" w:sz="4" w:space="0"/>
-              <w:bottom w:val="single" w:color="auto" w:sz="4" w:space="0"/>
-              <w:right w:val="single" w:color="auto" w:sz="4" w:space="0"/>
-            </w:tcBorders>
-          </w:tcPr>
-          <w:p>
-            <w:pPr>
-              <w:pStyle w:val="42"/>
-              <w:numPr>
-                <w:ilvl w:val="0"/>
-                <w:numId w:val="4"/>
-              </w:numPr>
-            </w:pPr>
-            <w:r>
-              <w:t>Người dùng nhập các thông tin cần thiết của sản phẩm mới.</w:t>
-            </w:r>
-          </w:p>
-          <w:p>
-            <w:pPr>
-              <w:pStyle w:val="42"/>
-              <w:numPr>
-                <w:ilvl w:val="0"/>
-                <w:numId w:val="4"/>
-              </w:numPr>
-            </w:pPr>
-            <w:r>
-              <w:t>Hệ thống kiểm tra thông tin sản phẫm vừa nhập có hợp lệ hay không. Nếu thông tin chưa phù hợp thì hệ thống yêu cầu nhập lại thông tin.</w:t>
-            </w:r>
-          </w:p>
-          <w:p>
-            <w:pPr>
-              <w:pStyle w:val="42"/>
-              <w:numPr>
-                <w:ilvl w:val="0"/>
-                <w:numId w:val="4"/>
-              </w:numPr>
-            </w:pPr>
-            <w:r>
-              <w:t>Nếu thông tin đã hợp lệ thì người dùng xác nhận thêm sản phẩm mới vào CSDL và quay trở về màn hình chức năng quản lý sản phẩm.</w:t>
-            </w:r>
-          </w:p>
-        </w:tc>
-      </w:tr>
-      <w:tr>
-        <w:tblPrEx>
-          <w:tblBorders>
-            <w:top w:val="single" w:color="auto" w:sz="4" w:space="0"/>
-            <w:left w:val="single" w:color="auto" w:sz="4" w:space="0"/>
-            <w:bottom w:val="single" w:color="auto" w:sz="4" w:space="0"/>
-            <w:right w:val="single" w:color="auto" w:sz="4" w:space="0"/>
-            <w:insideH w:val="single" w:color="auto" w:sz="4" w:space="0"/>
-            <w:insideV w:val="single" w:color="auto" w:sz="4" w:space="0"/>
-          </w:tblBorders>
-          <w:tblCellMar>
-            <w:top w:w="0" w:type="dxa"/>
-            <w:left w:w="108" w:type="dxa"/>
-            <w:bottom w:w="0" w:type="dxa"/>
-            <w:right w:w="108" w:type="dxa"/>
-          </w:tblCellMar>
-        </w:tblPrEx>
-        <w:tc>
-          <w:tcPr>
-            <w:tcW w:w="4675" w:type="dxa"/>
-            <w:tcBorders>
-              <w:top w:val="single" w:color="auto" w:sz="4" w:space="0"/>
-              <w:left w:val="single" w:color="auto" w:sz="4" w:space="0"/>
-              <w:bottom w:val="single" w:color="auto" w:sz="4" w:space="0"/>
-              <w:right w:val="single" w:color="auto" w:sz="4" w:space="0"/>
-            </w:tcBorders>
-          </w:tcPr>
-          <w:p>
-            <w:r>
-              <w:t>Kịch bản phụ</w:t>
-            </w:r>
-          </w:p>
-        </w:tc>
-        <w:tc>
-          <w:tcPr>
-            <w:tcW w:w="4675" w:type="dxa"/>
-            <w:tcBorders>
-              <w:top w:val="single" w:color="auto" w:sz="4" w:space="0"/>
-              <w:left w:val="single" w:color="auto" w:sz="4" w:space="0"/>
-              <w:bottom w:val="single" w:color="auto" w:sz="4" w:space="0"/>
-              <w:right w:val="single" w:color="auto" w:sz="4" w:space="0"/>
-            </w:tcBorders>
-          </w:tcPr>
-          <w:p/>
-        </w:tc>
-      </w:tr>
-    </w:tbl>
-    <w:p/>
-    <w:p>
-      <w:pPr>
-        <w:pStyle w:val="4"/>
-      </w:pPr>
-      <w:r>
-        <w:t>Bảng mô tả chức năng xóa sản phẩm</w:t>
+        <w:t>Bảng mô tả chức năng tra cứu thông tin khách hàng</w:t>
       </w:r>
     </w:p>
     <w:tbl>
@@ -8521,7 +7141,7 @@
           </w:tcPr>
           <w:p>
             <w:r>
-              <w:t>UC_XoaSanPham</w:t>
+              <w:t>UC_TraCuuThongTinKH</w:t>
             </w:r>
           </w:p>
         </w:tc>
@@ -8571,7 +7191,7 @@
           </w:tcPr>
           <w:p>
             <w:r>
-              <w:t>Xóa sản phẩm</w:t>
+              <w:t>Tra cứu thông tin khách hàng</w:t>
             </w:r>
           </w:p>
         </w:tc>
@@ -8671,7 +7291,7 @@
           </w:tcPr>
           <w:p>
             <w:r>
-              <w:t>Người dùng sử dụng chức năng xóa sản phẩm để xóa sản phẩm ra khỏi CSDL.</w:t>
+              <w:t>Người dùng với vai trò quản lý, nhân viên có thể sử dụng chức năng tra cứu thông tin khách hàng.</w:t>
             </w:r>
           </w:p>
         </w:tc>
@@ -8771,7 +7391,7 @@
           </w:tcPr>
           <w:p>
             <w:r>
-              <w:t>Sản phẩm bị xóa ra khỏi CSDL.</w:t>
+              <w:t>Hệ thống hiển thị ra những khách hàng phù hợp với thông tin mà người dùng cung cấp.</w:t>
             </w:r>
           </w:p>
         </w:tc>
@@ -8828,31 +7448,7 @@
               </w:numPr>
             </w:pPr>
             <w:r>
-              <w:t>Người dùng tra cứu thông tin của sản phẩm cần xóa (mô tả UC_TraCuuThongTinSP).</w:t>
-            </w:r>
-          </w:p>
-          <w:p>
-            <w:pPr>
-              <w:pStyle w:val="42"/>
-              <w:numPr>
-                <w:ilvl w:val="0"/>
-                <w:numId w:val="4"/>
-              </w:numPr>
-            </w:pPr>
-            <w:r>
-              <w:t xml:space="preserve">Nếu không có thông tin của sản phẩm thì hệ thống thông báo không tìm thấy thông tin sản phẩm phù hợp. </w:t>
-            </w:r>
-          </w:p>
-          <w:p>
-            <w:pPr>
-              <w:pStyle w:val="42"/>
-              <w:numPr>
-                <w:ilvl w:val="0"/>
-                <w:numId w:val="4"/>
-              </w:numPr>
-            </w:pPr>
-            <w:r>
-              <w:t>Nếu có thì hệ thống sẽ xóa sản phẩm ra khỏi hệ thống và thông báo đã xóa thành công.</w:t>
+              <w:t xml:space="preserve">Người dùng nhập thông tin khách hàng cần tra cứu. Nếu có thông tin khách hàng trùng khớp thì hệ thống sẽ trả về danh sách khách hàng phù hợp với các thông tin mà người dùng cung cấp. Ngược lại, nếu như không tìm thấy thì hệ thống sẽ thông báo không tìm thấy thông tin khách hàng phù hợp và yêu cầu người dùng nhập lại thông tin. </w:t>
             </w:r>
           </w:p>
         </w:tc>
@@ -8907,18 +7503,10 @@
     <w:p/>
     <w:p>
       <w:pPr>
-        <w:spacing w:after="0" w:line="240" w:lineRule="auto"/>
-      </w:pPr>
-      <w:r>
-        <w:br w:type="page"/>
-      </w:r>
-    </w:p>
-    <w:p>
-      <w:pPr>
         <w:pStyle w:val="4"/>
       </w:pPr>
       <w:r>
-        <w:t>Bảng mô tả chức năng cập nhật thông tin sản phẩm</w:t>
+        <w:t>Bảng mô tả Use case quản lý sản phẩm</w:t>
       </w:r>
     </w:p>
     <w:tbl>
@@ -8991,7 +7579,7 @@
           </w:tcPr>
           <w:p>
             <w:r>
-              <w:t>UC_CapNhatThongTinSP</w:t>
+              <w:t>UC_QuanLySanPham</w:t>
             </w:r>
           </w:p>
         </w:tc>
@@ -9041,7 +7629,7 @@
           </w:tcPr>
           <w:p>
             <w:r>
-              <w:t>Cập nhật thông tin sản phẩm</w:t>
+              <w:t>Quản lý sản phẩm</w:t>
             </w:r>
           </w:p>
         </w:tc>
@@ -9141,7 +7729,7 @@
           </w:tcPr>
           <w:p>
             <w:r>
-              <w:t>Người dùng với vai trò quản lý có thể sử dụng chức năng cập nhật thông tin sản phẩm để cập nhật lại thông tin sản phẩm cần thiết.</w:t>
+              <w:t>Người quản lý và nhân viên có thể thêm, xóa, sửa sản phẩm để phục vụ cho các tác vụ cần thiết.</w:t>
             </w:r>
           </w:p>
         </w:tc>
@@ -9241,7 +7829,7 @@
           </w:tcPr>
           <w:p>
             <w:r>
-              <w:t>Thông tin của sản phẩm trong CSDL được chỉnh sửa phù hợp.</w:t>
+              <w:t>Có thể quản lý danh mục sản phẩm với các chức năng thêm, xóa, cập nhật thông tin sản phẩm, tra cứu danh mục sản phẩm.</w:t>
             </w:r>
           </w:p>
         </w:tc>
@@ -9298,7 +7886,7 @@
               </w:numPr>
             </w:pPr>
             <w:r>
-              <w:t>Người dùng tra cứu thông tin củasản phẩm cần cập nhật thông tin (mô tả UC_TraCuuThongTinSP).</w:t>
+              <w:t>Quản lý, nhân viên chọn chức năng quản lý sản phẩm, hệ thống sẽ kiểm tra người dùng với vai trò là quản lý hoặc nhân viên đã đăng nhập với vai trò là admin hay chưa, nếu chưa thì hệ thống sẽ thông báo yêu cầu đăng nhập và từ chối truy cập vào các chức năng quản lý sản phẩm và yêu cầu người dùng đăng nhập đúng tài khoản admin.</w:t>
             </w:r>
           </w:p>
           <w:p>
@@ -9310,33 +7898,54 @@
               </w:numPr>
             </w:pPr>
             <w:r>
-              <w:t>Nếu không có thông tin của sản phẩm cần cập nhật thì thông báo không tìm thấy thông tin sản phẩm phù hợp.</w:t>
+              <w:t>Nếu đã đăng nhập thành công, hệ thống sẽ chuyển đến giao diện cho phép người dùng lựa chọn các tương tác sau:</w:t>
             </w:r>
           </w:p>
           <w:p>
             <w:pPr>
               <w:pStyle w:val="42"/>
-              <w:numPr>
-                <w:ilvl w:val="0"/>
-                <w:numId w:val="4"/>
-              </w:numPr>
-            </w:pPr>
-            <w:r>
-              <w:t>Nếu có thông tin phù hợp thì yêu cầu yêu cầu người dùng nhập thông tin cần thay đổi.</w:t>
+            </w:pPr>
+            <w:r>
+              <w:tab/>
+            </w:r>
+            <w:r>
+              <w:t>+ Thêm sản phẩm (mô tả UC_ThemSanPham).</w:t>
             </w:r>
           </w:p>
           <w:p>
             <w:pPr>
               <w:pStyle w:val="42"/>
-              <w:numPr>
-                <w:ilvl w:val="0"/>
-                <w:numId w:val="4"/>
-              </w:numPr>
-            </w:pPr>
-            <w:r>
-              <w:t>Hệ thống sẽ kiểm tra nếu thông tin cần thay đổi phù hợp thì sẽ thông báo thay đổi thông tin thành công. Ngược lại, nếu thông tin không phù hợp thì sẽ thông báo thông tin không phù hợp và yêu cầu nhập lại thông tin.</w:t>
-            </w:r>
-          </w:p>
+            </w:pPr>
+            <w:r>
+              <w:tab/>
+            </w:r>
+            <w:r>
+              <w:t>+ Xóa sản phẩm (mô tả UC_XoaSanPham).</w:t>
+            </w:r>
+          </w:p>
+          <w:p>
+            <w:pPr>
+              <w:pStyle w:val="42"/>
+            </w:pPr>
+            <w:r>
+              <w:tab/>
+            </w:r>
+            <w:r>
+              <w:t>+ Cập nhật thông tin sản phẩm (mô tả UC_CapNhatThongTinSP).</w:t>
+            </w:r>
+          </w:p>
+          <w:p>
+            <w:pPr>
+              <w:pStyle w:val="42"/>
+            </w:pPr>
+            <w:r>
+              <w:tab/>
+            </w:r>
+            <w:r>
+              <w:t>+Tra cứu thông tin sản phẩm (mô tả UC_TraCuuThongTinSP).</w:t>
+            </w:r>
+          </w:p>
+          <w:p/>
         </w:tc>
       </w:tr>
       <w:tr>
@@ -9392,7 +8001,7 @@
         <w:pStyle w:val="4"/>
       </w:pPr>
       <w:r>
-        <w:t>Bảng mô tả chức năng tra cứu thông tin sản phẩm</w:t>
+        <w:t>Bảng mô tả chức năng thêm sản phẩm</w:t>
       </w:r>
     </w:p>
     <w:tbl>
@@ -9465,7 +8074,7 @@
           </w:tcPr>
           <w:p>
             <w:r>
-              <w:t>UC_TraCuuThongTinSP</w:t>
+              <w:t>UC_ThemSanPham</w:t>
             </w:r>
           </w:p>
         </w:tc>
@@ -9515,7 +8124,7 @@
           </w:tcPr>
           <w:p>
             <w:r>
-              <w:t>Tra cứu thông tin sản phẩm</w:t>
+              <w:t>Thêm sản phẩm</w:t>
             </w:r>
           </w:p>
         </w:tc>
@@ -9615,7 +8224,7 @@
           </w:tcPr>
           <w:p>
             <w:r>
-              <w:t>Người dùng với vai trò quản lý, nhân viên có thể sử dụng chức năng tra cứu thông tin sản phẩm.</w:t>
+              <w:t>Người dùng sử dụng chức năng thêm sản phẩm để thêm sản phẩm mới vào hệ thống.</w:t>
             </w:r>
           </w:p>
         </w:tc>
@@ -9715,7 +8324,7 @@
           </w:tcPr>
           <w:p>
             <w:r>
-              <w:t>Hệ thống hiển thị ra những sản phẩm phù hợp với thông tin mà người dùng cung cấp.</w:t>
+              <w:t>Danh mục sản phẩm có sản phẩm mới.</w:t>
             </w:r>
           </w:p>
         </w:tc>
@@ -9772,7 +8381,31 @@
               </w:numPr>
             </w:pPr>
             <w:r>
-              <w:t xml:space="preserve">Người dùng nhập thông tin sản phẩm cần tra cứu. Nếu có thông sản phẩm hàng trùng khớp thì hệ thống sẽ trả về danh sách sản phẩm phù hợp với các thông tin mà người dùng cung cấp. Ngược lại, nếu như không tìm thấy thì hệ thống sẽ thông báo không tìm thấy thông tin sản phẩm phù hợp và yêu cầu người dùng nhập lại thông tin. </w:t>
+              <w:t>Người dùng nhập các thông tin cần thiết của sản phẩm mới.</w:t>
+            </w:r>
+          </w:p>
+          <w:p>
+            <w:pPr>
+              <w:pStyle w:val="42"/>
+              <w:numPr>
+                <w:ilvl w:val="0"/>
+                <w:numId w:val="4"/>
+              </w:numPr>
+            </w:pPr>
+            <w:r>
+              <w:t>Hệ thống kiểm tra thông tin sản phẫm vừa nhập có hợp lệ hay không. Nếu thông tin chưa phù hợp thì hệ thống yêu cầu nhập lại thông tin.</w:t>
+            </w:r>
+          </w:p>
+          <w:p>
+            <w:pPr>
+              <w:pStyle w:val="42"/>
+              <w:numPr>
+                <w:ilvl w:val="0"/>
+                <w:numId w:val="4"/>
+              </w:numPr>
+            </w:pPr>
+            <w:r>
+              <w:t>Nếu thông tin đã hợp lệ thì người dùng xác nhận thêm sản phẩm mới vào CSDL và quay trở về màn hình chức năng quản lý sản phẩm.</w:t>
             </w:r>
           </w:p>
         </w:tc>
@@ -9830,7 +8463,7 @@
         <w:pStyle w:val="4"/>
       </w:pPr>
       <w:r>
-        <w:t>Bảng mô tả chức năng quản lý nhân viên</w:t>
+        <w:t>Bảng mô tả chức năng xóa sản phẩm</w:t>
       </w:r>
     </w:p>
     <w:tbl>
@@ -9903,7 +8536,7 @@
           </w:tcPr>
           <w:p>
             <w:r>
-              <w:t>UC_QuanLyNhanVien</w:t>
+              <w:t>UC_XoaSanPham</w:t>
             </w:r>
           </w:p>
         </w:tc>
@@ -9953,7 +8586,7 @@
           </w:tcPr>
           <w:p>
             <w:r>
-              <w:t>Quản lý nhân viên</w:t>
+              <w:t>Xóa sản phẩm</w:t>
             </w:r>
           </w:p>
         </w:tc>
@@ -10003,7 +8636,7 @@
           </w:tcPr>
           <w:p>
             <w:r>
-              <w:t>Quản lý</w:t>
+              <w:t>Quản lý, nhân viên</w:t>
             </w:r>
           </w:p>
         </w:tc>
@@ -10053,7 +8686,7 @@
           </w:tcPr>
           <w:p>
             <w:r>
-              <w:t>Người quản lý và nhân viên có thể thêm, xóa, sửa nhân viên.</w:t>
+              <w:t>Người dùng sử dụng chức năng xóa sản phẩm để xóa sản phẩm ra khỏi CSDL.</w:t>
             </w:r>
           </w:p>
         </w:tc>
@@ -10153,7 +8786,7 @@
           </w:tcPr>
           <w:p>
             <w:r>
-              <w:t>Có thể quản lý nhân viên với các chức năng thêm, xóa, cập nhật thông tin nhân viên, tra cứu thông tin nhân viên.</w:t>
+              <w:t>Sản phẩm bị xóa ra khỏi CSDL.</w:t>
             </w:r>
           </w:p>
         </w:tc>
@@ -10210,7 +8843,7 @@
               </w:numPr>
             </w:pPr>
             <w:r>
-              <w:t>Quản lý chọn chức năng quản lý nhân viên, hệ thống sẽ kiểm tra người dùng với vai trò là quản lý đã đăng nhập với vai trò là admin hay chưa, nếu chưa thì hệ thống sẽ thông báo yêu cầu đăng nhập và từ chối truy cập vào các chức năng quản lý nhân viên và yêu cầu người dùng đăng nhập đúng tài khoản admin.</w:t>
+              <w:t>Người dùng tra cứu thông tin của sản phẩm cần xóa (mô tả UC_TraCuuThongTinSP).</w:t>
             </w:r>
           </w:p>
           <w:p>
@@ -10222,54 +8855,21 @@
               </w:numPr>
             </w:pPr>
             <w:r>
-              <w:t>Nếu đã đăng nhập thành công, hệ thống sẽ chuyển đến giao diện cho phép người dùng lựa chọn các tương tác sau:</w:t>
+              <w:t xml:space="preserve">Nếu không có thông tin của sản phẩm thì hệ thống thông báo không tìm thấy thông tin sản phẩm phù hợp. </w:t>
             </w:r>
           </w:p>
           <w:p>
             <w:pPr>
               <w:pStyle w:val="42"/>
-            </w:pPr>
-            <w:r>
-              <w:tab/>
-            </w:r>
-            <w:r>
-              <w:t>+ Thêm nhân viên (mô tả UC_ThemNhanVien).</w:t>
-            </w:r>
-          </w:p>
-          <w:p>
-            <w:pPr>
-              <w:pStyle w:val="42"/>
-            </w:pPr>
-            <w:r>
-              <w:tab/>
-            </w:r>
-            <w:r>
-              <w:t>+ Xóa nhân viên (mô tả UC_XoaNhanVien).</w:t>
-            </w:r>
-          </w:p>
-          <w:p>
-            <w:pPr>
-              <w:pStyle w:val="42"/>
-            </w:pPr>
-            <w:r>
-              <w:tab/>
-            </w:r>
-            <w:r>
-              <w:t>+ Cập nhật thông tin nhân viên (mô tả UC_CapNhatThongTinVN).</w:t>
-            </w:r>
-          </w:p>
-          <w:p>
-            <w:pPr>
-              <w:pStyle w:val="42"/>
-            </w:pPr>
-            <w:r>
-              <w:tab/>
-            </w:r>
-            <w:r>
-              <w:t>+Tra cứu thông tin nhân viên (mô tả UC_TraCuuThongTinNV).</w:t>
-            </w:r>
-          </w:p>
-          <w:p/>
+              <w:numPr>
+                <w:ilvl w:val="0"/>
+                <w:numId w:val="4"/>
+              </w:numPr>
+            </w:pPr>
+            <w:r>
+              <w:t>Nếu có thì hệ thống sẽ xóa sản phẩm ra khỏi hệ thống và thông báo đã xóa thành công.</w:t>
+            </w:r>
+          </w:p>
         </w:tc>
       </w:tr>
       <w:tr>
@@ -10322,10 +8922,18 @@
     <w:p/>
     <w:p>
       <w:pPr>
+        <w:spacing w:after="0" w:line="240" w:lineRule="auto"/>
+      </w:pPr>
+      <w:r>
+        <w:br w:type="page"/>
+      </w:r>
+    </w:p>
+    <w:p>
+      <w:pPr>
         <w:pStyle w:val="4"/>
       </w:pPr>
       <w:r>
-        <w:t>Bảng mô tả chức năng thêm nhân viên</w:t>
+        <w:t>Bảng mô tả chức năng cập nhật thông tin sản phẩm</w:t>
       </w:r>
     </w:p>
     <w:tbl>
@@ -10398,7 +9006,7 @@
           </w:tcPr>
           <w:p>
             <w:r>
-              <w:t>UC_ThemNhanVien</w:t>
+              <w:t>UC_CapNhatThongTinSP</w:t>
             </w:r>
           </w:p>
         </w:tc>
@@ -10448,7 +9056,7 @@
           </w:tcPr>
           <w:p>
             <w:r>
-              <w:t>Thêm nhân viên</w:t>
+              <w:t>Cập nhật thông tin sản phẩm</w:t>
             </w:r>
           </w:p>
         </w:tc>
@@ -10498,7 +9106,7 @@
           </w:tcPr>
           <w:p>
             <w:r>
-              <w:t>Quản lý</w:t>
+              <w:t>Quản lý, nhân viên</w:t>
             </w:r>
           </w:p>
         </w:tc>
@@ -10548,7 +9156,7 @@
           </w:tcPr>
           <w:p>
             <w:r>
-              <w:t>Người dùng sử dụng chức năng thêm thông tin nhân viên mới vào hệ thống.</w:t>
+              <w:t>Người dùng với vai trò quản lý có thể sử dụng chức năng cập nhật thông tin sản phẩm để cập nhật lại thông tin sản phẩm cần thiết.</w:t>
             </w:r>
           </w:p>
         </w:tc>
@@ -10648,7 +9256,7 @@
           </w:tcPr>
           <w:p>
             <w:r>
-              <w:t>Thông tin của nhân viên mới được thêm vào CSDL.</w:t>
+              <w:t>Thông tin của sản phẩm trong CSDL được chỉnh sửa phù hợp.</w:t>
             </w:r>
           </w:p>
         </w:tc>
@@ -10705,7 +9313,7 @@
               </w:numPr>
             </w:pPr>
             <w:r>
-              <w:t>Người dùng nhập các thông tin cần thiết của nhân viên mới.</w:t>
+              <w:t>Người dùng tra cứu thông tin củasản phẩm cần cập nhật thông tin (mô tả UC_TraCuuThongTinSP).</w:t>
             </w:r>
           </w:p>
           <w:p>
@@ -10717,7 +9325,7 @@
               </w:numPr>
             </w:pPr>
             <w:r>
-              <w:t>Hệ thống kiểm tra thông tin nhân viên vừa nhập có hợp lệ hay không. Nếu thông tin chưa phù hợp thì hệ thống yêu cầu nhập lại thông tin.</w:t>
+              <w:t>Nếu không có thông tin của sản phẩm cần cập nhật thì thông báo không tìm thấy thông tin sản phẩm phù hợp.</w:t>
             </w:r>
           </w:p>
           <w:p>
@@ -10729,7 +9337,19 @@
               </w:numPr>
             </w:pPr>
             <w:r>
-              <w:t>Nếu thông tin đã hợp lệ thì người dùng xác nhận thêm thông tin nhân viên mới vào CSDL và quay trở về màn hình chức năng quản lý nhân viên.</w:t>
+              <w:t>Nếu có thông tin phù hợp thì yêu cầu yêu cầu người dùng nhập thông tin cần thay đổi.</w:t>
+            </w:r>
+          </w:p>
+          <w:p>
+            <w:pPr>
+              <w:pStyle w:val="42"/>
+              <w:numPr>
+                <w:ilvl w:val="0"/>
+                <w:numId w:val="4"/>
+              </w:numPr>
+            </w:pPr>
+            <w:r>
+              <w:t>Hệ thống sẽ kiểm tra nếu thông tin cần thay đổi phù hợp thì sẽ thông báo thay đổi thông tin thành công. Ngược lại, nếu thông tin không phù hợp thì sẽ thông báo thông tin không phù hợp và yêu cầu nhập lại thông tin.</w:t>
             </w:r>
           </w:p>
         </w:tc>
@@ -10787,7 +9407,7 @@
         <w:pStyle w:val="4"/>
       </w:pPr>
       <w:r>
-        <w:t>Bảng mô tả chức năng xóa nhân viên</w:t>
+        <w:t>Bảng mô tả chức năng tra cứu thông tin sản phẩm</w:t>
       </w:r>
     </w:p>
     <w:tbl>
@@ -10860,7 +9480,7 @@
           </w:tcPr>
           <w:p>
             <w:r>
-              <w:t>UC_XoaNhanVien</w:t>
+              <w:t>UC_TraCuuThongTinSP</w:t>
             </w:r>
           </w:p>
         </w:tc>
@@ -10910,7 +9530,7 @@
           </w:tcPr>
           <w:p>
             <w:r>
-              <w:t>Xóa nhân viên</w:t>
+              <w:t>Tra cứu thông tin sản phẩm</w:t>
             </w:r>
           </w:p>
         </w:tc>
@@ -10960,7 +9580,7 @@
           </w:tcPr>
           <w:p>
             <w:r>
-              <w:t>Quản lý</w:t>
+              <w:t>Quản lý, nhân viên</w:t>
             </w:r>
           </w:p>
         </w:tc>
@@ -11010,7 +9630,7 @@
           </w:tcPr>
           <w:p>
             <w:r>
-              <w:t>Người dùng sử dụng chức năng xóa nhân viên để xóa thông tin của nhân viên ra khỏi CSDL.</w:t>
+              <w:t>Người dùng với vai trò quản lý, nhân viên có thể sử dụng chức năng tra cứu thông tin sản phẩm.</w:t>
             </w:r>
           </w:p>
         </w:tc>
@@ -11110,7 +9730,7 @@
           </w:tcPr>
           <w:p>
             <w:r>
-              <w:t>Thông tin nhân viên bị xóa ra khỏi CSDL.</w:t>
+              <w:t>Hệ thống hiển thị ra những sản phẩm phù hợp với thông tin mà người dùng cung cấp.</w:t>
             </w:r>
           </w:p>
         </w:tc>
@@ -11167,31 +9787,7 @@
               </w:numPr>
             </w:pPr>
             <w:r>
-              <w:t>Người dùng tra cứu thông tin của nhân viên cần xóa (mô tả UC_TraCuuThongTinNV).</w:t>
-            </w:r>
-          </w:p>
-          <w:p>
-            <w:pPr>
-              <w:pStyle w:val="42"/>
-              <w:numPr>
-                <w:ilvl w:val="0"/>
-                <w:numId w:val="4"/>
-              </w:numPr>
-            </w:pPr>
-            <w:r>
-              <w:t xml:space="preserve">Nếu không có thông tin của nhân viên thì hệ thống thông báo không tìm thấy thông tin sản phẩm phù hợp. </w:t>
-            </w:r>
-          </w:p>
-          <w:p>
-            <w:pPr>
-              <w:pStyle w:val="42"/>
-              <w:numPr>
-                <w:ilvl w:val="0"/>
-                <w:numId w:val="4"/>
-              </w:numPr>
-            </w:pPr>
-            <w:r>
-              <w:t>Nếu có thì hệ thống sẽ xóa thông tin nhân viên ra khỏi hệ thống và thông báo đã xóa thành công.</w:t>
+              <w:t xml:space="preserve">Người dùng nhập thông tin sản phẩm cần tra cứu. Nếu có thông sản phẩm hàng trùng khớp thì hệ thống sẽ trả về danh sách sản phẩm phù hợp với các thông tin mà người dùng cung cấp. Ngược lại, nếu như không tìm thấy thì hệ thống sẽ thông báo không tìm thấy thông tin sản phẩm phù hợp và yêu cầu người dùng nhập lại thông tin. </w:t>
             </w:r>
           </w:p>
         </w:tc>
@@ -11249,7 +9845,7 @@
         <w:pStyle w:val="4"/>
       </w:pPr>
       <w:r>
-        <w:t>Bảng mô tả chức năng cập nhật thông tin nhân viên</w:t>
+        <w:t>Bảng mô tả chức năng quản lý nhân viên</w:t>
       </w:r>
     </w:p>
     <w:tbl>
@@ -11322,7 +9918,7 @@
           </w:tcPr>
           <w:p>
             <w:r>
-              <w:t>UC_CapNhatThongTinNV</w:t>
+              <w:t>UC_QuanLyNhanVien</w:t>
             </w:r>
           </w:p>
         </w:tc>
@@ -11372,7 +9968,7 @@
           </w:tcPr>
           <w:p>
             <w:r>
-              <w:t>Cập nhật thông tin nhân viên</w:t>
+              <w:t>Quản lý nhân viên</w:t>
             </w:r>
           </w:p>
         </w:tc>
@@ -11472,7 +10068,7 @@
           </w:tcPr>
           <w:p>
             <w:r>
-              <w:t>Người dùng với vai trò quản lý có thể sử dụng chức năng cập nhật thông tin nhân viên để cập nhật lại thông tin nhân viên khi cần thiết.</w:t>
+              <w:t>Người quản lý và nhân viên có thể thêm, xóa, sửa nhân viên.</w:t>
             </w:r>
           </w:p>
         </w:tc>
@@ -11572,7 +10168,7 @@
           </w:tcPr>
           <w:p>
             <w:r>
-              <w:t>Thông tin của nhân viên trong CSDL được chỉnh sửa phù hợp.</w:t>
+              <w:t>Có thể quản lý nhân viên với các chức năng thêm, xóa, cập nhật thông tin nhân viên, tra cứu thông tin nhân viên.</w:t>
             </w:r>
           </w:p>
         </w:tc>
@@ -11629,7 +10225,7 @@
               </w:numPr>
             </w:pPr>
             <w:r>
-              <w:t>Người dùng tra cứu thông tin của nhân viên cần cập nhật thông tin (mô tả UC_TraCuuThongTinNV).</w:t>
+              <w:t>Quản lý chọn chức năng quản lý nhân viên, hệ thống sẽ kiểm tra người dùng với vai trò là quản lý đã đăng nhập với vai trò là admin hay chưa, nếu chưa thì hệ thống sẽ thông báo yêu cầu đăng nhập và từ chối truy cập vào các chức năng quản lý nhân viên và yêu cầu người dùng đăng nhập đúng tài khoản admin.</w:t>
             </w:r>
           </w:p>
           <w:p>
@@ -11641,33 +10237,54 @@
               </w:numPr>
             </w:pPr>
             <w:r>
-              <w:t>Nếu không có thông tin của nhân viên cần cập nhật thì thông báo không tìm thấy thông tin nhân viên phù hợp.</w:t>
+              <w:t>Nếu đã đăng nhập thành công, hệ thống sẽ chuyển đến giao diện cho phép người dùng lựa chọn các tương tác sau:</w:t>
             </w:r>
           </w:p>
           <w:p>
             <w:pPr>
               <w:pStyle w:val="42"/>
-              <w:numPr>
-                <w:ilvl w:val="0"/>
-                <w:numId w:val="4"/>
-              </w:numPr>
-            </w:pPr>
-            <w:r>
-              <w:t>Nếu có thông tin phù hợp thì yêu cầu yêu cầu người dùng nhập thông tin cần thay đổi.</w:t>
+            </w:pPr>
+            <w:r>
+              <w:tab/>
+            </w:r>
+            <w:r>
+              <w:t>+ Thêm nhân viên (mô tả UC_ThemNhanVien).</w:t>
             </w:r>
           </w:p>
           <w:p>
             <w:pPr>
               <w:pStyle w:val="42"/>
-              <w:numPr>
-                <w:ilvl w:val="0"/>
-                <w:numId w:val="4"/>
-              </w:numPr>
-            </w:pPr>
-            <w:r>
-              <w:t>Hệ thống sẽ kiểm tra nếu thông tin cần thay đổi phù hợp thì sẽ thông báo thay đổi thông tin thành công. Ngược lại, nếu thông tin không phù hợp thì sẽ thông báo thông tin không phù hợp và yêu cầu nhập lại thông tin.</w:t>
-            </w:r>
-          </w:p>
+            </w:pPr>
+            <w:r>
+              <w:tab/>
+            </w:r>
+            <w:r>
+              <w:t>+ Xóa nhân viên (mô tả UC_XoaNhanVien).</w:t>
+            </w:r>
+          </w:p>
+          <w:p>
+            <w:pPr>
+              <w:pStyle w:val="42"/>
+            </w:pPr>
+            <w:r>
+              <w:tab/>
+            </w:r>
+            <w:r>
+              <w:t>+ Cập nhật thông tin nhân viên (mô tả UC_CapNhatThongTinVN).</w:t>
+            </w:r>
+          </w:p>
+          <w:p>
+            <w:pPr>
+              <w:pStyle w:val="42"/>
+            </w:pPr>
+            <w:r>
+              <w:tab/>
+            </w:r>
+            <w:r>
+              <w:t>+Tra cứu thông tin nhân viên (mô tả UC_TraCuuThongTinNV).</w:t>
+            </w:r>
+          </w:p>
+          <w:p/>
         </w:tc>
       </w:tr>
       <w:tr>
@@ -11723,439 +10340,7 @@
         <w:pStyle w:val="4"/>
       </w:pPr>
       <w:r>
-        <w:t>Bảng mô tả chức năng tra cứu thông tin nhân viên</w:t>
-      </w:r>
-    </w:p>
-    <w:tbl>
-      <w:tblPr>
-        <w:tblStyle w:val="19"/>
-        <w:tblW w:w="0" w:type="auto"/>
-        <w:tblInd w:w="0" w:type="dxa"/>
-        <w:tblBorders>
-          <w:top w:val="single" w:color="auto" w:sz="4" w:space="0"/>
-          <w:left w:val="single" w:color="auto" w:sz="4" w:space="0"/>
-          <w:bottom w:val="single" w:color="auto" w:sz="4" w:space="0"/>
-          <w:right w:val="single" w:color="auto" w:sz="4" w:space="0"/>
-          <w:insideH w:val="single" w:color="auto" w:sz="4" w:space="0"/>
-          <w:insideV w:val="single" w:color="auto" w:sz="4" w:space="0"/>
-        </w:tblBorders>
-        <w:tblLayout w:type="autofit"/>
-        <w:tblCellMar>
-          <w:top w:w="0" w:type="dxa"/>
-          <w:left w:w="108" w:type="dxa"/>
-          <w:bottom w:w="0" w:type="dxa"/>
-          <w:right w:w="108" w:type="dxa"/>
-        </w:tblCellMar>
-      </w:tblPr>
-      <w:tblGrid>
-        <w:gridCol w:w="4675"/>
-        <w:gridCol w:w="4675"/>
-      </w:tblGrid>
-      <w:tr>
-        <w:tblPrEx>
-          <w:tblBorders>
-            <w:top w:val="single" w:color="auto" w:sz="4" w:space="0"/>
-            <w:left w:val="single" w:color="auto" w:sz="4" w:space="0"/>
-            <w:bottom w:val="single" w:color="auto" w:sz="4" w:space="0"/>
-            <w:right w:val="single" w:color="auto" w:sz="4" w:space="0"/>
-            <w:insideH w:val="single" w:color="auto" w:sz="4" w:space="0"/>
-            <w:insideV w:val="single" w:color="auto" w:sz="4" w:space="0"/>
-          </w:tblBorders>
-        </w:tblPrEx>
-        <w:tc>
-          <w:tcPr>
-            <w:tcW w:w="4675" w:type="dxa"/>
-            <w:tcBorders>
-              <w:top w:val="single" w:color="auto" w:sz="4" w:space="0"/>
-              <w:left w:val="single" w:color="auto" w:sz="4" w:space="0"/>
-              <w:bottom w:val="single" w:color="auto" w:sz="4" w:space="0"/>
-              <w:right w:val="single" w:color="auto" w:sz="4" w:space="0"/>
-            </w:tcBorders>
-          </w:tcPr>
-          <w:p>
-            <w:r>
-              <w:t>Use case ID</w:t>
-            </w:r>
-          </w:p>
-        </w:tc>
-        <w:tc>
-          <w:tcPr>
-            <w:tcW w:w="4675" w:type="dxa"/>
-            <w:tcBorders>
-              <w:top w:val="single" w:color="auto" w:sz="4" w:space="0"/>
-              <w:left w:val="single" w:color="auto" w:sz="4" w:space="0"/>
-              <w:bottom w:val="single" w:color="auto" w:sz="4" w:space="0"/>
-              <w:right w:val="single" w:color="auto" w:sz="4" w:space="0"/>
-            </w:tcBorders>
-          </w:tcPr>
-          <w:p>
-            <w:r>
-              <w:t>UC_TraCuuThongTinNV</w:t>
-            </w:r>
-          </w:p>
-        </w:tc>
-      </w:tr>
-      <w:tr>
-        <w:tblPrEx>
-          <w:tblBorders>
-            <w:top w:val="single" w:color="auto" w:sz="4" w:space="0"/>
-            <w:left w:val="single" w:color="auto" w:sz="4" w:space="0"/>
-            <w:bottom w:val="single" w:color="auto" w:sz="4" w:space="0"/>
-            <w:right w:val="single" w:color="auto" w:sz="4" w:space="0"/>
-            <w:insideH w:val="single" w:color="auto" w:sz="4" w:space="0"/>
-            <w:insideV w:val="single" w:color="auto" w:sz="4" w:space="0"/>
-          </w:tblBorders>
-          <w:tblCellMar>
-            <w:top w:w="0" w:type="dxa"/>
-            <w:left w:w="108" w:type="dxa"/>
-            <w:bottom w:w="0" w:type="dxa"/>
-            <w:right w:w="108" w:type="dxa"/>
-          </w:tblCellMar>
-        </w:tblPrEx>
-        <w:tc>
-          <w:tcPr>
-            <w:tcW w:w="4675" w:type="dxa"/>
-            <w:tcBorders>
-              <w:top w:val="single" w:color="auto" w:sz="4" w:space="0"/>
-              <w:left w:val="single" w:color="auto" w:sz="4" w:space="0"/>
-              <w:bottom w:val="single" w:color="auto" w:sz="4" w:space="0"/>
-              <w:right w:val="single" w:color="auto" w:sz="4" w:space="0"/>
-            </w:tcBorders>
-          </w:tcPr>
-          <w:p>
-            <w:r>
-              <w:t>Tên Use case</w:t>
-            </w:r>
-          </w:p>
-        </w:tc>
-        <w:tc>
-          <w:tcPr>
-            <w:tcW w:w="4675" w:type="dxa"/>
-            <w:tcBorders>
-              <w:top w:val="single" w:color="auto" w:sz="4" w:space="0"/>
-              <w:left w:val="single" w:color="auto" w:sz="4" w:space="0"/>
-              <w:bottom w:val="single" w:color="auto" w:sz="4" w:space="0"/>
-              <w:right w:val="single" w:color="auto" w:sz="4" w:space="0"/>
-            </w:tcBorders>
-          </w:tcPr>
-          <w:p>
-            <w:r>
-              <w:t>Tra cứu thông tin nhân viên</w:t>
-            </w:r>
-          </w:p>
-        </w:tc>
-      </w:tr>
-      <w:tr>
-        <w:tblPrEx>
-          <w:tblBorders>
-            <w:top w:val="single" w:color="auto" w:sz="4" w:space="0"/>
-            <w:left w:val="single" w:color="auto" w:sz="4" w:space="0"/>
-            <w:bottom w:val="single" w:color="auto" w:sz="4" w:space="0"/>
-            <w:right w:val="single" w:color="auto" w:sz="4" w:space="0"/>
-            <w:insideH w:val="single" w:color="auto" w:sz="4" w:space="0"/>
-            <w:insideV w:val="single" w:color="auto" w:sz="4" w:space="0"/>
-          </w:tblBorders>
-          <w:tblCellMar>
-            <w:top w:w="0" w:type="dxa"/>
-            <w:left w:w="108" w:type="dxa"/>
-            <w:bottom w:w="0" w:type="dxa"/>
-            <w:right w:w="108" w:type="dxa"/>
-          </w:tblCellMar>
-        </w:tblPrEx>
-        <w:tc>
-          <w:tcPr>
-            <w:tcW w:w="4675" w:type="dxa"/>
-            <w:tcBorders>
-              <w:top w:val="single" w:color="auto" w:sz="4" w:space="0"/>
-              <w:left w:val="single" w:color="auto" w:sz="4" w:space="0"/>
-              <w:bottom w:val="single" w:color="auto" w:sz="4" w:space="0"/>
-              <w:right w:val="single" w:color="auto" w:sz="4" w:space="0"/>
-            </w:tcBorders>
-          </w:tcPr>
-          <w:p>
-            <w:r>
-              <w:t>Tác nhân</w:t>
-            </w:r>
-          </w:p>
-        </w:tc>
-        <w:tc>
-          <w:tcPr>
-            <w:tcW w:w="4675" w:type="dxa"/>
-            <w:tcBorders>
-              <w:top w:val="single" w:color="auto" w:sz="4" w:space="0"/>
-              <w:left w:val="single" w:color="auto" w:sz="4" w:space="0"/>
-              <w:bottom w:val="single" w:color="auto" w:sz="4" w:space="0"/>
-              <w:right w:val="single" w:color="auto" w:sz="4" w:space="0"/>
-            </w:tcBorders>
-          </w:tcPr>
-          <w:p>
-            <w:r>
-              <w:t xml:space="preserve">Quản lý </w:t>
-            </w:r>
-          </w:p>
-        </w:tc>
-      </w:tr>
-      <w:tr>
-        <w:tblPrEx>
-          <w:tblBorders>
-            <w:top w:val="single" w:color="auto" w:sz="4" w:space="0"/>
-            <w:left w:val="single" w:color="auto" w:sz="4" w:space="0"/>
-            <w:bottom w:val="single" w:color="auto" w:sz="4" w:space="0"/>
-            <w:right w:val="single" w:color="auto" w:sz="4" w:space="0"/>
-            <w:insideH w:val="single" w:color="auto" w:sz="4" w:space="0"/>
-            <w:insideV w:val="single" w:color="auto" w:sz="4" w:space="0"/>
-          </w:tblBorders>
-          <w:tblCellMar>
-            <w:top w:w="0" w:type="dxa"/>
-            <w:left w:w="108" w:type="dxa"/>
-            <w:bottom w:w="0" w:type="dxa"/>
-            <w:right w:w="108" w:type="dxa"/>
-          </w:tblCellMar>
-        </w:tblPrEx>
-        <w:tc>
-          <w:tcPr>
-            <w:tcW w:w="4675" w:type="dxa"/>
-            <w:tcBorders>
-              <w:top w:val="single" w:color="auto" w:sz="4" w:space="0"/>
-              <w:left w:val="single" w:color="auto" w:sz="4" w:space="0"/>
-              <w:bottom w:val="single" w:color="auto" w:sz="4" w:space="0"/>
-              <w:right w:val="single" w:color="auto" w:sz="4" w:space="0"/>
-            </w:tcBorders>
-          </w:tcPr>
-          <w:p>
-            <w:r>
-              <w:t>Tóm tắt</w:t>
-            </w:r>
-          </w:p>
-        </w:tc>
-        <w:tc>
-          <w:tcPr>
-            <w:tcW w:w="4675" w:type="dxa"/>
-            <w:tcBorders>
-              <w:top w:val="single" w:color="auto" w:sz="4" w:space="0"/>
-              <w:left w:val="single" w:color="auto" w:sz="4" w:space="0"/>
-              <w:bottom w:val="single" w:color="auto" w:sz="4" w:space="0"/>
-              <w:right w:val="single" w:color="auto" w:sz="4" w:space="0"/>
-            </w:tcBorders>
-          </w:tcPr>
-          <w:p>
-            <w:r>
-              <w:t>Người dùng với vai trò quản lý có thể sử dụng chức năng tra cứu thông tin nhân viên để tìm kiếm nhân viên với các tiêu chí phù hợp.</w:t>
-            </w:r>
-          </w:p>
-        </w:tc>
-      </w:tr>
-      <w:tr>
-        <w:tblPrEx>
-          <w:tblBorders>
-            <w:top w:val="single" w:color="auto" w:sz="4" w:space="0"/>
-            <w:left w:val="single" w:color="auto" w:sz="4" w:space="0"/>
-            <w:bottom w:val="single" w:color="auto" w:sz="4" w:space="0"/>
-            <w:right w:val="single" w:color="auto" w:sz="4" w:space="0"/>
-            <w:insideH w:val="single" w:color="auto" w:sz="4" w:space="0"/>
-            <w:insideV w:val="single" w:color="auto" w:sz="4" w:space="0"/>
-          </w:tblBorders>
-          <w:tblCellMar>
-            <w:top w:w="0" w:type="dxa"/>
-            <w:left w:w="108" w:type="dxa"/>
-            <w:bottom w:w="0" w:type="dxa"/>
-            <w:right w:w="108" w:type="dxa"/>
-          </w:tblCellMar>
-        </w:tblPrEx>
-        <w:tc>
-          <w:tcPr>
-            <w:tcW w:w="4675" w:type="dxa"/>
-            <w:tcBorders>
-              <w:top w:val="single" w:color="auto" w:sz="4" w:space="0"/>
-              <w:left w:val="single" w:color="auto" w:sz="4" w:space="0"/>
-              <w:bottom w:val="single" w:color="auto" w:sz="4" w:space="0"/>
-              <w:right w:val="single" w:color="auto" w:sz="4" w:space="0"/>
-            </w:tcBorders>
-          </w:tcPr>
-          <w:p>
-            <w:r>
-              <w:t>Điều kiện tiên quyết</w:t>
-            </w:r>
-          </w:p>
-        </w:tc>
-        <w:tc>
-          <w:tcPr>
-            <w:tcW w:w="4675" w:type="dxa"/>
-            <w:tcBorders>
-              <w:top w:val="single" w:color="auto" w:sz="4" w:space="0"/>
-              <w:left w:val="single" w:color="auto" w:sz="4" w:space="0"/>
-              <w:bottom w:val="single" w:color="auto" w:sz="4" w:space="0"/>
-              <w:right w:val="single" w:color="auto" w:sz="4" w:space="0"/>
-            </w:tcBorders>
-          </w:tcPr>
-          <w:p>
-            <w:r>
-              <w:t>Đăng nhập thành công.</w:t>
-            </w:r>
-          </w:p>
-        </w:tc>
-      </w:tr>
-      <w:tr>
-        <w:tblPrEx>
-          <w:tblBorders>
-            <w:top w:val="single" w:color="auto" w:sz="4" w:space="0"/>
-            <w:left w:val="single" w:color="auto" w:sz="4" w:space="0"/>
-            <w:bottom w:val="single" w:color="auto" w:sz="4" w:space="0"/>
-            <w:right w:val="single" w:color="auto" w:sz="4" w:space="0"/>
-            <w:insideH w:val="single" w:color="auto" w:sz="4" w:space="0"/>
-            <w:insideV w:val="single" w:color="auto" w:sz="4" w:space="0"/>
-          </w:tblBorders>
-          <w:tblCellMar>
-            <w:top w:w="0" w:type="dxa"/>
-            <w:left w:w="108" w:type="dxa"/>
-            <w:bottom w:w="0" w:type="dxa"/>
-            <w:right w:w="108" w:type="dxa"/>
-          </w:tblCellMar>
-        </w:tblPrEx>
-        <w:tc>
-          <w:tcPr>
-            <w:tcW w:w="4675" w:type="dxa"/>
-            <w:tcBorders>
-              <w:top w:val="single" w:color="auto" w:sz="4" w:space="0"/>
-              <w:left w:val="single" w:color="auto" w:sz="4" w:space="0"/>
-              <w:bottom w:val="single" w:color="auto" w:sz="4" w:space="0"/>
-              <w:right w:val="single" w:color="auto" w:sz="4" w:space="0"/>
-            </w:tcBorders>
-          </w:tcPr>
-          <w:p>
-            <w:r>
-              <w:t>Kết quả</w:t>
-            </w:r>
-          </w:p>
-        </w:tc>
-        <w:tc>
-          <w:tcPr>
-            <w:tcW w:w="4675" w:type="dxa"/>
-            <w:tcBorders>
-              <w:top w:val="single" w:color="auto" w:sz="4" w:space="0"/>
-              <w:left w:val="single" w:color="auto" w:sz="4" w:space="0"/>
-              <w:bottom w:val="single" w:color="auto" w:sz="4" w:space="0"/>
-              <w:right w:val="single" w:color="auto" w:sz="4" w:space="0"/>
-            </w:tcBorders>
-          </w:tcPr>
-          <w:p>
-            <w:r>
-              <w:t>Hệ thống hiển thị ra những thông tin nhân viên phù hợp với thông tin mà người dùng cung cấp.</w:t>
-            </w:r>
-          </w:p>
-        </w:tc>
-      </w:tr>
-      <w:tr>
-        <w:tblPrEx>
-          <w:tblBorders>
-            <w:top w:val="single" w:color="auto" w:sz="4" w:space="0"/>
-            <w:left w:val="single" w:color="auto" w:sz="4" w:space="0"/>
-            <w:bottom w:val="single" w:color="auto" w:sz="4" w:space="0"/>
-            <w:right w:val="single" w:color="auto" w:sz="4" w:space="0"/>
-            <w:insideH w:val="single" w:color="auto" w:sz="4" w:space="0"/>
-            <w:insideV w:val="single" w:color="auto" w:sz="4" w:space="0"/>
-          </w:tblBorders>
-          <w:tblCellMar>
-            <w:top w:w="0" w:type="dxa"/>
-            <w:left w:w="108" w:type="dxa"/>
-            <w:bottom w:w="0" w:type="dxa"/>
-            <w:right w:w="108" w:type="dxa"/>
-          </w:tblCellMar>
-        </w:tblPrEx>
-        <w:tc>
-          <w:tcPr>
-            <w:tcW w:w="4675" w:type="dxa"/>
-            <w:tcBorders>
-              <w:top w:val="single" w:color="auto" w:sz="4" w:space="0"/>
-              <w:left w:val="single" w:color="auto" w:sz="4" w:space="0"/>
-              <w:bottom w:val="single" w:color="auto" w:sz="4" w:space="0"/>
-              <w:right w:val="single" w:color="auto" w:sz="4" w:space="0"/>
-            </w:tcBorders>
-          </w:tcPr>
-          <w:p>
-            <w:r>
-              <w:t>Kịch bản chính</w:t>
-            </w:r>
-          </w:p>
-        </w:tc>
-        <w:tc>
-          <w:tcPr>
-            <w:tcW w:w="4675" w:type="dxa"/>
-            <w:tcBorders>
-              <w:top w:val="single" w:color="auto" w:sz="4" w:space="0"/>
-              <w:left w:val="single" w:color="auto" w:sz="4" w:space="0"/>
-              <w:bottom w:val="single" w:color="auto" w:sz="4" w:space="0"/>
-              <w:right w:val="single" w:color="auto" w:sz="4" w:space="0"/>
-            </w:tcBorders>
-          </w:tcPr>
-          <w:p>
-            <w:pPr>
-              <w:pStyle w:val="42"/>
-              <w:numPr>
-                <w:ilvl w:val="0"/>
-                <w:numId w:val="4"/>
-              </w:numPr>
-            </w:pPr>
-            <w:r>
-              <w:t xml:space="preserve">Người dùng nhập thông tin nhân viên cần tra cứu. Nếu có thông tin nhân viên trùng khớp thì hệ thống sẽ trả về danh sách nhân viên với các thông tin mà người dùng cung cấp. Ngược lại, nếu như không tìm thấy thì hệ thống sẽ thông báo không tìm thấy thông tin nhân viên phù hợp và yêu cầu người dùng nhập lại thông tin. </w:t>
-            </w:r>
-          </w:p>
-        </w:tc>
-      </w:tr>
-      <w:tr>
-        <w:tblPrEx>
-          <w:tblBorders>
-            <w:top w:val="single" w:color="auto" w:sz="4" w:space="0"/>
-            <w:left w:val="single" w:color="auto" w:sz="4" w:space="0"/>
-            <w:bottom w:val="single" w:color="auto" w:sz="4" w:space="0"/>
-            <w:right w:val="single" w:color="auto" w:sz="4" w:space="0"/>
-            <w:insideH w:val="single" w:color="auto" w:sz="4" w:space="0"/>
-            <w:insideV w:val="single" w:color="auto" w:sz="4" w:space="0"/>
-          </w:tblBorders>
-          <w:tblCellMar>
-            <w:top w:w="0" w:type="dxa"/>
-            <w:left w:w="108" w:type="dxa"/>
-            <w:bottom w:w="0" w:type="dxa"/>
-            <w:right w:w="108" w:type="dxa"/>
-          </w:tblCellMar>
-        </w:tblPrEx>
-        <w:tc>
-          <w:tcPr>
-            <w:tcW w:w="4675" w:type="dxa"/>
-            <w:tcBorders>
-              <w:top w:val="single" w:color="auto" w:sz="4" w:space="0"/>
-              <w:left w:val="single" w:color="auto" w:sz="4" w:space="0"/>
-              <w:bottom w:val="single" w:color="auto" w:sz="4" w:space="0"/>
-              <w:right w:val="single" w:color="auto" w:sz="4" w:space="0"/>
-            </w:tcBorders>
-          </w:tcPr>
-          <w:p>
-            <w:r>
-              <w:t>Kịch bản phụ</w:t>
-            </w:r>
-          </w:p>
-        </w:tc>
-        <w:tc>
-          <w:tcPr>
-            <w:tcW w:w="4675" w:type="dxa"/>
-            <w:tcBorders>
-              <w:top w:val="single" w:color="auto" w:sz="4" w:space="0"/>
-              <w:left w:val="single" w:color="auto" w:sz="4" w:space="0"/>
-              <w:bottom w:val="single" w:color="auto" w:sz="4" w:space="0"/>
-              <w:right w:val="single" w:color="auto" w:sz="4" w:space="0"/>
-            </w:tcBorders>
-          </w:tcPr>
-          <w:p/>
-        </w:tc>
-      </w:tr>
-    </w:tbl>
-    <w:p/>
-    <w:p>
-      <w:pPr>
-        <w:pStyle w:val="4"/>
-      </w:pPr>
-      <w:r>
-        <w:t>Bảng mô tả chức năng quản lý nhập kho</w:t>
+        <w:t>Bảng mô tả chức năng thêm nhân viên</w:t>
       </w:r>
     </w:p>
     <w:tbl>
@@ -12228,7 +10413,7 @@
           </w:tcPr>
           <w:p>
             <w:r>
-              <w:t>UC_QuanLyNhapKho</w:t>
+              <w:t>UC_ThemNhanVien</w:t>
             </w:r>
           </w:p>
         </w:tc>
@@ -12278,7 +10463,7 @@
           </w:tcPr>
           <w:p>
             <w:r>
-              <w:t>Quản lý nhập kho</w:t>
+              <w:t>Thêm nhân viên</w:t>
             </w:r>
           </w:p>
         </w:tc>
@@ -12378,7 +10563,7 @@
           </w:tcPr>
           <w:p>
             <w:r>
-              <w:t>Use case này mô tả quá trình nhập hàng hóa vào kho, bao gồm việc tiếp nhận hàng, kiểm tra thông tin, cập nhật vào hệ thống và lưu trữ hàng vào kho.</w:t>
+              <w:t>Người dùng sử dụng chức năng thêm thông tin nhân viên mới vào hệ thống.</w:t>
             </w:r>
           </w:p>
         </w:tc>
@@ -12428,7 +10613,7 @@
           </w:tcPr>
           <w:p>
             <w:r>
-              <w:t>Đăng nhập thành công và đã chọn chức năng quản lý nhập kho.</w:t>
+              <w:t>Đăng nhập thành công.</w:t>
             </w:r>
           </w:p>
         </w:tc>
@@ -12478,7 +10663,7 @@
           </w:tcPr>
           <w:p>
             <w:r>
-              <w:t>Hàng hóa được cập nhật đúng với số lượng vừa được nhập vào kho.</w:t>
+              <w:t>Thông tin của nhân viên mới được thêm vào CSDL.</w:t>
             </w:r>
           </w:p>
         </w:tc>
@@ -12535,7 +10720,7 @@
               </w:numPr>
             </w:pPr>
             <w:r>
-              <w:t xml:space="preserve">Nhân viên kho đăng nhập vào hệ thống quản lý kho. </w:t>
+              <w:t>Người dùng nhập các thông tin cần thiết của nhân viên mới.</w:t>
             </w:r>
           </w:p>
           <w:p>
@@ -12547,7 +10732,7 @@
               </w:numPr>
             </w:pPr>
             <w:r>
-              <w:t xml:space="preserve">Chọn chức năng nhập kho. </w:t>
+              <w:t>Hệ thống kiểm tra thông tin nhân viên vừa nhập có hợp lệ hay không. Nếu thông tin chưa phù hợp thì hệ thống yêu cầu nhập lại thông tin.</w:t>
             </w:r>
           </w:p>
           <w:p>
@@ -12559,31 +10744,7 @@
               </w:numPr>
             </w:pPr>
             <w:r>
-              <w:t xml:space="preserve"> Nhập thông tin đơn hàng.</w:t>
-            </w:r>
-          </w:p>
-          <w:p>
-            <w:pPr>
-              <w:pStyle w:val="42"/>
-              <w:numPr>
-                <w:ilvl w:val="0"/>
-                <w:numId w:val="4"/>
-              </w:numPr>
-            </w:pPr>
-            <w:r>
-              <w:t>Kiểm tra và xác nhận hàng hóa đã nhập.</w:t>
-            </w:r>
-          </w:p>
-          <w:p>
-            <w:pPr>
-              <w:pStyle w:val="42"/>
-              <w:numPr>
-                <w:ilvl w:val="0"/>
-                <w:numId w:val="4"/>
-              </w:numPr>
-            </w:pPr>
-            <w:r>
-              <w:t>Hệ thống cập nhật số lượng tồn kho.</w:t>
+              <w:t>Nếu thông tin đã hợp lệ thì người dùng xác nhận thêm thông tin nhân viên mới vào CSDL và quay trở về màn hình chức năng quản lý nhân viên.</w:t>
             </w:r>
           </w:p>
         </w:tc>
@@ -12631,30 +10792,7 @@
               <w:right w:val="single" w:color="auto" w:sz="4" w:space="0"/>
             </w:tcBorders>
           </w:tcPr>
-          <w:p>
-            <w:pPr>
-              <w:pStyle w:val="42"/>
-              <w:numPr>
-                <w:ilvl w:val="0"/>
-                <w:numId w:val="4"/>
-              </w:numPr>
-            </w:pPr>
-            <w:r>
-              <w:t>Người dùng nhập sai thông tin (ví dụ: số lượng âm, …)</w:t>
-            </w:r>
-          </w:p>
-          <w:p>
-            <w:pPr>
-              <w:pStyle w:val="42"/>
-              <w:numPr>
-                <w:ilvl w:val="0"/>
-                <w:numId w:val="4"/>
-              </w:numPr>
-            </w:pPr>
-            <w:r>
-              <w:t>Hệ thống sẽ thông báo lỗi và yêu cầu nhập lại.</w:t>
-            </w:r>
-          </w:p>
+          <w:p/>
         </w:tc>
       </w:tr>
     </w:tbl>
@@ -12664,474 +10802,7 @@
         <w:pStyle w:val="4"/>
       </w:pPr>
       <w:r>
-        <w:t>Bảng mô tả chức năng tạo hóa đơn nhập hàng</w:t>
-      </w:r>
-    </w:p>
-    <w:tbl>
-      <w:tblPr>
-        <w:tblStyle w:val="19"/>
-        <w:tblW w:w="0" w:type="auto"/>
-        <w:tblInd w:w="0" w:type="dxa"/>
-        <w:tblBorders>
-          <w:top w:val="single" w:color="auto" w:sz="4" w:space="0"/>
-          <w:left w:val="single" w:color="auto" w:sz="4" w:space="0"/>
-          <w:bottom w:val="single" w:color="auto" w:sz="4" w:space="0"/>
-          <w:right w:val="single" w:color="auto" w:sz="4" w:space="0"/>
-          <w:insideH w:val="single" w:color="auto" w:sz="4" w:space="0"/>
-          <w:insideV w:val="single" w:color="auto" w:sz="4" w:space="0"/>
-        </w:tblBorders>
-        <w:tblLayout w:type="autofit"/>
-        <w:tblCellMar>
-          <w:top w:w="0" w:type="dxa"/>
-          <w:left w:w="108" w:type="dxa"/>
-          <w:bottom w:w="0" w:type="dxa"/>
-          <w:right w:w="108" w:type="dxa"/>
-        </w:tblCellMar>
-      </w:tblPr>
-      <w:tblGrid>
-        <w:gridCol w:w="4675"/>
-        <w:gridCol w:w="4675"/>
-      </w:tblGrid>
-      <w:tr>
-        <w:tblPrEx>
-          <w:tblBorders>
-            <w:top w:val="single" w:color="auto" w:sz="4" w:space="0"/>
-            <w:left w:val="single" w:color="auto" w:sz="4" w:space="0"/>
-            <w:bottom w:val="single" w:color="auto" w:sz="4" w:space="0"/>
-            <w:right w:val="single" w:color="auto" w:sz="4" w:space="0"/>
-            <w:insideH w:val="single" w:color="auto" w:sz="4" w:space="0"/>
-            <w:insideV w:val="single" w:color="auto" w:sz="4" w:space="0"/>
-          </w:tblBorders>
-        </w:tblPrEx>
-        <w:tc>
-          <w:tcPr>
-            <w:tcW w:w="4675" w:type="dxa"/>
-            <w:tcBorders>
-              <w:top w:val="single" w:color="auto" w:sz="4" w:space="0"/>
-              <w:left w:val="single" w:color="auto" w:sz="4" w:space="0"/>
-              <w:bottom w:val="single" w:color="auto" w:sz="4" w:space="0"/>
-              <w:right w:val="single" w:color="auto" w:sz="4" w:space="0"/>
-            </w:tcBorders>
-          </w:tcPr>
-          <w:p>
-            <w:r>
-              <w:t>Use case ID</w:t>
-            </w:r>
-          </w:p>
-        </w:tc>
-        <w:tc>
-          <w:tcPr>
-            <w:tcW w:w="4675" w:type="dxa"/>
-            <w:tcBorders>
-              <w:top w:val="single" w:color="auto" w:sz="4" w:space="0"/>
-              <w:left w:val="single" w:color="auto" w:sz="4" w:space="0"/>
-              <w:bottom w:val="single" w:color="auto" w:sz="4" w:space="0"/>
-              <w:right w:val="single" w:color="auto" w:sz="4" w:space="0"/>
-            </w:tcBorders>
-          </w:tcPr>
-          <w:p>
-            <w:r>
-              <w:t>UC_TaoHoaDonNhapHang</w:t>
-            </w:r>
-          </w:p>
-        </w:tc>
-      </w:tr>
-      <w:tr>
-        <w:tblPrEx>
-          <w:tblBorders>
-            <w:top w:val="single" w:color="auto" w:sz="4" w:space="0"/>
-            <w:left w:val="single" w:color="auto" w:sz="4" w:space="0"/>
-            <w:bottom w:val="single" w:color="auto" w:sz="4" w:space="0"/>
-            <w:right w:val="single" w:color="auto" w:sz="4" w:space="0"/>
-            <w:insideH w:val="single" w:color="auto" w:sz="4" w:space="0"/>
-            <w:insideV w:val="single" w:color="auto" w:sz="4" w:space="0"/>
-          </w:tblBorders>
-          <w:tblCellMar>
-            <w:top w:w="0" w:type="dxa"/>
-            <w:left w:w="108" w:type="dxa"/>
-            <w:bottom w:w="0" w:type="dxa"/>
-            <w:right w:w="108" w:type="dxa"/>
-          </w:tblCellMar>
-        </w:tblPrEx>
-        <w:tc>
-          <w:tcPr>
-            <w:tcW w:w="4675" w:type="dxa"/>
-            <w:tcBorders>
-              <w:top w:val="single" w:color="auto" w:sz="4" w:space="0"/>
-              <w:left w:val="single" w:color="auto" w:sz="4" w:space="0"/>
-              <w:bottom w:val="single" w:color="auto" w:sz="4" w:space="0"/>
-              <w:right w:val="single" w:color="auto" w:sz="4" w:space="0"/>
-            </w:tcBorders>
-          </w:tcPr>
-          <w:p>
-            <w:r>
-              <w:t>Tên Use case</w:t>
-            </w:r>
-          </w:p>
-        </w:tc>
-        <w:tc>
-          <w:tcPr>
-            <w:tcW w:w="4675" w:type="dxa"/>
-            <w:tcBorders>
-              <w:top w:val="single" w:color="auto" w:sz="4" w:space="0"/>
-              <w:left w:val="single" w:color="auto" w:sz="4" w:space="0"/>
-              <w:bottom w:val="single" w:color="auto" w:sz="4" w:space="0"/>
-              <w:right w:val="single" w:color="auto" w:sz="4" w:space="0"/>
-            </w:tcBorders>
-          </w:tcPr>
-          <w:p>
-            <w:r>
-              <w:t>Tạo hóa đơn nhập hàng</w:t>
-            </w:r>
-          </w:p>
-        </w:tc>
-      </w:tr>
-      <w:tr>
-        <w:tblPrEx>
-          <w:tblBorders>
-            <w:top w:val="single" w:color="auto" w:sz="4" w:space="0"/>
-            <w:left w:val="single" w:color="auto" w:sz="4" w:space="0"/>
-            <w:bottom w:val="single" w:color="auto" w:sz="4" w:space="0"/>
-            <w:right w:val="single" w:color="auto" w:sz="4" w:space="0"/>
-            <w:insideH w:val="single" w:color="auto" w:sz="4" w:space="0"/>
-            <w:insideV w:val="single" w:color="auto" w:sz="4" w:space="0"/>
-          </w:tblBorders>
-          <w:tblCellMar>
-            <w:top w:w="0" w:type="dxa"/>
-            <w:left w:w="108" w:type="dxa"/>
-            <w:bottom w:w="0" w:type="dxa"/>
-            <w:right w:w="108" w:type="dxa"/>
-          </w:tblCellMar>
-        </w:tblPrEx>
-        <w:tc>
-          <w:tcPr>
-            <w:tcW w:w="4675" w:type="dxa"/>
-            <w:tcBorders>
-              <w:top w:val="single" w:color="auto" w:sz="4" w:space="0"/>
-              <w:left w:val="single" w:color="auto" w:sz="4" w:space="0"/>
-              <w:bottom w:val="single" w:color="auto" w:sz="4" w:space="0"/>
-              <w:right w:val="single" w:color="auto" w:sz="4" w:space="0"/>
-            </w:tcBorders>
-          </w:tcPr>
-          <w:p>
-            <w:r>
-              <w:t>Tác nhân</w:t>
-            </w:r>
-          </w:p>
-        </w:tc>
-        <w:tc>
-          <w:tcPr>
-            <w:tcW w:w="4675" w:type="dxa"/>
-            <w:tcBorders>
-              <w:top w:val="single" w:color="auto" w:sz="4" w:space="0"/>
-              <w:left w:val="single" w:color="auto" w:sz="4" w:space="0"/>
-              <w:bottom w:val="single" w:color="auto" w:sz="4" w:space="0"/>
-              <w:right w:val="single" w:color="auto" w:sz="4" w:space="0"/>
-            </w:tcBorders>
-          </w:tcPr>
-          <w:p>
-            <w:r>
-              <w:t>Quản lý</w:t>
-            </w:r>
-          </w:p>
-        </w:tc>
-      </w:tr>
-      <w:tr>
-        <w:tblPrEx>
-          <w:tblBorders>
-            <w:top w:val="single" w:color="auto" w:sz="4" w:space="0"/>
-            <w:left w:val="single" w:color="auto" w:sz="4" w:space="0"/>
-            <w:bottom w:val="single" w:color="auto" w:sz="4" w:space="0"/>
-            <w:right w:val="single" w:color="auto" w:sz="4" w:space="0"/>
-            <w:insideH w:val="single" w:color="auto" w:sz="4" w:space="0"/>
-            <w:insideV w:val="single" w:color="auto" w:sz="4" w:space="0"/>
-          </w:tblBorders>
-          <w:tblCellMar>
-            <w:top w:w="0" w:type="dxa"/>
-            <w:left w:w="108" w:type="dxa"/>
-            <w:bottom w:w="0" w:type="dxa"/>
-            <w:right w:w="108" w:type="dxa"/>
-          </w:tblCellMar>
-        </w:tblPrEx>
-        <w:tc>
-          <w:tcPr>
-            <w:tcW w:w="4675" w:type="dxa"/>
-            <w:tcBorders>
-              <w:top w:val="single" w:color="auto" w:sz="4" w:space="0"/>
-              <w:left w:val="single" w:color="auto" w:sz="4" w:space="0"/>
-              <w:bottom w:val="single" w:color="auto" w:sz="4" w:space="0"/>
-              <w:right w:val="single" w:color="auto" w:sz="4" w:space="0"/>
-            </w:tcBorders>
-          </w:tcPr>
-          <w:p>
-            <w:r>
-              <w:t>Tóm tắt</w:t>
-            </w:r>
-          </w:p>
-        </w:tc>
-        <w:tc>
-          <w:tcPr>
-            <w:tcW w:w="4675" w:type="dxa"/>
-            <w:tcBorders>
-              <w:top w:val="single" w:color="auto" w:sz="4" w:space="0"/>
-              <w:left w:val="single" w:color="auto" w:sz="4" w:space="0"/>
-              <w:bottom w:val="single" w:color="auto" w:sz="4" w:space="0"/>
-              <w:right w:val="single" w:color="auto" w:sz="4" w:space="0"/>
-            </w:tcBorders>
-          </w:tcPr>
-          <w:p>
-            <w:r>
-              <w:t>Hệ thống tạo hóa đơn chứa thông tin đơn hàng.</w:t>
-            </w:r>
-          </w:p>
-        </w:tc>
-      </w:tr>
-      <w:tr>
-        <w:tblPrEx>
-          <w:tblBorders>
-            <w:top w:val="single" w:color="auto" w:sz="4" w:space="0"/>
-            <w:left w:val="single" w:color="auto" w:sz="4" w:space="0"/>
-            <w:bottom w:val="single" w:color="auto" w:sz="4" w:space="0"/>
-            <w:right w:val="single" w:color="auto" w:sz="4" w:space="0"/>
-            <w:insideH w:val="single" w:color="auto" w:sz="4" w:space="0"/>
-            <w:insideV w:val="single" w:color="auto" w:sz="4" w:space="0"/>
-          </w:tblBorders>
-          <w:tblCellMar>
-            <w:top w:w="0" w:type="dxa"/>
-            <w:left w:w="108" w:type="dxa"/>
-            <w:bottom w:w="0" w:type="dxa"/>
-            <w:right w:w="108" w:type="dxa"/>
-          </w:tblCellMar>
-        </w:tblPrEx>
-        <w:tc>
-          <w:tcPr>
-            <w:tcW w:w="4675" w:type="dxa"/>
-            <w:tcBorders>
-              <w:top w:val="single" w:color="auto" w:sz="4" w:space="0"/>
-              <w:left w:val="single" w:color="auto" w:sz="4" w:space="0"/>
-              <w:bottom w:val="single" w:color="auto" w:sz="4" w:space="0"/>
-              <w:right w:val="single" w:color="auto" w:sz="4" w:space="0"/>
-            </w:tcBorders>
-          </w:tcPr>
-          <w:p>
-            <w:r>
-              <w:t>Điều kiện tiên quyết</w:t>
-            </w:r>
-          </w:p>
-        </w:tc>
-        <w:tc>
-          <w:tcPr>
-            <w:tcW w:w="4675" w:type="dxa"/>
-            <w:tcBorders>
-              <w:top w:val="single" w:color="auto" w:sz="4" w:space="0"/>
-              <w:left w:val="single" w:color="auto" w:sz="4" w:space="0"/>
-              <w:bottom w:val="single" w:color="auto" w:sz="4" w:space="0"/>
-              <w:right w:val="single" w:color="auto" w:sz="4" w:space="0"/>
-            </w:tcBorders>
-          </w:tcPr>
-          <w:p>
-            <w:r>
-              <w:t>Đăng nhập thành công và chọn chức năng tạo hóa đơn nhập hàng.</w:t>
-            </w:r>
-          </w:p>
-        </w:tc>
-      </w:tr>
-      <w:tr>
-        <w:tblPrEx>
-          <w:tblBorders>
-            <w:top w:val="single" w:color="auto" w:sz="4" w:space="0"/>
-            <w:left w:val="single" w:color="auto" w:sz="4" w:space="0"/>
-            <w:bottom w:val="single" w:color="auto" w:sz="4" w:space="0"/>
-            <w:right w:val="single" w:color="auto" w:sz="4" w:space="0"/>
-            <w:insideH w:val="single" w:color="auto" w:sz="4" w:space="0"/>
-            <w:insideV w:val="single" w:color="auto" w:sz="4" w:space="0"/>
-          </w:tblBorders>
-          <w:tblCellMar>
-            <w:top w:w="0" w:type="dxa"/>
-            <w:left w:w="108" w:type="dxa"/>
-            <w:bottom w:w="0" w:type="dxa"/>
-            <w:right w:w="108" w:type="dxa"/>
-          </w:tblCellMar>
-        </w:tblPrEx>
-        <w:tc>
-          <w:tcPr>
-            <w:tcW w:w="4675" w:type="dxa"/>
-            <w:tcBorders>
-              <w:top w:val="single" w:color="auto" w:sz="4" w:space="0"/>
-              <w:left w:val="single" w:color="auto" w:sz="4" w:space="0"/>
-              <w:bottom w:val="single" w:color="auto" w:sz="4" w:space="0"/>
-              <w:right w:val="single" w:color="auto" w:sz="4" w:space="0"/>
-            </w:tcBorders>
-          </w:tcPr>
-          <w:p>
-            <w:r>
-              <w:t>Kết quả</w:t>
-            </w:r>
-          </w:p>
-        </w:tc>
-        <w:tc>
-          <w:tcPr>
-            <w:tcW w:w="4675" w:type="dxa"/>
-            <w:tcBorders>
-              <w:top w:val="single" w:color="auto" w:sz="4" w:space="0"/>
-              <w:left w:val="single" w:color="auto" w:sz="4" w:space="0"/>
-              <w:bottom w:val="single" w:color="auto" w:sz="4" w:space="0"/>
-              <w:right w:val="single" w:color="auto" w:sz="4" w:space="0"/>
-            </w:tcBorders>
-          </w:tcPr>
-          <w:p>
-            <w:r>
-              <w:t>Hóa đơn được tạo thành công và lưu vào hệ thống.</w:t>
-            </w:r>
-          </w:p>
-        </w:tc>
-      </w:tr>
-      <w:tr>
-        <w:tblPrEx>
-          <w:tblBorders>
-            <w:top w:val="single" w:color="auto" w:sz="4" w:space="0"/>
-            <w:left w:val="single" w:color="auto" w:sz="4" w:space="0"/>
-            <w:bottom w:val="single" w:color="auto" w:sz="4" w:space="0"/>
-            <w:right w:val="single" w:color="auto" w:sz="4" w:space="0"/>
-            <w:insideH w:val="single" w:color="auto" w:sz="4" w:space="0"/>
-            <w:insideV w:val="single" w:color="auto" w:sz="4" w:space="0"/>
-          </w:tblBorders>
-          <w:tblCellMar>
-            <w:top w:w="0" w:type="dxa"/>
-            <w:left w:w="108" w:type="dxa"/>
-            <w:bottom w:w="0" w:type="dxa"/>
-            <w:right w:w="108" w:type="dxa"/>
-          </w:tblCellMar>
-        </w:tblPrEx>
-        <w:tc>
-          <w:tcPr>
-            <w:tcW w:w="4675" w:type="dxa"/>
-            <w:tcBorders>
-              <w:top w:val="single" w:color="auto" w:sz="4" w:space="0"/>
-              <w:left w:val="single" w:color="auto" w:sz="4" w:space="0"/>
-              <w:bottom w:val="single" w:color="auto" w:sz="4" w:space="0"/>
-              <w:right w:val="single" w:color="auto" w:sz="4" w:space="0"/>
-            </w:tcBorders>
-          </w:tcPr>
-          <w:p>
-            <w:r>
-              <w:t>Kịch bản chính</w:t>
-            </w:r>
-          </w:p>
-        </w:tc>
-        <w:tc>
-          <w:tcPr>
-            <w:tcW w:w="4675" w:type="dxa"/>
-            <w:tcBorders>
-              <w:top w:val="single" w:color="auto" w:sz="4" w:space="0"/>
-              <w:left w:val="single" w:color="auto" w:sz="4" w:space="0"/>
-              <w:bottom w:val="single" w:color="auto" w:sz="4" w:space="0"/>
-              <w:right w:val="single" w:color="auto" w:sz="4" w:space="0"/>
-            </w:tcBorders>
-          </w:tcPr>
-          <w:p>
-            <w:pPr>
-              <w:pStyle w:val="42"/>
-              <w:numPr>
-                <w:ilvl w:val="0"/>
-                <w:numId w:val="4"/>
-              </w:numPr>
-            </w:pPr>
-            <w:r>
-              <w:t>Nhập các thông tin liên quan đến đơn hàng.</w:t>
-            </w:r>
-          </w:p>
-          <w:p>
-            <w:pPr>
-              <w:pStyle w:val="42"/>
-              <w:numPr>
-                <w:ilvl w:val="0"/>
-                <w:numId w:val="4"/>
-              </w:numPr>
-            </w:pPr>
-            <w:r>
-              <w:t>Kiểm tra thông tin lại thông tin.</w:t>
-            </w:r>
-          </w:p>
-          <w:p>
-            <w:pPr>
-              <w:pStyle w:val="42"/>
-              <w:numPr>
-                <w:ilvl w:val="0"/>
-                <w:numId w:val="4"/>
-              </w:numPr>
-            </w:pPr>
-            <w:r>
-              <w:t>Người dùng xác nhận tạo hóa đơn và lưu vào CSDL.</w:t>
-            </w:r>
-          </w:p>
-        </w:tc>
-      </w:tr>
-      <w:tr>
-        <w:tblPrEx>
-          <w:tblBorders>
-            <w:top w:val="single" w:color="auto" w:sz="4" w:space="0"/>
-            <w:left w:val="single" w:color="auto" w:sz="4" w:space="0"/>
-            <w:bottom w:val="single" w:color="auto" w:sz="4" w:space="0"/>
-            <w:right w:val="single" w:color="auto" w:sz="4" w:space="0"/>
-            <w:insideH w:val="single" w:color="auto" w:sz="4" w:space="0"/>
-            <w:insideV w:val="single" w:color="auto" w:sz="4" w:space="0"/>
-          </w:tblBorders>
-          <w:tblCellMar>
-            <w:top w:w="0" w:type="dxa"/>
-            <w:left w:w="108" w:type="dxa"/>
-            <w:bottom w:w="0" w:type="dxa"/>
-            <w:right w:w="108" w:type="dxa"/>
-          </w:tblCellMar>
-        </w:tblPrEx>
-        <w:tc>
-          <w:tcPr>
-            <w:tcW w:w="4675" w:type="dxa"/>
-            <w:tcBorders>
-              <w:top w:val="single" w:color="auto" w:sz="4" w:space="0"/>
-              <w:left w:val="single" w:color="auto" w:sz="4" w:space="0"/>
-              <w:bottom w:val="single" w:color="auto" w:sz="4" w:space="0"/>
-              <w:right w:val="single" w:color="auto" w:sz="4" w:space="0"/>
-            </w:tcBorders>
-          </w:tcPr>
-          <w:p>
-            <w:r>
-              <w:t>Kịch bản phụ</w:t>
-            </w:r>
-          </w:p>
-        </w:tc>
-        <w:tc>
-          <w:tcPr>
-            <w:tcW w:w="4675" w:type="dxa"/>
-            <w:tcBorders>
-              <w:top w:val="single" w:color="auto" w:sz="4" w:space="0"/>
-              <w:left w:val="single" w:color="auto" w:sz="4" w:space="0"/>
-              <w:bottom w:val="single" w:color="auto" w:sz="4" w:space="0"/>
-              <w:right w:val="single" w:color="auto" w:sz="4" w:space="0"/>
-            </w:tcBorders>
-          </w:tcPr>
-          <w:p>
-            <w:pPr>
-              <w:pStyle w:val="42"/>
-              <w:numPr>
-                <w:ilvl w:val="0"/>
-                <w:numId w:val="4"/>
-              </w:numPr>
-            </w:pPr>
-            <w:r>
-              <w:t>Nếu nhân viên nhập sai thông tin thì hệ thống thông báo lỗi và yêu cầu nhập lại thông tin</w:t>
-            </w:r>
-          </w:p>
-        </w:tc>
-      </w:tr>
-    </w:tbl>
-    <w:p/>
-    <w:p>
-      <w:pPr>
-        <w:pStyle w:val="4"/>
-      </w:pPr>
-      <w:r>
-        <w:t>Bảng mô tả xem danh sách hóa đơn nhập hàng</w:t>
+        <w:t>Bảng mô tả chức năng xóa nhân viên</w:t>
       </w:r>
     </w:p>
     <w:tbl>
@@ -13204,7 +10875,7 @@
           </w:tcPr>
           <w:p>
             <w:r>
-              <w:t>UC_XemDS_HD_NhapHang</w:t>
+              <w:t>UC_XoaNhanVien</w:t>
             </w:r>
           </w:p>
         </w:tc>
@@ -13254,7 +10925,7 @@
           </w:tcPr>
           <w:p>
             <w:r>
-              <w:t>Xem danh sách hóa đơn nhập hàng</w:t>
+              <w:t>Xóa nhân viên</w:t>
             </w:r>
           </w:p>
         </w:tc>
@@ -13354,7 +11025,7 @@
           </w:tcPr>
           <w:p>
             <w:r>
-              <w:t>cho phép quản lý xem danh sách hóa đơn nhập hàng đã được lưu trong hệ thống.</w:t>
+              <w:t>Người dùng sử dụng chức năng xóa nhân viên để xóa thông tin của nhân viên ra khỏi CSDL.</w:t>
             </w:r>
           </w:p>
         </w:tc>
@@ -13454,7 +11125,7 @@
           </w:tcPr>
           <w:p>
             <w:r>
-              <w:t>Quản lý xem được danh sách hóa đơn nhập hàng.</w:t>
+              <w:t>Thông tin nhân viên bị xóa ra khỏi CSDL.</w:t>
             </w:r>
           </w:p>
         </w:tc>
@@ -13511,7 +11182,7 @@
               </w:numPr>
             </w:pPr>
             <w:r>
-              <w:t>Quản lý chọn chức năng xem danh sách hóa đơn nhập hàng.</w:t>
+              <w:t>Người dùng tra cứu thông tin của nhân viên cần xóa (mô tả UC_TraCuuThongTinNV).</w:t>
             </w:r>
           </w:p>
           <w:p>
@@ -13523,7 +11194,7 @@
               </w:numPr>
             </w:pPr>
             <w:r>
-              <w:t>Quản lý chọn một hóa đơn từ danh sách để xem chi tiết.</w:t>
+              <w:t xml:space="preserve">Nếu không có thông tin của nhân viên thì hệ thống thông báo không tìm thấy thông tin sản phẩm phù hợp. </w:t>
             </w:r>
           </w:p>
           <w:p>
@@ -13535,7 +11206,7 @@
               </w:numPr>
             </w:pPr>
             <w:r>
-              <w:t>Hệ thống hiển thị đầy đủ thông tin của hóa đơn.</w:t>
+              <w:t>Nếu có thì hệ thống sẽ xóa thông tin nhân viên ra khỏi hệ thống và thông báo đã xóa thành công.</w:t>
             </w:r>
           </w:p>
         </w:tc>
@@ -13583,18 +11254,7 @@
               <w:right w:val="single" w:color="auto" w:sz="4" w:space="0"/>
             </w:tcBorders>
           </w:tcPr>
-          <w:p>
-            <w:pPr>
-              <w:pStyle w:val="42"/>
-              <w:numPr>
-                <w:ilvl w:val="0"/>
-                <w:numId w:val="4"/>
-              </w:numPr>
-            </w:pPr>
-            <w:r>
-              <w:t>Nếu không có hóa đơn nào trong hệ thống. Hệ thống hiển thị thông báo: "Không có hóa đơn nhập hàng nào được tìm thấy.".</w:t>
-            </w:r>
-          </w:p>
+          <w:p/>
         </w:tc>
       </w:tr>
     </w:tbl>
@@ -13604,7 +11264,7 @@
         <w:pStyle w:val="4"/>
       </w:pPr>
       <w:r>
-        <w:t>Bảng mô tả chức năng xử lý bán hàng</w:t>
+        <w:t>Bảng mô tả chức năng cập nhật thông tin nhân viên</w:t>
       </w:r>
     </w:p>
     <w:tbl>
@@ -13652,6 +11312,12 @@
         <w:tc>
           <w:tcPr>
             <w:tcW w:w="4675" w:type="dxa"/>
+            <w:tcBorders>
+              <w:top w:val="single" w:color="auto" w:sz="4" w:space="0"/>
+              <w:left w:val="single" w:color="auto" w:sz="4" w:space="0"/>
+              <w:bottom w:val="single" w:color="auto" w:sz="4" w:space="0"/>
+              <w:right w:val="single" w:color="auto" w:sz="4" w:space="0"/>
+            </w:tcBorders>
           </w:tcPr>
           <w:p>
             <w:r>
@@ -13662,10 +11328,16 @@
         <w:tc>
           <w:tcPr>
             <w:tcW w:w="4675" w:type="dxa"/>
-          </w:tcPr>
-          <w:p>
-            <w:r>
-              <w:t>UC_QuanLyBanHang</w:t>
+            <w:tcBorders>
+              <w:top w:val="single" w:color="auto" w:sz="4" w:space="0"/>
+              <w:left w:val="single" w:color="auto" w:sz="4" w:space="0"/>
+              <w:bottom w:val="single" w:color="auto" w:sz="4" w:space="0"/>
+              <w:right w:val="single" w:color="auto" w:sz="4" w:space="0"/>
+            </w:tcBorders>
+          </w:tcPr>
+          <w:p>
+            <w:r>
+              <w:t>UC_CapNhatThongTinNV</w:t>
             </w:r>
           </w:p>
         </w:tc>
@@ -13690,6 +11362,12 @@
         <w:tc>
           <w:tcPr>
             <w:tcW w:w="4675" w:type="dxa"/>
+            <w:tcBorders>
+              <w:top w:val="single" w:color="auto" w:sz="4" w:space="0"/>
+              <w:left w:val="single" w:color="auto" w:sz="4" w:space="0"/>
+              <w:bottom w:val="single" w:color="auto" w:sz="4" w:space="0"/>
+              <w:right w:val="single" w:color="auto" w:sz="4" w:space="0"/>
+            </w:tcBorders>
           </w:tcPr>
           <w:p>
             <w:r>
@@ -13700,10 +11378,16 @@
         <w:tc>
           <w:tcPr>
             <w:tcW w:w="4675" w:type="dxa"/>
-          </w:tcPr>
-          <w:p>
-            <w:r>
-              <w:t>Quản lý bán hàng</w:t>
+            <w:tcBorders>
+              <w:top w:val="single" w:color="auto" w:sz="4" w:space="0"/>
+              <w:left w:val="single" w:color="auto" w:sz="4" w:space="0"/>
+              <w:bottom w:val="single" w:color="auto" w:sz="4" w:space="0"/>
+              <w:right w:val="single" w:color="auto" w:sz="4" w:space="0"/>
+            </w:tcBorders>
+          </w:tcPr>
+          <w:p>
+            <w:r>
+              <w:t>Cập nhật thông tin nhân viên</w:t>
             </w:r>
           </w:p>
         </w:tc>
@@ -13728,6 +11412,12 @@
         <w:tc>
           <w:tcPr>
             <w:tcW w:w="4675" w:type="dxa"/>
+            <w:tcBorders>
+              <w:top w:val="single" w:color="auto" w:sz="4" w:space="0"/>
+              <w:left w:val="single" w:color="auto" w:sz="4" w:space="0"/>
+              <w:bottom w:val="single" w:color="auto" w:sz="4" w:space="0"/>
+              <w:right w:val="single" w:color="auto" w:sz="4" w:space="0"/>
+            </w:tcBorders>
           </w:tcPr>
           <w:p>
             <w:r>
@@ -13738,10 +11428,16 @@
         <w:tc>
           <w:tcPr>
             <w:tcW w:w="4675" w:type="dxa"/>
-          </w:tcPr>
-          <w:p>
-            <w:r>
-              <w:t>Nhân viên</w:t>
+            <w:tcBorders>
+              <w:top w:val="single" w:color="auto" w:sz="4" w:space="0"/>
+              <w:left w:val="single" w:color="auto" w:sz="4" w:space="0"/>
+              <w:bottom w:val="single" w:color="auto" w:sz="4" w:space="0"/>
+              <w:right w:val="single" w:color="auto" w:sz="4" w:space="0"/>
+            </w:tcBorders>
+          </w:tcPr>
+          <w:p>
+            <w:r>
+              <w:t>Quản lý</w:t>
             </w:r>
           </w:p>
         </w:tc>
@@ -13766,6 +11462,12 @@
         <w:tc>
           <w:tcPr>
             <w:tcW w:w="4675" w:type="dxa"/>
+            <w:tcBorders>
+              <w:top w:val="single" w:color="auto" w:sz="4" w:space="0"/>
+              <w:left w:val="single" w:color="auto" w:sz="4" w:space="0"/>
+              <w:bottom w:val="single" w:color="auto" w:sz="4" w:space="0"/>
+              <w:right w:val="single" w:color="auto" w:sz="4" w:space="0"/>
+            </w:tcBorders>
           </w:tcPr>
           <w:p>
             <w:r>
@@ -13776,10 +11478,16 @@
         <w:tc>
           <w:tcPr>
             <w:tcW w:w="4675" w:type="dxa"/>
-          </w:tcPr>
-          <w:p>
-            <w:r>
-              <w:t>Nhân viên có thể thêm, sửa hóa đơn để phục vụ cho các tác vụ cần thiết.</w:t>
+            <w:tcBorders>
+              <w:top w:val="single" w:color="auto" w:sz="4" w:space="0"/>
+              <w:left w:val="single" w:color="auto" w:sz="4" w:space="0"/>
+              <w:bottom w:val="single" w:color="auto" w:sz="4" w:space="0"/>
+              <w:right w:val="single" w:color="auto" w:sz="4" w:space="0"/>
+            </w:tcBorders>
+          </w:tcPr>
+          <w:p>
+            <w:r>
+              <w:t>Người dùng với vai trò quản lý có thể sử dụng chức năng cập nhật thông tin nhân viên để cập nhật lại thông tin nhân viên khi cần thiết.</w:t>
             </w:r>
           </w:p>
         </w:tc>
@@ -13804,6 +11512,12 @@
         <w:tc>
           <w:tcPr>
             <w:tcW w:w="4675" w:type="dxa"/>
+            <w:tcBorders>
+              <w:top w:val="single" w:color="auto" w:sz="4" w:space="0"/>
+              <w:left w:val="single" w:color="auto" w:sz="4" w:space="0"/>
+              <w:bottom w:val="single" w:color="auto" w:sz="4" w:space="0"/>
+              <w:right w:val="single" w:color="auto" w:sz="4" w:space="0"/>
+            </w:tcBorders>
           </w:tcPr>
           <w:p>
             <w:r>
@@ -13814,6 +11528,12 @@
         <w:tc>
           <w:tcPr>
             <w:tcW w:w="4675" w:type="dxa"/>
+            <w:tcBorders>
+              <w:top w:val="single" w:color="auto" w:sz="4" w:space="0"/>
+              <w:left w:val="single" w:color="auto" w:sz="4" w:space="0"/>
+              <w:bottom w:val="single" w:color="auto" w:sz="4" w:space="0"/>
+              <w:right w:val="single" w:color="auto" w:sz="4" w:space="0"/>
+            </w:tcBorders>
           </w:tcPr>
           <w:p>
             <w:r>
@@ -13842,6 +11562,12 @@
         <w:tc>
           <w:tcPr>
             <w:tcW w:w="4675" w:type="dxa"/>
+            <w:tcBorders>
+              <w:top w:val="single" w:color="auto" w:sz="4" w:space="0"/>
+              <w:left w:val="single" w:color="auto" w:sz="4" w:space="0"/>
+              <w:bottom w:val="single" w:color="auto" w:sz="4" w:space="0"/>
+              <w:right w:val="single" w:color="auto" w:sz="4" w:space="0"/>
+            </w:tcBorders>
           </w:tcPr>
           <w:p>
             <w:r>
@@ -13852,10 +11578,16 @@
         <w:tc>
           <w:tcPr>
             <w:tcW w:w="4675" w:type="dxa"/>
-          </w:tcPr>
-          <w:p>
-            <w:r>
-              <w:t>Có thể quản lý danh mục hóa đơn với các chức năng thêm, cập nhật thông tin hóa đơn, tra cứu thông tin hóa đơn.</w:t>
+            <w:tcBorders>
+              <w:top w:val="single" w:color="auto" w:sz="4" w:space="0"/>
+              <w:left w:val="single" w:color="auto" w:sz="4" w:space="0"/>
+              <w:bottom w:val="single" w:color="auto" w:sz="4" w:space="0"/>
+              <w:right w:val="single" w:color="auto" w:sz="4" w:space="0"/>
+            </w:tcBorders>
+          </w:tcPr>
+          <w:p>
+            <w:r>
+              <w:t>Thông tin của nhân viên trong CSDL được chỉnh sửa phù hợp.</w:t>
             </w:r>
           </w:p>
         </w:tc>
@@ -13880,6 +11612,12 @@
         <w:tc>
           <w:tcPr>
             <w:tcW w:w="4675" w:type="dxa"/>
+            <w:tcBorders>
+              <w:top w:val="single" w:color="auto" w:sz="4" w:space="0"/>
+              <w:left w:val="single" w:color="auto" w:sz="4" w:space="0"/>
+              <w:bottom w:val="single" w:color="auto" w:sz="4" w:space="0"/>
+              <w:right w:val="single" w:color="auto" w:sz="4" w:space="0"/>
+            </w:tcBorders>
           </w:tcPr>
           <w:p>
             <w:r>
@@ -13890,6 +11628,12 @@
         <w:tc>
           <w:tcPr>
             <w:tcW w:w="4675" w:type="dxa"/>
+            <w:tcBorders>
+              <w:top w:val="single" w:color="auto" w:sz="4" w:space="0"/>
+              <w:left w:val="single" w:color="auto" w:sz="4" w:space="0"/>
+              <w:bottom w:val="single" w:color="auto" w:sz="4" w:space="0"/>
+              <w:right w:val="single" w:color="auto" w:sz="4" w:space="0"/>
+            </w:tcBorders>
           </w:tcPr>
           <w:p>
             <w:pPr>
@@ -13900,7 +11644,7 @@
               </w:numPr>
             </w:pPr>
             <w:r>
-              <w:t>Nhân viên chọn chức năng quản lý bán hàng, hệ thống sẽ kiểm tra người dùng với vai trò là nhân viên đã đăng nhập với vai trò là admin hay chưa, nếu chưa thì hệ thống sẽ thông báo yêu cầu đăng nhập và từ chối truy cập vào các chức năng quản lý bán hàng và yêu cầu người dùng đăng nhập đúng tài khoản admin.</w:t>
+              <w:t>Người dùng tra cứu thông tin của nhân viên cần cập nhật thông tin (mô tả UC_TraCuuThongTinNV).</w:t>
             </w:r>
           </w:p>
           <w:p>
@@ -13912,29 +11656,31 @@
               </w:numPr>
             </w:pPr>
             <w:r>
-              <w:t>Nếu đã đăng nhập thành công, hệ thống sẽ chuyển đến giao diện cho phép người dùng lựa chọn các tương tác sau:</w:t>
+              <w:t>Nếu không có thông tin của nhân viên cần cập nhật thì thông báo không tìm thấy thông tin nhân viên phù hợp.</w:t>
             </w:r>
           </w:p>
           <w:p>
             <w:pPr>
               <w:pStyle w:val="42"/>
-            </w:pPr>
-            <w:r>
-              <w:tab/>
-            </w:r>
-            <w:r>
-              <w:t>+ Thêm hóa đơn (mô tả UC_ThemHoaDon).</w:t>
+              <w:numPr>
+                <w:ilvl w:val="0"/>
+                <w:numId w:val="4"/>
+              </w:numPr>
+            </w:pPr>
+            <w:r>
+              <w:t>Nếu có thông tin phù hợp thì yêu cầu yêu cầu người dùng nhập thông tin cần thay đổi.</w:t>
             </w:r>
           </w:p>
           <w:p>
             <w:pPr>
               <w:pStyle w:val="42"/>
-            </w:pPr>
-            <w:r>
-              <w:tab/>
-            </w:r>
-            <w:r>
-              <w:t>+ Cập nhật thông tin hóa đơn (mô tả UC_CapNhatThongTinHD).</w:t>
+              <w:numPr>
+                <w:ilvl w:val="0"/>
+                <w:numId w:val="4"/>
+              </w:numPr>
+            </w:pPr>
+            <w:r>
+              <w:t>Hệ thống sẽ kiểm tra nếu thông tin cần thay đổi phù hợp thì sẽ thông báo thay đổi thông tin thành công. Ngược lại, nếu thông tin không phù hợp thì sẽ thông báo thông tin không phù hợp và yêu cầu nhập lại thông tin.</w:t>
             </w:r>
           </w:p>
         </w:tc>
@@ -13959,6 +11705,12 @@
         <w:tc>
           <w:tcPr>
             <w:tcW w:w="4675" w:type="dxa"/>
+            <w:tcBorders>
+              <w:top w:val="single" w:color="auto" w:sz="4" w:space="0"/>
+              <w:left w:val="single" w:color="auto" w:sz="4" w:space="0"/>
+              <w:bottom w:val="single" w:color="auto" w:sz="4" w:space="0"/>
+              <w:right w:val="single" w:color="auto" w:sz="4" w:space="0"/>
+            </w:tcBorders>
           </w:tcPr>
           <w:p>
             <w:r>
@@ -13969,6 +11721,12 @@
         <w:tc>
           <w:tcPr>
             <w:tcW w:w="4675" w:type="dxa"/>
+            <w:tcBorders>
+              <w:top w:val="single" w:color="auto" w:sz="4" w:space="0"/>
+              <w:left w:val="single" w:color="auto" w:sz="4" w:space="0"/>
+              <w:bottom w:val="single" w:color="auto" w:sz="4" w:space="0"/>
+              <w:right w:val="single" w:color="auto" w:sz="4" w:space="0"/>
+            </w:tcBorders>
           </w:tcPr>
           <w:p/>
         </w:tc>
@@ -13980,7 +11738,7 @@
         <w:pStyle w:val="4"/>
       </w:pPr>
       <w:r>
-        <w:t>Bảng mô tả chức năng thêm hóa đơn</w:t>
+        <w:t>Bảng mô tả chức năng tra cứu thông tin nhân viên</w:t>
       </w:r>
     </w:p>
     <w:tbl>
@@ -14053,7 +11811,7 @@
           </w:tcPr>
           <w:p>
             <w:r>
-              <w:t>UC_ThemHoaDon</w:t>
+              <w:t>UC_TraCuuThongTinNV</w:t>
             </w:r>
           </w:p>
         </w:tc>
@@ -14103,7 +11861,7 @@
           </w:tcPr>
           <w:p>
             <w:r>
-              <w:t>Thêm hóa đơn</w:t>
+              <w:t>Tra cứu thông tin nhân viên</w:t>
             </w:r>
           </w:p>
         </w:tc>
@@ -14153,7 +11911,7 @@
           </w:tcPr>
           <w:p>
             <w:r>
-              <w:t>Quản lý, nhân viên</w:t>
+              <w:t xml:space="preserve">Quản lý </w:t>
             </w:r>
           </w:p>
         </w:tc>
@@ -14203,7 +11961,7 @@
           </w:tcPr>
           <w:p>
             <w:r>
-              <w:t>Người dùng sử dụng chức năng thêm hóa đơn để thêm thông tin hóa đơn mới vào hệ thống.</w:t>
+              <w:t>Người dùng với vai trò quản lý có thể sử dụng chức năng tra cứu thông tin nhân viên để tìm kiếm nhân viên với các tiêu chí phù hợp.</w:t>
             </w:r>
           </w:p>
         </w:tc>
@@ -14303,7 +12061,7 @@
           </w:tcPr>
           <w:p>
             <w:r>
-              <w:t>Thêm thông tin hóa đơn mới vào CSDL.</w:t>
+              <w:t>Hệ thống hiển thị ra những thông tin nhân viên phù hợp với thông tin mà người dùng cung cấp.</w:t>
             </w:r>
           </w:p>
         </w:tc>
@@ -14360,31 +12118,7 @@
               </w:numPr>
             </w:pPr>
             <w:r>
-              <w:t>Người dùng nhập các thông tin cần thiết của hóa đơn mới mới.</w:t>
-            </w:r>
-          </w:p>
-          <w:p>
-            <w:pPr>
-              <w:pStyle w:val="42"/>
-              <w:numPr>
-                <w:ilvl w:val="0"/>
-                <w:numId w:val="4"/>
-              </w:numPr>
-            </w:pPr>
-            <w:r>
-              <w:t>Hệ thống kiểm tra thông tin hóa đơn vừa nhập có hợp lệ hay không. Nếu thông tin chưa phù hợp thì hệ thống yêu cầu nhập lại thông tin.</w:t>
-            </w:r>
-          </w:p>
-          <w:p>
-            <w:pPr>
-              <w:pStyle w:val="42"/>
-              <w:numPr>
-                <w:ilvl w:val="0"/>
-                <w:numId w:val="4"/>
-              </w:numPr>
-            </w:pPr>
-            <w:r>
-              <w:t>Nếu thông tin đã hợp lệ thì người dùng xác nhận thêm hóa đơn mới vào CSDL và quay trở về màn hình chức năng quản lý bán hàng.</w:t>
+              <w:t xml:space="preserve">Người dùng nhập thông tin nhân viên cần tra cứu. Nếu có thông tin nhân viên trùng khớp thì hệ thống sẽ trả về danh sách nhân viên với các thông tin mà người dùng cung cấp. Ngược lại, nếu như không tìm thấy thì hệ thống sẽ thông báo không tìm thấy thông tin nhân viên phù hợp và yêu cầu người dùng nhập lại thông tin. </w:t>
             </w:r>
           </w:p>
         </w:tc>
@@ -14442,953 +12176,7 @@
         <w:pStyle w:val="4"/>
       </w:pPr>
       <w:r>
-        <w:t>Bảng mô tả chức năng chỉnh sửa hóa đơn</w:t>
-      </w:r>
-    </w:p>
-    <w:tbl>
-      <w:tblPr>
-        <w:tblStyle w:val="19"/>
-        <w:tblW w:w="0" w:type="auto"/>
-        <w:tblInd w:w="0" w:type="dxa"/>
-        <w:tblBorders>
-          <w:top w:val="single" w:color="auto" w:sz="4" w:space="0"/>
-          <w:left w:val="single" w:color="auto" w:sz="4" w:space="0"/>
-          <w:bottom w:val="single" w:color="auto" w:sz="4" w:space="0"/>
-          <w:right w:val="single" w:color="auto" w:sz="4" w:space="0"/>
-          <w:insideH w:val="single" w:color="auto" w:sz="4" w:space="0"/>
-          <w:insideV w:val="single" w:color="auto" w:sz="4" w:space="0"/>
-        </w:tblBorders>
-        <w:tblLayout w:type="autofit"/>
-        <w:tblCellMar>
-          <w:top w:w="0" w:type="dxa"/>
-          <w:left w:w="108" w:type="dxa"/>
-          <w:bottom w:w="0" w:type="dxa"/>
-          <w:right w:w="108" w:type="dxa"/>
-        </w:tblCellMar>
-      </w:tblPr>
-      <w:tblGrid>
-        <w:gridCol w:w="4675"/>
-        <w:gridCol w:w="4675"/>
-      </w:tblGrid>
-      <w:tr>
-        <w:tblPrEx>
-          <w:tblBorders>
-            <w:top w:val="single" w:color="auto" w:sz="4" w:space="0"/>
-            <w:left w:val="single" w:color="auto" w:sz="4" w:space="0"/>
-            <w:bottom w:val="single" w:color="auto" w:sz="4" w:space="0"/>
-            <w:right w:val="single" w:color="auto" w:sz="4" w:space="0"/>
-            <w:insideH w:val="single" w:color="auto" w:sz="4" w:space="0"/>
-            <w:insideV w:val="single" w:color="auto" w:sz="4" w:space="0"/>
-          </w:tblBorders>
-        </w:tblPrEx>
-        <w:tc>
-          <w:tcPr>
-            <w:tcW w:w="4675" w:type="dxa"/>
-            <w:tcBorders>
-              <w:top w:val="single" w:color="auto" w:sz="4" w:space="0"/>
-              <w:left w:val="single" w:color="auto" w:sz="4" w:space="0"/>
-              <w:bottom w:val="single" w:color="auto" w:sz="4" w:space="0"/>
-              <w:right w:val="single" w:color="auto" w:sz="4" w:space="0"/>
-            </w:tcBorders>
-          </w:tcPr>
-          <w:p>
-            <w:r>
-              <w:t>Use case ID</w:t>
-            </w:r>
-          </w:p>
-        </w:tc>
-        <w:tc>
-          <w:tcPr>
-            <w:tcW w:w="4675" w:type="dxa"/>
-            <w:tcBorders>
-              <w:top w:val="single" w:color="auto" w:sz="4" w:space="0"/>
-              <w:left w:val="single" w:color="auto" w:sz="4" w:space="0"/>
-              <w:bottom w:val="single" w:color="auto" w:sz="4" w:space="0"/>
-              <w:right w:val="single" w:color="auto" w:sz="4" w:space="0"/>
-            </w:tcBorders>
-          </w:tcPr>
-          <w:p>
-            <w:r>
-              <w:t>UC_CapNhatThongTinHD</w:t>
-            </w:r>
-          </w:p>
-        </w:tc>
-      </w:tr>
-      <w:tr>
-        <w:tblPrEx>
-          <w:tblBorders>
-            <w:top w:val="single" w:color="auto" w:sz="4" w:space="0"/>
-            <w:left w:val="single" w:color="auto" w:sz="4" w:space="0"/>
-            <w:bottom w:val="single" w:color="auto" w:sz="4" w:space="0"/>
-            <w:right w:val="single" w:color="auto" w:sz="4" w:space="0"/>
-            <w:insideH w:val="single" w:color="auto" w:sz="4" w:space="0"/>
-            <w:insideV w:val="single" w:color="auto" w:sz="4" w:space="0"/>
-          </w:tblBorders>
-          <w:tblCellMar>
-            <w:top w:w="0" w:type="dxa"/>
-            <w:left w:w="108" w:type="dxa"/>
-            <w:bottom w:w="0" w:type="dxa"/>
-            <w:right w:w="108" w:type="dxa"/>
-          </w:tblCellMar>
-        </w:tblPrEx>
-        <w:tc>
-          <w:tcPr>
-            <w:tcW w:w="4675" w:type="dxa"/>
-            <w:tcBorders>
-              <w:top w:val="single" w:color="auto" w:sz="4" w:space="0"/>
-              <w:left w:val="single" w:color="auto" w:sz="4" w:space="0"/>
-              <w:bottom w:val="single" w:color="auto" w:sz="4" w:space="0"/>
-              <w:right w:val="single" w:color="auto" w:sz="4" w:space="0"/>
-            </w:tcBorders>
-          </w:tcPr>
-          <w:p>
-            <w:r>
-              <w:t>Tên Use case</w:t>
-            </w:r>
-          </w:p>
-        </w:tc>
-        <w:tc>
-          <w:tcPr>
-            <w:tcW w:w="4675" w:type="dxa"/>
-            <w:tcBorders>
-              <w:top w:val="single" w:color="auto" w:sz="4" w:space="0"/>
-              <w:left w:val="single" w:color="auto" w:sz="4" w:space="0"/>
-              <w:bottom w:val="single" w:color="auto" w:sz="4" w:space="0"/>
-              <w:right w:val="single" w:color="auto" w:sz="4" w:space="0"/>
-            </w:tcBorders>
-          </w:tcPr>
-          <w:p>
-            <w:r>
-              <w:t>Cập nhật thông tin hóa đơn</w:t>
-            </w:r>
-          </w:p>
-        </w:tc>
-      </w:tr>
-      <w:tr>
-        <w:tblPrEx>
-          <w:tblBorders>
-            <w:top w:val="single" w:color="auto" w:sz="4" w:space="0"/>
-            <w:left w:val="single" w:color="auto" w:sz="4" w:space="0"/>
-            <w:bottom w:val="single" w:color="auto" w:sz="4" w:space="0"/>
-            <w:right w:val="single" w:color="auto" w:sz="4" w:space="0"/>
-            <w:insideH w:val="single" w:color="auto" w:sz="4" w:space="0"/>
-            <w:insideV w:val="single" w:color="auto" w:sz="4" w:space="0"/>
-          </w:tblBorders>
-          <w:tblCellMar>
-            <w:top w:w="0" w:type="dxa"/>
-            <w:left w:w="108" w:type="dxa"/>
-            <w:bottom w:w="0" w:type="dxa"/>
-            <w:right w:w="108" w:type="dxa"/>
-          </w:tblCellMar>
-        </w:tblPrEx>
-        <w:tc>
-          <w:tcPr>
-            <w:tcW w:w="4675" w:type="dxa"/>
-            <w:tcBorders>
-              <w:top w:val="single" w:color="auto" w:sz="4" w:space="0"/>
-              <w:left w:val="single" w:color="auto" w:sz="4" w:space="0"/>
-              <w:bottom w:val="single" w:color="auto" w:sz="4" w:space="0"/>
-              <w:right w:val="single" w:color="auto" w:sz="4" w:space="0"/>
-            </w:tcBorders>
-          </w:tcPr>
-          <w:p>
-            <w:r>
-              <w:t>Tác nhân</w:t>
-            </w:r>
-          </w:p>
-        </w:tc>
-        <w:tc>
-          <w:tcPr>
-            <w:tcW w:w="4675" w:type="dxa"/>
-            <w:tcBorders>
-              <w:top w:val="single" w:color="auto" w:sz="4" w:space="0"/>
-              <w:left w:val="single" w:color="auto" w:sz="4" w:space="0"/>
-              <w:bottom w:val="single" w:color="auto" w:sz="4" w:space="0"/>
-              <w:right w:val="single" w:color="auto" w:sz="4" w:space="0"/>
-            </w:tcBorders>
-          </w:tcPr>
-          <w:p>
-            <w:r>
-              <w:t>Quản lý, nhân viên</w:t>
-            </w:r>
-          </w:p>
-        </w:tc>
-      </w:tr>
-      <w:tr>
-        <w:tblPrEx>
-          <w:tblBorders>
-            <w:top w:val="single" w:color="auto" w:sz="4" w:space="0"/>
-            <w:left w:val="single" w:color="auto" w:sz="4" w:space="0"/>
-            <w:bottom w:val="single" w:color="auto" w:sz="4" w:space="0"/>
-            <w:right w:val="single" w:color="auto" w:sz="4" w:space="0"/>
-            <w:insideH w:val="single" w:color="auto" w:sz="4" w:space="0"/>
-            <w:insideV w:val="single" w:color="auto" w:sz="4" w:space="0"/>
-          </w:tblBorders>
-          <w:tblCellMar>
-            <w:top w:w="0" w:type="dxa"/>
-            <w:left w:w="108" w:type="dxa"/>
-            <w:bottom w:w="0" w:type="dxa"/>
-            <w:right w:w="108" w:type="dxa"/>
-          </w:tblCellMar>
-        </w:tblPrEx>
-        <w:tc>
-          <w:tcPr>
-            <w:tcW w:w="4675" w:type="dxa"/>
-            <w:tcBorders>
-              <w:top w:val="single" w:color="auto" w:sz="4" w:space="0"/>
-              <w:left w:val="single" w:color="auto" w:sz="4" w:space="0"/>
-              <w:bottom w:val="single" w:color="auto" w:sz="4" w:space="0"/>
-              <w:right w:val="single" w:color="auto" w:sz="4" w:space="0"/>
-            </w:tcBorders>
-          </w:tcPr>
-          <w:p>
-            <w:r>
-              <w:t>Tóm tắt</w:t>
-            </w:r>
-          </w:p>
-        </w:tc>
-        <w:tc>
-          <w:tcPr>
-            <w:tcW w:w="4675" w:type="dxa"/>
-            <w:tcBorders>
-              <w:top w:val="single" w:color="auto" w:sz="4" w:space="0"/>
-              <w:left w:val="single" w:color="auto" w:sz="4" w:space="0"/>
-              <w:bottom w:val="single" w:color="auto" w:sz="4" w:space="0"/>
-              <w:right w:val="single" w:color="auto" w:sz="4" w:space="0"/>
-            </w:tcBorders>
-          </w:tcPr>
-          <w:p>
-            <w:r>
-              <w:t>Người dùng với vai trò quản lý có thể sử dụng chức năng cập nhật thông tin hóa đơn để cập nhật lại thông tin hóa đơn cần thiết.</w:t>
-            </w:r>
-          </w:p>
-        </w:tc>
-      </w:tr>
-      <w:tr>
-        <w:tblPrEx>
-          <w:tblBorders>
-            <w:top w:val="single" w:color="auto" w:sz="4" w:space="0"/>
-            <w:left w:val="single" w:color="auto" w:sz="4" w:space="0"/>
-            <w:bottom w:val="single" w:color="auto" w:sz="4" w:space="0"/>
-            <w:right w:val="single" w:color="auto" w:sz="4" w:space="0"/>
-            <w:insideH w:val="single" w:color="auto" w:sz="4" w:space="0"/>
-            <w:insideV w:val="single" w:color="auto" w:sz="4" w:space="0"/>
-          </w:tblBorders>
-          <w:tblCellMar>
-            <w:top w:w="0" w:type="dxa"/>
-            <w:left w:w="108" w:type="dxa"/>
-            <w:bottom w:w="0" w:type="dxa"/>
-            <w:right w:w="108" w:type="dxa"/>
-          </w:tblCellMar>
-        </w:tblPrEx>
-        <w:tc>
-          <w:tcPr>
-            <w:tcW w:w="4675" w:type="dxa"/>
-            <w:tcBorders>
-              <w:top w:val="single" w:color="auto" w:sz="4" w:space="0"/>
-              <w:left w:val="single" w:color="auto" w:sz="4" w:space="0"/>
-              <w:bottom w:val="single" w:color="auto" w:sz="4" w:space="0"/>
-              <w:right w:val="single" w:color="auto" w:sz="4" w:space="0"/>
-            </w:tcBorders>
-          </w:tcPr>
-          <w:p>
-            <w:r>
-              <w:t>Điều kiện tiên quyết</w:t>
-            </w:r>
-          </w:p>
-        </w:tc>
-        <w:tc>
-          <w:tcPr>
-            <w:tcW w:w="4675" w:type="dxa"/>
-            <w:tcBorders>
-              <w:top w:val="single" w:color="auto" w:sz="4" w:space="0"/>
-              <w:left w:val="single" w:color="auto" w:sz="4" w:space="0"/>
-              <w:bottom w:val="single" w:color="auto" w:sz="4" w:space="0"/>
-              <w:right w:val="single" w:color="auto" w:sz="4" w:space="0"/>
-            </w:tcBorders>
-          </w:tcPr>
-          <w:p>
-            <w:r>
-              <w:t>Đăng nhập thành công.</w:t>
-            </w:r>
-          </w:p>
-        </w:tc>
-      </w:tr>
-      <w:tr>
-        <w:tblPrEx>
-          <w:tblBorders>
-            <w:top w:val="single" w:color="auto" w:sz="4" w:space="0"/>
-            <w:left w:val="single" w:color="auto" w:sz="4" w:space="0"/>
-            <w:bottom w:val="single" w:color="auto" w:sz="4" w:space="0"/>
-            <w:right w:val="single" w:color="auto" w:sz="4" w:space="0"/>
-            <w:insideH w:val="single" w:color="auto" w:sz="4" w:space="0"/>
-            <w:insideV w:val="single" w:color="auto" w:sz="4" w:space="0"/>
-          </w:tblBorders>
-          <w:tblCellMar>
-            <w:top w:w="0" w:type="dxa"/>
-            <w:left w:w="108" w:type="dxa"/>
-            <w:bottom w:w="0" w:type="dxa"/>
-            <w:right w:w="108" w:type="dxa"/>
-          </w:tblCellMar>
-        </w:tblPrEx>
-        <w:tc>
-          <w:tcPr>
-            <w:tcW w:w="4675" w:type="dxa"/>
-            <w:tcBorders>
-              <w:top w:val="single" w:color="auto" w:sz="4" w:space="0"/>
-              <w:left w:val="single" w:color="auto" w:sz="4" w:space="0"/>
-              <w:bottom w:val="single" w:color="auto" w:sz="4" w:space="0"/>
-              <w:right w:val="single" w:color="auto" w:sz="4" w:space="0"/>
-            </w:tcBorders>
-          </w:tcPr>
-          <w:p>
-            <w:r>
-              <w:t>Kết quả</w:t>
-            </w:r>
-          </w:p>
-        </w:tc>
-        <w:tc>
-          <w:tcPr>
-            <w:tcW w:w="4675" w:type="dxa"/>
-            <w:tcBorders>
-              <w:top w:val="single" w:color="auto" w:sz="4" w:space="0"/>
-              <w:left w:val="single" w:color="auto" w:sz="4" w:space="0"/>
-              <w:bottom w:val="single" w:color="auto" w:sz="4" w:space="0"/>
-              <w:right w:val="single" w:color="auto" w:sz="4" w:space="0"/>
-            </w:tcBorders>
-          </w:tcPr>
-          <w:p>
-            <w:r>
-              <w:t>Thông tin của hóa đơn trong CSDL được chỉnh sửa phù hợp.</w:t>
-            </w:r>
-          </w:p>
-        </w:tc>
-      </w:tr>
-      <w:tr>
-        <w:tblPrEx>
-          <w:tblBorders>
-            <w:top w:val="single" w:color="auto" w:sz="4" w:space="0"/>
-            <w:left w:val="single" w:color="auto" w:sz="4" w:space="0"/>
-            <w:bottom w:val="single" w:color="auto" w:sz="4" w:space="0"/>
-            <w:right w:val="single" w:color="auto" w:sz="4" w:space="0"/>
-            <w:insideH w:val="single" w:color="auto" w:sz="4" w:space="0"/>
-            <w:insideV w:val="single" w:color="auto" w:sz="4" w:space="0"/>
-          </w:tblBorders>
-          <w:tblCellMar>
-            <w:top w:w="0" w:type="dxa"/>
-            <w:left w:w="108" w:type="dxa"/>
-            <w:bottom w:w="0" w:type="dxa"/>
-            <w:right w:w="108" w:type="dxa"/>
-          </w:tblCellMar>
-        </w:tblPrEx>
-        <w:tc>
-          <w:tcPr>
-            <w:tcW w:w="4675" w:type="dxa"/>
-            <w:tcBorders>
-              <w:top w:val="single" w:color="auto" w:sz="4" w:space="0"/>
-              <w:left w:val="single" w:color="auto" w:sz="4" w:space="0"/>
-              <w:bottom w:val="single" w:color="auto" w:sz="4" w:space="0"/>
-              <w:right w:val="single" w:color="auto" w:sz="4" w:space="0"/>
-            </w:tcBorders>
-          </w:tcPr>
-          <w:p>
-            <w:r>
-              <w:t>Kịch bản chính</w:t>
-            </w:r>
-          </w:p>
-        </w:tc>
-        <w:tc>
-          <w:tcPr>
-            <w:tcW w:w="4675" w:type="dxa"/>
-            <w:tcBorders>
-              <w:top w:val="single" w:color="auto" w:sz="4" w:space="0"/>
-              <w:left w:val="single" w:color="auto" w:sz="4" w:space="0"/>
-              <w:bottom w:val="single" w:color="auto" w:sz="4" w:space="0"/>
-              <w:right w:val="single" w:color="auto" w:sz="4" w:space="0"/>
-            </w:tcBorders>
-          </w:tcPr>
-          <w:p>
-            <w:pPr>
-              <w:pStyle w:val="42"/>
-              <w:numPr>
-                <w:ilvl w:val="0"/>
-                <w:numId w:val="4"/>
-              </w:numPr>
-            </w:pPr>
-            <w:r>
-              <w:t>Người dùng tra cứu thông tin của hóa đơn cần cập nhật thông tin.</w:t>
-            </w:r>
-          </w:p>
-          <w:p>
-            <w:pPr>
-              <w:pStyle w:val="42"/>
-              <w:numPr>
-                <w:ilvl w:val="0"/>
-                <w:numId w:val="4"/>
-              </w:numPr>
-            </w:pPr>
-            <w:r>
-              <w:t>Nếu không có thông tin của hóa đơn cần cập nhật thì thông báo không tìm thấy thông tin sản phẩm phù hợp.</w:t>
-            </w:r>
-          </w:p>
-          <w:p>
-            <w:pPr>
-              <w:pStyle w:val="42"/>
-              <w:numPr>
-                <w:ilvl w:val="0"/>
-                <w:numId w:val="4"/>
-              </w:numPr>
-            </w:pPr>
-            <w:r>
-              <w:t>Nếu có thông tin phù hợp thì yêu cầu yêu cầu người dùng nhập thông tin cần thay đổi.</w:t>
-            </w:r>
-          </w:p>
-          <w:p>
-            <w:pPr>
-              <w:pStyle w:val="42"/>
-              <w:numPr>
-                <w:ilvl w:val="0"/>
-                <w:numId w:val="4"/>
-              </w:numPr>
-            </w:pPr>
-            <w:r>
-              <w:t>Hệ thống sẽ kiểm tra nếu thông tin cần thay đổi phù hợp thì sẽ thông báo thay đổi thông tin thành công. Ngược lại, nếu thông tin không phù hợp thì sẽ thông báo thông tin không phù hợp và yêu cầu nhập lại thông tin.</w:t>
-            </w:r>
-          </w:p>
-        </w:tc>
-      </w:tr>
-      <w:tr>
-        <w:tblPrEx>
-          <w:tblBorders>
-            <w:top w:val="single" w:color="auto" w:sz="4" w:space="0"/>
-            <w:left w:val="single" w:color="auto" w:sz="4" w:space="0"/>
-            <w:bottom w:val="single" w:color="auto" w:sz="4" w:space="0"/>
-            <w:right w:val="single" w:color="auto" w:sz="4" w:space="0"/>
-            <w:insideH w:val="single" w:color="auto" w:sz="4" w:space="0"/>
-            <w:insideV w:val="single" w:color="auto" w:sz="4" w:space="0"/>
-          </w:tblBorders>
-          <w:tblCellMar>
-            <w:top w:w="0" w:type="dxa"/>
-            <w:left w:w="108" w:type="dxa"/>
-            <w:bottom w:w="0" w:type="dxa"/>
-            <w:right w:w="108" w:type="dxa"/>
-          </w:tblCellMar>
-        </w:tblPrEx>
-        <w:tc>
-          <w:tcPr>
-            <w:tcW w:w="4675" w:type="dxa"/>
-            <w:tcBorders>
-              <w:top w:val="single" w:color="auto" w:sz="4" w:space="0"/>
-              <w:left w:val="single" w:color="auto" w:sz="4" w:space="0"/>
-              <w:bottom w:val="single" w:color="auto" w:sz="4" w:space="0"/>
-              <w:right w:val="single" w:color="auto" w:sz="4" w:space="0"/>
-            </w:tcBorders>
-          </w:tcPr>
-          <w:p>
-            <w:r>
-              <w:t>Kịch bản phụ</w:t>
-            </w:r>
-          </w:p>
-        </w:tc>
-        <w:tc>
-          <w:tcPr>
-            <w:tcW w:w="4675" w:type="dxa"/>
-            <w:tcBorders>
-              <w:top w:val="single" w:color="auto" w:sz="4" w:space="0"/>
-              <w:left w:val="single" w:color="auto" w:sz="4" w:space="0"/>
-              <w:bottom w:val="single" w:color="auto" w:sz="4" w:space="0"/>
-              <w:right w:val="single" w:color="auto" w:sz="4" w:space="0"/>
-            </w:tcBorders>
-          </w:tcPr>
-          <w:p/>
-        </w:tc>
-      </w:tr>
-    </w:tbl>
-    <w:p/>
-    <w:p>
-      <w:pPr>
-        <w:pStyle w:val="4"/>
-      </w:pPr>
-      <w:r>
-        <w:t>Bảng mô tả chức năng quản lý hóa đơn</w:t>
-      </w:r>
-    </w:p>
-    <w:tbl>
-      <w:tblPr>
-        <w:tblStyle w:val="19"/>
-        <w:tblW w:w="0" w:type="auto"/>
-        <w:tblInd w:w="0" w:type="dxa"/>
-        <w:tblBorders>
-          <w:top w:val="single" w:color="auto" w:sz="4" w:space="0"/>
-          <w:left w:val="single" w:color="auto" w:sz="4" w:space="0"/>
-          <w:bottom w:val="single" w:color="auto" w:sz="4" w:space="0"/>
-          <w:right w:val="single" w:color="auto" w:sz="4" w:space="0"/>
-          <w:insideH w:val="single" w:color="auto" w:sz="4" w:space="0"/>
-          <w:insideV w:val="single" w:color="auto" w:sz="4" w:space="0"/>
-        </w:tblBorders>
-        <w:tblLayout w:type="autofit"/>
-        <w:tblCellMar>
-          <w:top w:w="0" w:type="dxa"/>
-          <w:left w:w="108" w:type="dxa"/>
-          <w:bottom w:w="0" w:type="dxa"/>
-          <w:right w:w="108" w:type="dxa"/>
-        </w:tblCellMar>
-      </w:tblPr>
-      <w:tblGrid>
-        <w:gridCol w:w="4675"/>
-        <w:gridCol w:w="4675"/>
-      </w:tblGrid>
-      <w:tr>
-        <w:tblPrEx>
-          <w:tblBorders>
-            <w:top w:val="single" w:color="auto" w:sz="4" w:space="0"/>
-            <w:left w:val="single" w:color="auto" w:sz="4" w:space="0"/>
-            <w:bottom w:val="single" w:color="auto" w:sz="4" w:space="0"/>
-            <w:right w:val="single" w:color="auto" w:sz="4" w:space="0"/>
-            <w:insideH w:val="single" w:color="auto" w:sz="4" w:space="0"/>
-            <w:insideV w:val="single" w:color="auto" w:sz="4" w:space="0"/>
-          </w:tblBorders>
-        </w:tblPrEx>
-        <w:tc>
-          <w:tcPr>
-            <w:tcW w:w="4675" w:type="dxa"/>
-            <w:tcBorders>
-              <w:top w:val="single" w:color="auto" w:sz="4" w:space="0"/>
-              <w:left w:val="single" w:color="auto" w:sz="4" w:space="0"/>
-              <w:bottom w:val="single" w:color="auto" w:sz="4" w:space="0"/>
-              <w:right w:val="single" w:color="auto" w:sz="4" w:space="0"/>
-            </w:tcBorders>
-          </w:tcPr>
-          <w:p>
-            <w:r>
-              <w:t>Use case ID</w:t>
-            </w:r>
-          </w:p>
-        </w:tc>
-        <w:tc>
-          <w:tcPr>
-            <w:tcW w:w="4675" w:type="dxa"/>
-            <w:tcBorders>
-              <w:top w:val="single" w:color="auto" w:sz="4" w:space="0"/>
-              <w:left w:val="single" w:color="auto" w:sz="4" w:space="0"/>
-              <w:bottom w:val="single" w:color="auto" w:sz="4" w:space="0"/>
-              <w:right w:val="single" w:color="auto" w:sz="4" w:space="0"/>
-            </w:tcBorders>
-          </w:tcPr>
-          <w:p>
-            <w:r>
-              <w:t>UC_QuanLyHoaDon</w:t>
-            </w:r>
-          </w:p>
-        </w:tc>
-      </w:tr>
-      <w:tr>
-        <w:tblPrEx>
-          <w:tblBorders>
-            <w:top w:val="single" w:color="auto" w:sz="4" w:space="0"/>
-            <w:left w:val="single" w:color="auto" w:sz="4" w:space="0"/>
-            <w:bottom w:val="single" w:color="auto" w:sz="4" w:space="0"/>
-            <w:right w:val="single" w:color="auto" w:sz="4" w:space="0"/>
-            <w:insideH w:val="single" w:color="auto" w:sz="4" w:space="0"/>
-            <w:insideV w:val="single" w:color="auto" w:sz="4" w:space="0"/>
-          </w:tblBorders>
-          <w:tblCellMar>
-            <w:top w:w="0" w:type="dxa"/>
-            <w:left w:w="108" w:type="dxa"/>
-            <w:bottom w:w="0" w:type="dxa"/>
-            <w:right w:w="108" w:type="dxa"/>
-          </w:tblCellMar>
-        </w:tblPrEx>
-        <w:tc>
-          <w:tcPr>
-            <w:tcW w:w="4675" w:type="dxa"/>
-            <w:tcBorders>
-              <w:top w:val="single" w:color="auto" w:sz="4" w:space="0"/>
-              <w:left w:val="single" w:color="auto" w:sz="4" w:space="0"/>
-              <w:bottom w:val="single" w:color="auto" w:sz="4" w:space="0"/>
-              <w:right w:val="single" w:color="auto" w:sz="4" w:space="0"/>
-            </w:tcBorders>
-          </w:tcPr>
-          <w:p>
-            <w:r>
-              <w:t>Tên Use case</w:t>
-            </w:r>
-          </w:p>
-        </w:tc>
-        <w:tc>
-          <w:tcPr>
-            <w:tcW w:w="4675" w:type="dxa"/>
-            <w:tcBorders>
-              <w:top w:val="single" w:color="auto" w:sz="4" w:space="0"/>
-              <w:left w:val="single" w:color="auto" w:sz="4" w:space="0"/>
-              <w:bottom w:val="single" w:color="auto" w:sz="4" w:space="0"/>
-              <w:right w:val="single" w:color="auto" w:sz="4" w:space="0"/>
-            </w:tcBorders>
-          </w:tcPr>
-          <w:p>
-            <w:r>
-              <w:t>Quản lý hóa đơn</w:t>
-            </w:r>
-          </w:p>
-        </w:tc>
-      </w:tr>
-      <w:tr>
-        <w:tblPrEx>
-          <w:tblBorders>
-            <w:top w:val="single" w:color="auto" w:sz="4" w:space="0"/>
-            <w:left w:val="single" w:color="auto" w:sz="4" w:space="0"/>
-            <w:bottom w:val="single" w:color="auto" w:sz="4" w:space="0"/>
-            <w:right w:val="single" w:color="auto" w:sz="4" w:space="0"/>
-            <w:insideH w:val="single" w:color="auto" w:sz="4" w:space="0"/>
-            <w:insideV w:val="single" w:color="auto" w:sz="4" w:space="0"/>
-          </w:tblBorders>
-          <w:tblCellMar>
-            <w:top w:w="0" w:type="dxa"/>
-            <w:left w:w="108" w:type="dxa"/>
-            <w:bottom w:w="0" w:type="dxa"/>
-            <w:right w:w="108" w:type="dxa"/>
-          </w:tblCellMar>
-        </w:tblPrEx>
-        <w:tc>
-          <w:tcPr>
-            <w:tcW w:w="4675" w:type="dxa"/>
-            <w:tcBorders>
-              <w:top w:val="single" w:color="auto" w:sz="4" w:space="0"/>
-              <w:left w:val="single" w:color="auto" w:sz="4" w:space="0"/>
-              <w:bottom w:val="single" w:color="auto" w:sz="4" w:space="0"/>
-              <w:right w:val="single" w:color="auto" w:sz="4" w:space="0"/>
-            </w:tcBorders>
-          </w:tcPr>
-          <w:p>
-            <w:r>
-              <w:t>Tác nhân</w:t>
-            </w:r>
-          </w:p>
-        </w:tc>
-        <w:tc>
-          <w:tcPr>
-            <w:tcW w:w="4675" w:type="dxa"/>
-            <w:tcBorders>
-              <w:top w:val="single" w:color="auto" w:sz="4" w:space="0"/>
-              <w:left w:val="single" w:color="auto" w:sz="4" w:space="0"/>
-              <w:bottom w:val="single" w:color="auto" w:sz="4" w:space="0"/>
-              <w:right w:val="single" w:color="auto" w:sz="4" w:space="0"/>
-            </w:tcBorders>
-          </w:tcPr>
-          <w:p>
-            <w:r>
-              <w:t>Quản lý</w:t>
-            </w:r>
-          </w:p>
-        </w:tc>
-      </w:tr>
-      <w:tr>
-        <w:tblPrEx>
-          <w:tblBorders>
-            <w:top w:val="single" w:color="auto" w:sz="4" w:space="0"/>
-            <w:left w:val="single" w:color="auto" w:sz="4" w:space="0"/>
-            <w:bottom w:val="single" w:color="auto" w:sz="4" w:space="0"/>
-            <w:right w:val="single" w:color="auto" w:sz="4" w:space="0"/>
-            <w:insideH w:val="single" w:color="auto" w:sz="4" w:space="0"/>
-            <w:insideV w:val="single" w:color="auto" w:sz="4" w:space="0"/>
-          </w:tblBorders>
-          <w:tblCellMar>
-            <w:top w:w="0" w:type="dxa"/>
-            <w:left w:w="108" w:type="dxa"/>
-            <w:bottom w:w="0" w:type="dxa"/>
-            <w:right w:w="108" w:type="dxa"/>
-          </w:tblCellMar>
-        </w:tblPrEx>
-        <w:tc>
-          <w:tcPr>
-            <w:tcW w:w="4675" w:type="dxa"/>
-            <w:tcBorders>
-              <w:top w:val="single" w:color="auto" w:sz="4" w:space="0"/>
-              <w:left w:val="single" w:color="auto" w:sz="4" w:space="0"/>
-              <w:bottom w:val="single" w:color="auto" w:sz="4" w:space="0"/>
-              <w:right w:val="single" w:color="auto" w:sz="4" w:space="0"/>
-            </w:tcBorders>
-          </w:tcPr>
-          <w:p>
-            <w:r>
-              <w:t>Tóm tắt</w:t>
-            </w:r>
-          </w:p>
-        </w:tc>
-        <w:tc>
-          <w:tcPr>
-            <w:tcW w:w="4675" w:type="dxa"/>
-            <w:tcBorders>
-              <w:top w:val="single" w:color="auto" w:sz="4" w:space="0"/>
-              <w:left w:val="single" w:color="auto" w:sz="4" w:space="0"/>
-              <w:bottom w:val="single" w:color="auto" w:sz="4" w:space="0"/>
-              <w:right w:val="single" w:color="auto" w:sz="4" w:space="0"/>
-            </w:tcBorders>
-          </w:tcPr>
-          <w:p>
-            <w:r>
-              <w:t>Người quản lý và nhân viên có thể thêm, xóa, sửa hóa đơn để phục vụ cho các tác vụ cần thiết.</w:t>
-            </w:r>
-          </w:p>
-        </w:tc>
-      </w:tr>
-      <w:tr>
-        <w:tblPrEx>
-          <w:tblBorders>
-            <w:top w:val="single" w:color="auto" w:sz="4" w:space="0"/>
-            <w:left w:val="single" w:color="auto" w:sz="4" w:space="0"/>
-            <w:bottom w:val="single" w:color="auto" w:sz="4" w:space="0"/>
-            <w:right w:val="single" w:color="auto" w:sz="4" w:space="0"/>
-            <w:insideH w:val="single" w:color="auto" w:sz="4" w:space="0"/>
-            <w:insideV w:val="single" w:color="auto" w:sz="4" w:space="0"/>
-          </w:tblBorders>
-          <w:tblCellMar>
-            <w:top w:w="0" w:type="dxa"/>
-            <w:left w:w="108" w:type="dxa"/>
-            <w:bottom w:w="0" w:type="dxa"/>
-            <w:right w:w="108" w:type="dxa"/>
-          </w:tblCellMar>
-        </w:tblPrEx>
-        <w:tc>
-          <w:tcPr>
-            <w:tcW w:w="4675" w:type="dxa"/>
-            <w:tcBorders>
-              <w:top w:val="single" w:color="auto" w:sz="4" w:space="0"/>
-              <w:left w:val="single" w:color="auto" w:sz="4" w:space="0"/>
-              <w:bottom w:val="single" w:color="auto" w:sz="4" w:space="0"/>
-              <w:right w:val="single" w:color="auto" w:sz="4" w:space="0"/>
-            </w:tcBorders>
-          </w:tcPr>
-          <w:p>
-            <w:r>
-              <w:t>Điều kiện tiên quyết</w:t>
-            </w:r>
-          </w:p>
-        </w:tc>
-        <w:tc>
-          <w:tcPr>
-            <w:tcW w:w="4675" w:type="dxa"/>
-            <w:tcBorders>
-              <w:top w:val="single" w:color="auto" w:sz="4" w:space="0"/>
-              <w:left w:val="single" w:color="auto" w:sz="4" w:space="0"/>
-              <w:bottom w:val="single" w:color="auto" w:sz="4" w:space="0"/>
-              <w:right w:val="single" w:color="auto" w:sz="4" w:space="0"/>
-            </w:tcBorders>
-          </w:tcPr>
-          <w:p>
-            <w:r>
-              <w:t>Đăng nhập thành công.</w:t>
-            </w:r>
-          </w:p>
-        </w:tc>
-      </w:tr>
-      <w:tr>
-        <w:tblPrEx>
-          <w:tblBorders>
-            <w:top w:val="single" w:color="auto" w:sz="4" w:space="0"/>
-            <w:left w:val="single" w:color="auto" w:sz="4" w:space="0"/>
-            <w:bottom w:val="single" w:color="auto" w:sz="4" w:space="0"/>
-            <w:right w:val="single" w:color="auto" w:sz="4" w:space="0"/>
-            <w:insideH w:val="single" w:color="auto" w:sz="4" w:space="0"/>
-            <w:insideV w:val="single" w:color="auto" w:sz="4" w:space="0"/>
-          </w:tblBorders>
-          <w:tblCellMar>
-            <w:top w:w="0" w:type="dxa"/>
-            <w:left w:w="108" w:type="dxa"/>
-            <w:bottom w:w="0" w:type="dxa"/>
-            <w:right w:w="108" w:type="dxa"/>
-          </w:tblCellMar>
-        </w:tblPrEx>
-        <w:tc>
-          <w:tcPr>
-            <w:tcW w:w="4675" w:type="dxa"/>
-            <w:tcBorders>
-              <w:top w:val="single" w:color="auto" w:sz="4" w:space="0"/>
-              <w:left w:val="single" w:color="auto" w:sz="4" w:space="0"/>
-              <w:bottom w:val="single" w:color="auto" w:sz="4" w:space="0"/>
-              <w:right w:val="single" w:color="auto" w:sz="4" w:space="0"/>
-            </w:tcBorders>
-          </w:tcPr>
-          <w:p>
-            <w:r>
-              <w:t>Kết quả</w:t>
-            </w:r>
-          </w:p>
-        </w:tc>
-        <w:tc>
-          <w:tcPr>
-            <w:tcW w:w="4675" w:type="dxa"/>
-            <w:tcBorders>
-              <w:top w:val="single" w:color="auto" w:sz="4" w:space="0"/>
-              <w:left w:val="single" w:color="auto" w:sz="4" w:space="0"/>
-              <w:bottom w:val="single" w:color="auto" w:sz="4" w:space="0"/>
-              <w:right w:val="single" w:color="auto" w:sz="4" w:space="0"/>
-            </w:tcBorders>
-          </w:tcPr>
-          <w:p>
-            <w:r>
-              <w:t>Có thể quản lý danh mục hóa đơn với các chức năng thêm, xóa, cập nhật thông tin sản phẩm, tra cứu danh mục hóa đơn.</w:t>
-            </w:r>
-          </w:p>
-        </w:tc>
-      </w:tr>
-      <w:tr>
-        <w:tblPrEx>
-          <w:tblBorders>
-            <w:top w:val="single" w:color="auto" w:sz="4" w:space="0"/>
-            <w:left w:val="single" w:color="auto" w:sz="4" w:space="0"/>
-            <w:bottom w:val="single" w:color="auto" w:sz="4" w:space="0"/>
-            <w:right w:val="single" w:color="auto" w:sz="4" w:space="0"/>
-            <w:insideH w:val="single" w:color="auto" w:sz="4" w:space="0"/>
-            <w:insideV w:val="single" w:color="auto" w:sz="4" w:space="0"/>
-          </w:tblBorders>
-          <w:tblCellMar>
-            <w:top w:w="0" w:type="dxa"/>
-            <w:left w:w="108" w:type="dxa"/>
-            <w:bottom w:w="0" w:type="dxa"/>
-            <w:right w:w="108" w:type="dxa"/>
-          </w:tblCellMar>
-        </w:tblPrEx>
-        <w:tc>
-          <w:tcPr>
-            <w:tcW w:w="4675" w:type="dxa"/>
-            <w:tcBorders>
-              <w:top w:val="single" w:color="auto" w:sz="4" w:space="0"/>
-              <w:left w:val="single" w:color="auto" w:sz="4" w:space="0"/>
-              <w:bottom w:val="single" w:color="auto" w:sz="4" w:space="0"/>
-              <w:right w:val="single" w:color="auto" w:sz="4" w:space="0"/>
-            </w:tcBorders>
-          </w:tcPr>
-          <w:p>
-            <w:r>
-              <w:t>Kịch bản chính</w:t>
-            </w:r>
-          </w:p>
-        </w:tc>
-        <w:tc>
-          <w:tcPr>
-            <w:tcW w:w="4675" w:type="dxa"/>
-            <w:tcBorders>
-              <w:top w:val="single" w:color="auto" w:sz="4" w:space="0"/>
-              <w:left w:val="single" w:color="auto" w:sz="4" w:space="0"/>
-              <w:bottom w:val="single" w:color="auto" w:sz="4" w:space="0"/>
-              <w:right w:val="single" w:color="auto" w:sz="4" w:space="0"/>
-            </w:tcBorders>
-          </w:tcPr>
-          <w:p>
-            <w:pPr>
-              <w:pStyle w:val="42"/>
-              <w:numPr>
-                <w:ilvl w:val="0"/>
-                <w:numId w:val="4"/>
-              </w:numPr>
-            </w:pPr>
-            <w:r>
-              <w:t>Quản lý chọn chức năng quản lý hóa đơn, hệ thống sẽ kiểm tra người dùng với vai trò là quản lý hoặc nhân viên đã đăng nhập với vai trò là admin hay chưa, nếu chưa thì hệ thống sẽ thông báo yêu cầu đăng nhập và từ chối truy cập vào các chức năng quản lý hóa đơn và yêu cầu người dùng đăng nhập đúng tài khoản admin.</w:t>
-            </w:r>
-          </w:p>
-          <w:p>
-            <w:pPr>
-              <w:pStyle w:val="42"/>
-              <w:numPr>
-                <w:ilvl w:val="0"/>
-                <w:numId w:val="4"/>
-              </w:numPr>
-            </w:pPr>
-            <w:r>
-              <w:t>Nếu đã đăng nhập thành công, hệ thống sẽ chuyển đến giao diện cho phép người dùng lựa chọn các tương tác sau:</w:t>
-            </w:r>
-          </w:p>
-          <w:p>
-            <w:pPr>
-              <w:pStyle w:val="42"/>
-            </w:pPr>
-            <w:r>
-              <w:tab/>
-            </w:r>
-            <w:r>
-              <w:t>+ Xóa hóa đơn (mô tả UC_XoaSanPham).</w:t>
-            </w:r>
-          </w:p>
-          <w:p>
-            <w:pPr>
-              <w:pStyle w:val="42"/>
-            </w:pPr>
-            <w:r>
-              <w:tab/>
-            </w:r>
-            <w:r>
-              <w:t>+ Xem danh sách hóa đơn (mô tả UC_XemDS_HD).</w:t>
-            </w:r>
-          </w:p>
-          <w:p>
-            <w:pPr>
-              <w:pStyle w:val="42"/>
-            </w:pPr>
-            <w:r>
-              <w:tab/>
-            </w:r>
-            <w:r>
-              <w:t>+ In thông tin hóa đơn (mô tả UC_TraCuuThongTinSP).</w:t>
-            </w:r>
-          </w:p>
-          <w:p/>
-        </w:tc>
-      </w:tr>
-      <w:tr>
-        <w:tblPrEx>
-          <w:tblBorders>
-            <w:top w:val="single" w:color="auto" w:sz="4" w:space="0"/>
-            <w:left w:val="single" w:color="auto" w:sz="4" w:space="0"/>
-            <w:bottom w:val="single" w:color="auto" w:sz="4" w:space="0"/>
-            <w:right w:val="single" w:color="auto" w:sz="4" w:space="0"/>
-            <w:insideH w:val="single" w:color="auto" w:sz="4" w:space="0"/>
-            <w:insideV w:val="single" w:color="auto" w:sz="4" w:space="0"/>
-          </w:tblBorders>
-          <w:tblCellMar>
-            <w:top w:w="0" w:type="dxa"/>
-            <w:left w:w="108" w:type="dxa"/>
-            <w:bottom w:w="0" w:type="dxa"/>
-            <w:right w:w="108" w:type="dxa"/>
-          </w:tblCellMar>
-        </w:tblPrEx>
-        <w:tc>
-          <w:tcPr>
-            <w:tcW w:w="4675" w:type="dxa"/>
-            <w:tcBorders>
-              <w:top w:val="single" w:color="auto" w:sz="4" w:space="0"/>
-              <w:left w:val="single" w:color="auto" w:sz="4" w:space="0"/>
-              <w:bottom w:val="single" w:color="auto" w:sz="4" w:space="0"/>
-              <w:right w:val="single" w:color="auto" w:sz="4" w:space="0"/>
-            </w:tcBorders>
-          </w:tcPr>
-          <w:p>
-            <w:r>
-              <w:t>Kịch bản phụ</w:t>
-            </w:r>
-          </w:p>
-        </w:tc>
-        <w:tc>
-          <w:tcPr>
-            <w:tcW w:w="4675" w:type="dxa"/>
-            <w:tcBorders>
-              <w:top w:val="single" w:color="auto" w:sz="4" w:space="0"/>
-              <w:left w:val="single" w:color="auto" w:sz="4" w:space="0"/>
-              <w:bottom w:val="single" w:color="auto" w:sz="4" w:space="0"/>
-              <w:right w:val="single" w:color="auto" w:sz="4" w:space="0"/>
-            </w:tcBorders>
-          </w:tcPr>
-          <w:p/>
-        </w:tc>
-      </w:tr>
-    </w:tbl>
-    <w:p/>
-    <w:p>
-      <w:pPr>
-        <w:pStyle w:val="4"/>
-      </w:pPr>
-      <w:r>
-        <w:t>Bảng mô tả chức năng xóa hóa đơn</w:t>
+        <w:t>Bảng mô tả chức năng quản lý nhập kho</w:t>
       </w:r>
     </w:p>
     <w:tbl>
@@ -15461,7 +12249,7 @@
           </w:tcPr>
           <w:p>
             <w:r>
-              <w:t>UC_XoaHoaDon</w:t>
+              <w:t>UC_QuanLyNhapKho</w:t>
             </w:r>
           </w:p>
         </w:tc>
@@ -15511,7 +12299,7 @@
           </w:tcPr>
           <w:p>
             <w:r>
-              <w:t>Xóa hóa đơn</w:t>
+              <w:t>Quản lý nhập kho</w:t>
             </w:r>
           </w:p>
         </w:tc>
@@ -15561,7 +12349,7 @@
           </w:tcPr>
           <w:p>
             <w:r>
-              <w:t>Quản lý, nhân viên</w:t>
+              <w:t>Quản lý</w:t>
             </w:r>
           </w:p>
         </w:tc>
@@ -15611,7 +12399,7 @@
           </w:tcPr>
           <w:p>
             <w:r>
-              <w:t>Người dùng sử dụng chức năng xóa sản phẩm để xóa sản phẩm ra khỏi CSDL.</w:t>
+              <w:t>Use case này mô tả quá trình nhập hàng hóa vào kho, bao gồm việc tiếp nhận hàng, kiểm tra thông tin, cập nhật vào hệ thống và lưu trữ hàng vào kho.</w:t>
             </w:r>
           </w:p>
         </w:tc>
@@ -15661,7 +12449,7 @@
           </w:tcPr>
           <w:p>
             <w:r>
-              <w:t>Đăng nhập thành công.</w:t>
+              <w:t>Đăng nhập thành công và đã chọn chức năng quản lý nhập kho.</w:t>
             </w:r>
           </w:p>
         </w:tc>
@@ -15711,7 +12499,7 @@
           </w:tcPr>
           <w:p>
             <w:r>
-              <w:t>Sản phẩm bị xóa ra khỏi CSDL.</w:t>
+              <w:t>Hàng hóa được cập nhật đúng với số lượng vừa được nhập vào kho.</w:t>
             </w:r>
           </w:p>
         </w:tc>
@@ -15768,7 +12556,7 @@
               </w:numPr>
             </w:pPr>
             <w:r>
-              <w:t>Người dùng tra cứu thông tin của hóa đơn cần xóa.</w:t>
+              <w:t xml:space="preserve">Nhân viên kho đăng nhập vào hệ thống quản lý kho. </w:t>
             </w:r>
           </w:p>
           <w:p>
@@ -15780,7 +12568,7 @@
               </w:numPr>
             </w:pPr>
             <w:r>
-              <w:t>Nếu không có thông tin của hóa đơn thì hệ thống thông báo không tìm thấy thông tin hóa đơn phù hợp.</w:t>
+              <w:t xml:space="preserve">Chọn chức năng nhập kho. </w:t>
             </w:r>
           </w:p>
           <w:p>
@@ -15792,7 +12580,31 @@
               </w:numPr>
             </w:pPr>
             <w:r>
-              <w:t>Nếu có thì hệ thống sẽ xóa hóa đơn ra khỏi hệ thống và thông báo đã xóa thành công.</w:t>
+              <w:t xml:space="preserve"> Nhập thông tin đơn hàng.</w:t>
+            </w:r>
+          </w:p>
+          <w:p>
+            <w:pPr>
+              <w:pStyle w:val="42"/>
+              <w:numPr>
+                <w:ilvl w:val="0"/>
+                <w:numId w:val="4"/>
+              </w:numPr>
+            </w:pPr>
+            <w:r>
+              <w:t>Kiểm tra và xác nhận hàng hóa đã nhập.</w:t>
+            </w:r>
+          </w:p>
+          <w:p>
+            <w:pPr>
+              <w:pStyle w:val="42"/>
+              <w:numPr>
+                <w:ilvl w:val="0"/>
+                <w:numId w:val="4"/>
+              </w:numPr>
+            </w:pPr>
+            <w:r>
+              <w:t>Hệ thống cập nhật số lượng tồn kho.</w:t>
             </w:r>
           </w:p>
         </w:tc>
@@ -15840,7 +12652,30 @@
               <w:right w:val="single" w:color="auto" w:sz="4" w:space="0"/>
             </w:tcBorders>
           </w:tcPr>
-          <w:p/>
+          <w:p>
+            <w:pPr>
+              <w:pStyle w:val="42"/>
+              <w:numPr>
+                <w:ilvl w:val="0"/>
+                <w:numId w:val="4"/>
+              </w:numPr>
+            </w:pPr>
+            <w:r>
+              <w:t>Người dùng nhập sai thông tin (ví dụ: số lượng âm, …)</w:t>
+            </w:r>
+          </w:p>
+          <w:p>
+            <w:pPr>
+              <w:pStyle w:val="42"/>
+              <w:numPr>
+                <w:ilvl w:val="0"/>
+                <w:numId w:val="4"/>
+              </w:numPr>
+            </w:pPr>
+            <w:r>
+              <w:t>Hệ thống sẽ thông báo lỗi và yêu cầu nhập lại.</w:t>
+            </w:r>
+          </w:p>
         </w:tc>
       </w:tr>
     </w:tbl>
@@ -15850,7 +12685,7 @@
         <w:pStyle w:val="4"/>
       </w:pPr>
       <w:r>
-        <w:t>Bảng mô tả chức năng xem danh sách hóa đơn</w:t>
+        <w:t>Bảng mô tả chức năng tạo hóa đơn nhập hàng</w:t>
       </w:r>
     </w:p>
     <w:tbl>
@@ -15888,6 +12723,3210 @@
             <w:insideH w:val="single" w:color="auto" w:sz="4" w:space="0"/>
             <w:insideV w:val="single" w:color="auto" w:sz="4" w:space="0"/>
           </w:tblBorders>
+        </w:tblPrEx>
+        <w:tc>
+          <w:tcPr>
+            <w:tcW w:w="4675" w:type="dxa"/>
+            <w:tcBorders>
+              <w:top w:val="single" w:color="auto" w:sz="4" w:space="0"/>
+              <w:left w:val="single" w:color="auto" w:sz="4" w:space="0"/>
+              <w:bottom w:val="single" w:color="auto" w:sz="4" w:space="0"/>
+              <w:right w:val="single" w:color="auto" w:sz="4" w:space="0"/>
+            </w:tcBorders>
+          </w:tcPr>
+          <w:p>
+            <w:r>
+              <w:t>Use case ID</w:t>
+            </w:r>
+          </w:p>
+        </w:tc>
+        <w:tc>
+          <w:tcPr>
+            <w:tcW w:w="4675" w:type="dxa"/>
+            <w:tcBorders>
+              <w:top w:val="single" w:color="auto" w:sz="4" w:space="0"/>
+              <w:left w:val="single" w:color="auto" w:sz="4" w:space="0"/>
+              <w:bottom w:val="single" w:color="auto" w:sz="4" w:space="0"/>
+              <w:right w:val="single" w:color="auto" w:sz="4" w:space="0"/>
+            </w:tcBorders>
+          </w:tcPr>
+          <w:p>
+            <w:r>
+              <w:t>UC_TaoHoaDonNhapHang</w:t>
+            </w:r>
+          </w:p>
+        </w:tc>
+      </w:tr>
+      <w:tr>
+        <w:tblPrEx>
+          <w:tblBorders>
+            <w:top w:val="single" w:color="auto" w:sz="4" w:space="0"/>
+            <w:left w:val="single" w:color="auto" w:sz="4" w:space="0"/>
+            <w:bottom w:val="single" w:color="auto" w:sz="4" w:space="0"/>
+            <w:right w:val="single" w:color="auto" w:sz="4" w:space="0"/>
+            <w:insideH w:val="single" w:color="auto" w:sz="4" w:space="0"/>
+            <w:insideV w:val="single" w:color="auto" w:sz="4" w:space="0"/>
+          </w:tblBorders>
+          <w:tblCellMar>
+            <w:top w:w="0" w:type="dxa"/>
+            <w:left w:w="108" w:type="dxa"/>
+            <w:bottom w:w="0" w:type="dxa"/>
+            <w:right w:w="108" w:type="dxa"/>
+          </w:tblCellMar>
+        </w:tblPrEx>
+        <w:tc>
+          <w:tcPr>
+            <w:tcW w:w="4675" w:type="dxa"/>
+            <w:tcBorders>
+              <w:top w:val="single" w:color="auto" w:sz="4" w:space="0"/>
+              <w:left w:val="single" w:color="auto" w:sz="4" w:space="0"/>
+              <w:bottom w:val="single" w:color="auto" w:sz="4" w:space="0"/>
+              <w:right w:val="single" w:color="auto" w:sz="4" w:space="0"/>
+            </w:tcBorders>
+          </w:tcPr>
+          <w:p>
+            <w:r>
+              <w:t>Tên Use case</w:t>
+            </w:r>
+          </w:p>
+        </w:tc>
+        <w:tc>
+          <w:tcPr>
+            <w:tcW w:w="4675" w:type="dxa"/>
+            <w:tcBorders>
+              <w:top w:val="single" w:color="auto" w:sz="4" w:space="0"/>
+              <w:left w:val="single" w:color="auto" w:sz="4" w:space="0"/>
+              <w:bottom w:val="single" w:color="auto" w:sz="4" w:space="0"/>
+              <w:right w:val="single" w:color="auto" w:sz="4" w:space="0"/>
+            </w:tcBorders>
+          </w:tcPr>
+          <w:p>
+            <w:r>
+              <w:t>Tạo hóa đơn nhập hàng</w:t>
+            </w:r>
+          </w:p>
+        </w:tc>
+      </w:tr>
+      <w:tr>
+        <w:tblPrEx>
+          <w:tblBorders>
+            <w:top w:val="single" w:color="auto" w:sz="4" w:space="0"/>
+            <w:left w:val="single" w:color="auto" w:sz="4" w:space="0"/>
+            <w:bottom w:val="single" w:color="auto" w:sz="4" w:space="0"/>
+            <w:right w:val="single" w:color="auto" w:sz="4" w:space="0"/>
+            <w:insideH w:val="single" w:color="auto" w:sz="4" w:space="0"/>
+            <w:insideV w:val="single" w:color="auto" w:sz="4" w:space="0"/>
+          </w:tblBorders>
+          <w:tblCellMar>
+            <w:top w:w="0" w:type="dxa"/>
+            <w:left w:w="108" w:type="dxa"/>
+            <w:bottom w:w="0" w:type="dxa"/>
+            <w:right w:w="108" w:type="dxa"/>
+          </w:tblCellMar>
+        </w:tblPrEx>
+        <w:tc>
+          <w:tcPr>
+            <w:tcW w:w="4675" w:type="dxa"/>
+            <w:tcBorders>
+              <w:top w:val="single" w:color="auto" w:sz="4" w:space="0"/>
+              <w:left w:val="single" w:color="auto" w:sz="4" w:space="0"/>
+              <w:bottom w:val="single" w:color="auto" w:sz="4" w:space="0"/>
+              <w:right w:val="single" w:color="auto" w:sz="4" w:space="0"/>
+            </w:tcBorders>
+          </w:tcPr>
+          <w:p>
+            <w:r>
+              <w:t>Tác nhân</w:t>
+            </w:r>
+          </w:p>
+        </w:tc>
+        <w:tc>
+          <w:tcPr>
+            <w:tcW w:w="4675" w:type="dxa"/>
+            <w:tcBorders>
+              <w:top w:val="single" w:color="auto" w:sz="4" w:space="0"/>
+              <w:left w:val="single" w:color="auto" w:sz="4" w:space="0"/>
+              <w:bottom w:val="single" w:color="auto" w:sz="4" w:space="0"/>
+              <w:right w:val="single" w:color="auto" w:sz="4" w:space="0"/>
+            </w:tcBorders>
+          </w:tcPr>
+          <w:p>
+            <w:r>
+              <w:t>Quản lý</w:t>
+            </w:r>
+          </w:p>
+        </w:tc>
+      </w:tr>
+      <w:tr>
+        <w:tblPrEx>
+          <w:tblBorders>
+            <w:top w:val="single" w:color="auto" w:sz="4" w:space="0"/>
+            <w:left w:val="single" w:color="auto" w:sz="4" w:space="0"/>
+            <w:bottom w:val="single" w:color="auto" w:sz="4" w:space="0"/>
+            <w:right w:val="single" w:color="auto" w:sz="4" w:space="0"/>
+            <w:insideH w:val="single" w:color="auto" w:sz="4" w:space="0"/>
+            <w:insideV w:val="single" w:color="auto" w:sz="4" w:space="0"/>
+          </w:tblBorders>
+          <w:tblCellMar>
+            <w:top w:w="0" w:type="dxa"/>
+            <w:left w:w="108" w:type="dxa"/>
+            <w:bottom w:w="0" w:type="dxa"/>
+            <w:right w:w="108" w:type="dxa"/>
+          </w:tblCellMar>
+        </w:tblPrEx>
+        <w:tc>
+          <w:tcPr>
+            <w:tcW w:w="4675" w:type="dxa"/>
+            <w:tcBorders>
+              <w:top w:val="single" w:color="auto" w:sz="4" w:space="0"/>
+              <w:left w:val="single" w:color="auto" w:sz="4" w:space="0"/>
+              <w:bottom w:val="single" w:color="auto" w:sz="4" w:space="0"/>
+              <w:right w:val="single" w:color="auto" w:sz="4" w:space="0"/>
+            </w:tcBorders>
+          </w:tcPr>
+          <w:p>
+            <w:r>
+              <w:t>Tóm tắt</w:t>
+            </w:r>
+          </w:p>
+        </w:tc>
+        <w:tc>
+          <w:tcPr>
+            <w:tcW w:w="4675" w:type="dxa"/>
+            <w:tcBorders>
+              <w:top w:val="single" w:color="auto" w:sz="4" w:space="0"/>
+              <w:left w:val="single" w:color="auto" w:sz="4" w:space="0"/>
+              <w:bottom w:val="single" w:color="auto" w:sz="4" w:space="0"/>
+              <w:right w:val="single" w:color="auto" w:sz="4" w:space="0"/>
+            </w:tcBorders>
+          </w:tcPr>
+          <w:p>
+            <w:r>
+              <w:t>Hệ thống tạo hóa đơn chứa thông tin đơn hàng.</w:t>
+            </w:r>
+          </w:p>
+        </w:tc>
+      </w:tr>
+      <w:tr>
+        <w:tblPrEx>
+          <w:tblBorders>
+            <w:top w:val="single" w:color="auto" w:sz="4" w:space="0"/>
+            <w:left w:val="single" w:color="auto" w:sz="4" w:space="0"/>
+            <w:bottom w:val="single" w:color="auto" w:sz="4" w:space="0"/>
+            <w:right w:val="single" w:color="auto" w:sz="4" w:space="0"/>
+            <w:insideH w:val="single" w:color="auto" w:sz="4" w:space="0"/>
+            <w:insideV w:val="single" w:color="auto" w:sz="4" w:space="0"/>
+          </w:tblBorders>
+          <w:tblCellMar>
+            <w:top w:w="0" w:type="dxa"/>
+            <w:left w:w="108" w:type="dxa"/>
+            <w:bottom w:w="0" w:type="dxa"/>
+            <w:right w:w="108" w:type="dxa"/>
+          </w:tblCellMar>
+        </w:tblPrEx>
+        <w:tc>
+          <w:tcPr>
+            <w:tcW w:w="4675" w:type="dxa"/>
+            <w:tcBorders>
+              <w:top w:val="single" w:color="auto" w:sz="4" w:space="0"/>
+              <w:left w:val="single" w:color="auto" w:sz="4" w:space="0"/>
+              <w:bottom w:val="single" w:color="auto" w:sz="4" w:space="0"/>
+              <w:right w:val="single" w:color="auto" w:sz="4" w:space="0"/>
+            </w:tcBorders>
+          </w:tcPr>
+          <w:p>
+            <w:r>
+              <w:t>Điều kiện tiên quyết</w:t>
+            </w:r>
+          </w:p>
+        </w:tc>
+        <w:tc>
+          <w:tcPr>
+            <w:tcW w:w="4675" w:type="dxa"/>
+            <w:tcBorders>
+              <w:top w:val="single" w:color="auto" w:sz="4" w:space="0"/>
+              <w:left w:val="single" w:color="auto" w:sz="4" w:space="0"/>
+              <w:bottom w:val="single" w:color="auto" w:sz="4" w:space="0"/>
+              <w:right w:val="single" w:color="auto" w:sz="4" w:space="0"/>
+            </w:tcBorders>
+          </w:tcPr>
+          <w:p>
+            <w:r>
+              <w:t>Đăng nhập thành công và chọn chức năng tạo hóa đơn nhập hàng.</w:t>
+            </w:r>
+          </w:p>
+        </w:tc>
+      </w:tr>
+      <w:tr>
+        <w:tblPrEx>
+          <w:tblBorders>
+            <w:top w:val="single" w:color="auto" w:sz="4" w:space="0"/>
+            <w:left w:val="single" w:color="auto" w:sz="4" w:space="0"/>
+            <w:bottom w:val="single" w:color="auto" w:sz="4" w:space="0"/>
+            <w:right w:val="single" w:color="auto" w:sz="4" w:space="0"/>
+            <w:insideH w:val="single" w:color="auto" w:sz="4" w:space="0"/>
+            <w:insideV w:val="single" w:color="auto" w:sz="4" w:space="0"/>
+          </w:tblBorders>
+          <w:tblCellMar>
+            <w:top w:w="0" w:type="dxa"/>
+            <w:left w:w="108" w:type="dxa"/>
+            <w:bottom w:w="0" w:type="dxa"/>
+            <w:right w:w="108" w:type="dxa"/>
+          </w:tblCellMar>
+        </w:tblPrEx>
+        <w:tc>
+          <w:tcPr>
+            <w:tcW w:w="4675" w:type="dxa"/>
+            <w:tcBorders>
+              <w:top w:val="single" w:color="auto" w:sz="4" w:space="0"/>
+              <w:left w:val="single" w:color="auto" w:sz="4" w:space="0"/>
+              <w:bottom w:val="single" w:color="auto" w:sz="4" w:space="0"/>
+              <w:right w:val="single" w:color="auto" w:sz="4" w:space="0"/>
+            </w:tcBorders>
+          </w:tcPr>
+          <w:p>
+            <w:r>
+              <w:t>Kết quả</w:t>
+            </w:r>
+          </w:p>
+        </w:tc>
+        <w:tc>
+          <w:tcPr>
+            <w:tcW w:w="4675" w:type="dxa"/>
+            <w:tcBorders>
+              <w:top w:val="single" w:color="auto" w:sz="4" w:space="0"/>
+              <w:left w:val="single" w:color="auto" w:sz="4" w:space="0"/>
+              <w:bottom w:val="single" w:color="auto" w:sz="4" w:space="0"/>
+              <w:right w:val="single" w:color="auto" w:sz="4" w:space="0"/>
+            </w:tcBorders>
+          </w:tcPr>
+          <w:p>
+            <w:r>
+              <w:t>Hóa đơn được tạo thành công và lưu vào hệ thống.</w:t>
+            </w:r>
+          </w:p>
+        </w:tc>
+      </w:tr>
+      <w:tr>
+        <w:tblPrEx>
+          <w:tblBorders>
+            <w:top w:val="single" w:color="auto" w:sz="4" w:space="0"/>
+            <w:left w:val="single" w:color="auto" w:sz="4" w:space="0"/>
+            <w:bottom w:val="single" w:color="auto" w:sz="4" w:space="0"/>
+            <w:right w:val="single" w:color="auto" w:sz="4" w:space="0"/>
+            <w:insideH w:val="single" w:color="auto" w:sz="4" w:space="0"/>
+            <w:insideV w:val="single" w:color="auto" w:sz="4" w:space="0"/>
+          </w:tblBorders>
+          <w:tblCellMar>
+            <w:top w:w="0" w:type="dxa"/>
+            <w:left w:w="108" w:type="dxa"/>
+            <w:bottom w:w="0" w:type="dxa"/>
+            <w:right w:w="108" w:type="dxa"/>
+          </w:tblCellMar>
+        </w:tblPrEx>
+        <w:tc>
+          <w:tcPr>
+            <w:tcW w:w="4675" w:type="dxa"/>
+            <w:tcBorders>
+              <w:top w:val="single" w:color="auto" w:sz="4" w:space="0"/>
+              <w:left w:val="single" w:color="auto" w:sz="4" w:space="0"/>
+              <w:bottom w:val="single" w:color="auto" w:sz="4" w:space="0"/>
+              <w:right w:val="single" w:color="auto" w:sz="4" w:space="0"/>
+            </w:tcBorders>
+          </w:tcPr>
+          <w:p>
+            <w:r>
+              <w:t>Kịch bản chính</w:t>
+            </w:r>
+          </w:p>
+        </w:tc>
+        <w:tc>
+          <w:tcPr>
+            <w:tcW w:w="4675" w:type="dxa"/>
+            <w:tcBorders>
+              <w:top w:val="single" w:color="auto" w:sz="4" w:space="0"/>
+              <w:left w:val="single" w:color="auto" w:sz="4" w:space="0"/>
+              <w:bottom w:val="single" w:color="auto" w:sz="4" w:space="0"/>
+              <w:right w:val="single" w:color="auto" w:sz="4" w:space="0"/>
+            </w:tcBorders>
+          </w:tcPr>
+          <w:p>
+            <w:pPr>
+              <w:pStyle w:val="42"/>
+              <w:numPr>
+                <w:ilvl w:val="0"/>
+                <w:numId w:val="4"/>
+              </w:numPr>
+            </w:pPr>
+            <w:r>
+              <w:t>Nhập các thông tin liên quan đến đơn hàng.</w:t>
+            </w:r>
+          </w:p>
+          <w:p>
+            <w:pPr>
+              <w:pStyle w:val="42"/>
+              <w:numPr>
+                <w:ilvl w:val="0"/>
+                <w:numId w:val="4"/>
+              </w:numPr>
+            </w:pPr>
+            <w:r>
+              <w:t>Kiểm tra thông tin lại thông tin.</w:t>
+            </w:r>
+          </w:p>
+          <w:p>
+            <w:pPr>
+              <w:pStyle w:val="42"/>
+              <w:numPr>
+                <w:ilvl w:val="0"/>
+                <w:numId w:val="4"/>
+              </w:numPr>
+            </w:pPr>
+            <w:r>
+              <w:t>Người dùng xác nhận tạo hóa đơn và lưu vào CSDL.</w:t>
+            </w:r>
+          </w:p>
+        </w:tc>
+      </w:tr>
+      <w:tr>
+        <w:tblPrEx>
+          <w:tblBorders>
+            <w:top w:val="single" w:color="auto" w:sz="4" w:space="0"/>
+            <w:left w:val="single" w:color="auto" w:sz="4" w:space="0"/>
+            <w:bottom w:val="single" w:color="auto" w:sz="4" w:space="0"/>
+            <w:right w:val="single" w:color="auto" w:sz="4" w:space="0"/>
+            <w:insideH w:val="single" w:color="auto" w:sz="4" w:space="0"/>
+            <w:insideV w:val="single" w:color="auto" w:sz="4" w:space="0"/>
+          </w:tblBorders>
+          <w:tblCellMar>
+            <w:top w:w="0" w:type="dxa"/>
+            <w:left w:w="108" w:type="dxa"/>
+            <w:bottom w:w="0" w:type="dxa"/>
+            <w:right w:w="108" w:type="dxa"/>
+          </w:tblCellMar>
+        </w:tblPrEx>
+        <w:tc>
+          <w:tcPr>
+            <w:tcW w:w="4675" w:type="dxa"/>
+            <w:tcBorders>
+              <w:top w:val="single" w:color="auto" w:sz="4" w:space="0"/>
+              <w:left w:val="single" w:color="auto" w:sz="4" w:space="0"/>
+              <w:bottom w:val="single" w:color="auto" w:sz="4" w:space="0"/>
+              <w:right w:val="single" w:color="auto" w:sz="4" w:space="0"/>
+            </w:tcBorders>
+          </w:tcPr>
+          <w:p>
+            <w:r>
+              <w:t>Kịch bản phụ</w:t>
+            </w:r>
+          </w:p>
+        </w:tc>
+        <w:tc>
+          <w:tcPr>
+            <w:tcW w:w="4675" w:type="dxa"/>
+            <w:tcBorders>
+              <w:top w:val="single" w:color="auto" w:sz="4" w:space="0"/>
+              <w:left w:val="single" w:color="auto" w:sz="4" w:space="0"/>
+              <w:bottom w:val="single" w:color="auto" w:sz="4" w:space="0"/>
+              <w:right w:val="single" w:color="auto" w:sz="4" w:space="0"/>
+            </w:tcBorders>
+          </w:tcPr>
+          <w:p>
+            <w:pPr>
+              <w:pStyle w:val="42"/>
+              <w:numPr>
+                <w:ilvl w:val="0"/>
+                <w:numId w:val="4"/>
+              </w:numPr>
+            </w:pPr>
+            <w:r>
+              <w:t>Nếu nhân viên nhập sai thông tin thì hệ thống thông báo lỗi và yêu cầu nhập lại thông tin</w:t>
+            </w:r>
+          </w:p>
+        </w:tc>
+      </w:tr>
+    </w:tbl>
+    <w:p/>
+    <w:p>
+      <w:pPr>
+        <w:pStyle w:val="4"/>
+      </w:pPr>
+      <w:r>
+        <w:t>Bảng mô tả xem danh sách hóa đơn nhập hàng</w:t>
+      </w:r>
+    </w:p>
+    <w:tbl>
+      <w:tblPr>
+        <w:tblStyle w:val="19"/>
+        <w:tblW w:w="0" w:type="auto"/>
+        <w:tblInd w:w="0" w:type="dxa"/>
+        <w:tblBorders>
+          <w:top w:val="single" w:color="auto" w:sz="4" w:space="0"/>
+          <w:left w:val="single" w:color="auto" w:sz="4" w:space="0"/>
+          <w:bottom w:val="single" w:color="auto" w:sz="4" w:space="0"/>
+          <w:right w:val="single" w:color="auto" w:sz="4" w:space="0"/>
+          <w:insideH w:val="single" w:color="auto" w:sz="4" w:space="0"/>
+          <w:insideV w:val="single" w:color="auto" w:sz="4" w:space="0"/>
+        </w:tblBorders>
+        <w:tblLayout w:type="autofit"/>
+        <w:tblCellMar>
+          <w:top w:w="0" w:type="dxa"/>
+          <w:left w:w="108" w:type="dxa"/>
+          <w:bottom w:w="0" w:type="dxa"/>
+          <w:right w:w="108" w:type="dxa"/>
+        </w:tblCellMar>
+      </w:tblPr>
+      <w:tblGrid>
+        <w:gridCol w:w="4675"/>
+        <w:gridCol w:w="4675"/>
+      </w:tblGrid>
+      <w:tr>
+        <w:tblPrEx>
+          <w:tblBorders>
+            <w:top w:val="single" w:color="auto" w:sz="4" w:space="0"/>
+            <w:left w:val="single" w:color="auto" w:sz="4" w:space="0"/>
+            <w:bottom w:val="single" w:color="auto" w:sz="4" w:space="0"/>
+            <w:right w:val="single" w:color="auto" w:sz="4" w:space="0"/>
+            <w:insideH w:val="single" w:color="auto" w:sz="4" w:space="0"/>
+            <w:insideV w:val="single" w:color="auto" w:sz="4" w:space="0"/>
+          </w:tblBorders>
+          <w:tblCellMar>
+            <w:top w:w="0" w:type="dxa"/>
+            <w:left w:w="108" w:type="dxa"/>
+            <w:bottom w:w="0" w:type="dxa"/>
+            <w:right w:w="108" w:type="dxa"/>
+          </w:tblCellMar>
+        </w:tblPrEx>
+        <w:tc>
+          <w:tcPr>
+            <w:tcW w:w="4675" w:type="dxa"/>
+            <w:tcBorders>
+              <w:top w:val="single" w:color="auto" w:sz="4" w:space="0"/>
+              <w:left w:val="single" w:color="auto" w:sz="4" w:space="0"/>
+              <w:bottom w:val="single" w:color="auto" w:sz="4" w:space="0"/>
+              <w:right w:val="single" w:color="auto" w:sz="4" w:space="0"/>
+            </w:tcBorders>
+          </w:tcPr>
+          <w:p>
+            <w:r>
+              <w:t>Use case ID</w:t>
+            </w:r>
+          </w:p>
+        </w:tc>
+        <w:tc>
+          <w:tcPr>
+            <w:tcW w:w="4675" w:type="dxa"/>
+            <w:tcBorders>
+              <w:top w:val="single" w:color="auto" w:sz="4" w:space="0"/>
+              <w:left w:val="single" w:color="auto" w:sz="4" w:space="0"/>
+              <w:bottom w:val="single" w:color="auto" w:sz="4" w:space="0"/>
+              <w:right w:val="single" w:color="auto" w:sz="4" w:space="0"/>
+            </w:tcBorders>
+          </w:tcPr>
+          <w:p>
+            <w:r>
+              <w:t>UC_XemDS_HD_NhapHang</w:t>
+            </w:r>
+          </w:p>
+        </w:tc>
+      </w:tr>
+      <w:tr>
+        <w:tblPrEx>
+          <w:tblBorders>
+            <w:top w:val="single" w:color="auto" w:sz="4" w:space="0"/>
+            <w:left w:val="single" w:color="auto" w:sz="4" w:space="0"/>
+            <w:bottom w:val="single" w:color="auto" w:sz="4" w:space="0"/>
+            <w:right w:val="single" w:color="auto" w:sz="4" w:space="0"/>
+            <w:insideH w:val="single" w:color="auto" w:sz="4" w:space="0"/>
+            <w:insideV w:val="single" w:color="auto" w:sz="4" w:space="0"/>
+          </w:tblBorders>
+          <w:tblCellMar>
+            <w:top w:w="0" w:type="dxa"/>
+            <w:left w:w="108" w:type="dxa"/>
+            <w:bottom w:w="0" w:type="dxa"/>
+            <w:right w:w="108" w:type="dxa"/>
+          </w:tblCellMar>
+        </w:tblPrEx>
+        <w:tc>
+          <w:tcPr>
+            <w:tcW w:w="4675" w:type="dxa"/>
+            <w:tcBorders>
+              <w:top w:val="single" w:color="auto" w:sz="4" w:space="0"/>
+              <w:left w:val="single" w:color="auto" w:sz="4" w:space="0"/>
+              <w:bottom w:val="single" w:color="auto" w:sz="4" w:space="0"/>
+              <w:right w:val="single" w:color="auto" w:sz="4" w:space="0"/>
+            </w:tcBorders>
+          </w:tcPr>
+          <w:p>
+            <w:r>
+              <w:t>Tên Use case</w:t>
+            </w:r>
+          </w:p>
+        </w:tc>
+        <w:tc>
+          <w:tcPr>
+            <w:tcW w:w="4675" w:type="dxa"/>
+            <w:tcBorders>
+              <w:top w:val="single" w:color="auto" w:sz="4" w:space="0"/>
+              <w:left w:val="single" w:color="auto" w:sz="4" w:space="0"/>
+              <w:bottom w:val="single" w:color="auto" w:sz="4" w:space="0"/>
+              <w:right w:val="single" w:color="auto" w:sz="4" w:space="0"/>
+            </w:tcBorders>
+          </w:tcPr>
+          <w:p>
+            <w:r>
+              <w:t>Xem danh sách hóa đơn nhập hàng</w:t>
+            </w:r>
+          </w:p>
+        </w:tc>
+      </w:tr>
+      <w:tr>
+        <w:tblPrEx>
+          <w:tblBorders>
+            <w:top w:val="single" w:color="auto" w:sz="4" w:space="0"/>
+            <w:left w:val="single" w:color="auto" w:sz="4" w:space="0"/>
+            <w:bottom w:val="single" w:color="auto" w:sz="4" w:space="0"/>
+            <w:right w:val="single" w:color="auto" w:sz="4" w:space="0"/>
+            <w:insideH w:val="single" w:color="auto" w:sz="4" w:space="0"/>
+            <w:insideV w:val="single" w:color="auto" w:sz="4" w:space="0"/>
+          </w:tblBorders>
+          <w:tblCellMar>
+            <w:top w:w="0" w:type="dxa"/>
+            <w:left w:w="108" w:type="dxa"/>
+            <w:bottom w:w="0" w:type="dxa"/>
+            <w:right w:w="108" w:type="dxa"/>
+          </w:tblCellMar>
+        </w:tblPrEx>
+        <w:tc>
+          <w:tcPr>
+            <w:tcW w:w="4675" w:type="dxa"/>
+            <w:tcBorders>
+              <w:top w:val="single" w:color="auto" w:sz="4" w:space="0"/>
+              <w:left w:val="single" w:color="auto" w:sz="4" w:space="0"/>
+              <w:bottom w:val="single" w:color="auto" w:sz="4" w:space="0"/>
+              <w:right w:val="single" w:color="auto" w:sz="4" w:space="0"/>
+            </w:tcBorders>
+          </w:tcPr>
+          <w:p>
+            <w:r>
+              <w:t>Tác nhân</w:t>
+            </w:r>
+          </w:p>
+        </w:tc>
+        <w:tc>
+          <w:tcPr>
+            <w:tcW w:w="4675" w:type="dxa"/>
+            <w:tcBorders>
+              <w:top w:val="single" w:color="auto" w:sz="4" w:space="0"/>
+              <w:left w:val="single" w:color="auto" w:sz="4" w:space="0"/>
+              <w:bottom w:val="single" w:color="auto" w:sz="4" w:space="0"/>
+              <w:right w:val="single" w:color="auto" w:sz="4" w:space="0"/>
+            </w:tcBorders>
+          </w:tcPr>
+          <w:p>
+            <w:r>
+              <w:t>Quản lý</w:t>
+            </w:r>
+          </w:p>
+        </w:tc>
+      </w:tr>
+      <w:tr>
+        <w:tblPrEx>
+          <w:tblBorders>
+            <w:top w:val="single" w:color="auto" w:sz="4" w:space="0"/>
+            <w:left w:val="single" w:color="auto" w:sz="4" w:space="0"/>
+            <w:bottom w:val="single" w:color="auto" w:sz="4" w:space="0"/>
+            <w:right w:val="single" w:color="auto" w:sz="4" w:space="0"/>
+            <w:insideH w:val="single" w:color="auto" w:sz="4" w:space="0"/>
+            <w:insideV w:val="single" w:color="auto" w:sz="4" w:space="0"/>
+          </w:tblBorders>
+          <w:tblCellMar>
+            <w:top w:w="0" w:type="dxa"/>
+            <w:left w:w="108" w:type="dxa"/>
+            <w:bottom w:w="0" w:type="dxa"/>
+            <w:right w:w="108" w:type="dxa"/>
+          </w:tblCellMar>
+        </w:tblPrEx>
+        <w:tc>
+          <w:tcPr>
+            <w:tcW w:w="4675" w:type="dxa"/>
+            <w:tcBorders>
+              <w:top w:val="single" w:color="auto" w:sz="4" w:space="0"/>
+              <w:left w:val="single" w:color="auto" w:sz="4" w:space="0"/>
+              <w:bottom w:val="single" w:color="auto" w:sz="4" w:space="0"/>
+              <w:right w:val="single" w:color="auto" w:sz="4" w:space="0"/>
+            </w:tcBorders>
+          </w:tcPr>
+          <w:p>
+            <w:r>
+              <w:t>Tóm tắt</w:t>
+            </w:r>
+          </w:p>
+        </w:tc>
+        <w:tc>
+          <w:tcPr>
+            <w:tcW w:w="4675" w:type="dxa"/>
+            <w:tcBorders>
+              <w:top w:val="single" w:color="auto" w:sz="4" w:space="0"/>
+              <w:left w:val="single" w:color="auto" w:sz="4" w:space="0"/>
+              <w:bottom w:val="single" w:color="auto" w:sz="4" w:space="0"/>
+              <w:right w:val="single" w:color="auto" w:sz="4" w:space="0"/>
+            </w:tcBorders>
+          </w:tcPr>
+          <w:p>
+            <w:r>
+              <w:t>cho phép quản lý xem danh sách hóa đơn nhập hàng đã được lưu trong hệ thống.</w:t>
+            </w:r>
+          </w:p>
+        </w:tc>
+      </w:tr>
+      <w:tr>
+        <w:tblPrEx>
+          <w:tblBorders>
+            <w:top w:val="single" w:color="auto" w:sz="4" w:space="0"/>
+            <w:left w:val="single" w:color="auto" w:sz="4" w:space="0"/>
+            <w:bottom w:val="single" w:color="auto" w:sz="4" w:space="0"/>
+            <w:right w:val="single" w:color="auto" w:sz="4" w:space="0"/>
+            <w:insideH w:val="single" w:color="auto" w:sz="4" w:space="0"/>
+            <w:insideV w:val="single" w:color="auto" w:sz="4" w:space="0"/>
+          </w:tblBorders>
+          <w:tblCellMar>
+            <w:top w:w="0" w:type="dxa"/>
+            <w:left w:w="108" w:type="dxa"/>
+            <w:bottom w:w="0" w:type="dxa"/>
+            <w:right w:w="108" w:type="dxa"/>
+          </w:tblCellMar>
+        </w:tblPrEx>
+        <w:tc>
+          <w:tcPr>
+            <w:tcW w:w="4675" w:type="dxa"/>
+            <w:tcBorders>
+              <w:top w:val="single" w:color="auto" w:sz="4" w:space="0"/>
+              <w:left w:val="single" w:color="auto" w:sz="4" w:space="0"/>
+              <w:bottom w:val="single" w:color="auto" w:sz="4" w:space="0"/>
+              <w:right w:val="single" w:color="auto" w:sz="4" w:space="0"/>
+            </w:tcBorders>
+          </w:tcPr>
+          <w:p>
+            <w:r>
+              <w:t>Điều kiện tiên quyết</w:t>
+            </w:r>
+          </w:p>
+        </w:tc>
+        <w:tc>
+          <w:tcPr>
+            <w:tcW w:w="4675" w:type="dxa"/>
+            <w:tcBorders>
+              <w:top w:val="single" w:color="auto" w:sz="4" w:space="0"/>
+              <w:left w:val="single" w:color="auto" w:sz="4" w:space="0"/>
+              <w:bottom w:val="single" w:color="auto" w:sz="4" w:space="0"/>
+              <w:right w:val="single" w:color="auto" w:sz="4" w:space="0"/>
+            </w:tcBorders>
+          </w:tcPr>
+          <w:p>
+            <w:r>
+              <w:t>Đăng nhập thành công.</w:t>
+            </w:r>
+          </w:p>
+        </w:tc>
+      </w:tr>
+      <w:tr>
+        <w:tblPrEx>
+          <w:tblBorders>
+            <w:top w:val="single" w:color="auto" w:sz="4" w:space="0"/>
+            <w:left w:val="single" w:color="auto" w:sz="4" w:space="0"/>
+            <w:bottom w:val="single" w:color="auto" w:sz="4" w:space="0"/>
+            <w:right w:val="single" w:color="auto" w:sz="4" w:space="0"/>
+            <w:insideH w:val="single" w:color="auto" w:sz="4" w:space="0"/>
+            <w:insideV w:val="single" w:color="auto" w:sz="4" w:space="0"/>
+          </w:tblBorders>
+          <w:tblCellMar>
+            <w:top w:w="0" w:type="dxa"/>
+            <w:left w:w="108" w:type="dxa"/>
+            <w:bottom w:w="0" w:type="dxa"/>
+            <w:right w:w="108" w:type="dxa"/>
+          </w:tblCellMar>
+        </w:tblPrEx>
+        <w:tc>
+          <w:tcPr>
+            <w:tcW w:w="4675" w:type="dxa"/>
+            <w:tcBorders>
+              <w:top w:val="single" w:color="auto" w:sz="4" w:space="0"/>
+              <w:left w:val="single" w:color="auto" w:sz="4" w:space="0"/>
+              <w:bottom w:val="single" w:color="auto" w:sz="4" w:space="0"/>
+              <w:right w:val="single" w:color="auto" w:sz="4" w:space="0"/>
+            </w:tcBorders>
+          </w:tcPr>
+          <w:p>
+            <w:r>
+              <w:t>Kết quả</w:t>
+            </w:r>
+          </w:p>
+        </w:tc>
+        <w:tc>
+          <w:tcPr>
+            <w:tcW w:w="4675" w:type="dxa"/>
+            <w:tcBorders>
+              <w:top w:val="single" w:color="auto" w:sz="4" w:space="0"/>
+              <w:left w:val="single" w:color="auto" w:sz="4" w:space="0"/>
+              <w:bottom w:val="single" w:color="auto" w:sz="4" w:space="0"/>
+              <w:right w:val="single" w:color="auto" w:sz="4" w:space="0"/>
+            </w:tcBorders>
+          </w:tcPr>
+          <w:p>
+            <w:r>
+              <w:t>Quản lý xem được danh sách hóa đơn nhập hàng.</w:t>
+            </w:r>
+          </w:p>
+        </w:tc>
+      </w:tr>
+      <w:tr>
+        <w:tblPrEx>
+          <w:tblBorders>
+            <w:top w:val="single" w:color="auto" w:sz="4" w:space="0"/>
+            <w:left w:val="single" w:color="auto" w:sz="4" w:space="0"/>
+            <w:bottom w:val="single" w:color="auto" w:sz="4" w:space="0"/>
+            <w:right w:val="single" w:color="auto" w:sz="4" w:space="0"/>
+            <w:insideH w:val="single" w:color="auto" w:sz="4" w:space="0"/>
+            <w:insideV w:val="single" w:color="auto" w:sz="4" w:space="0"/>
+          </w:tblBorders>
+          <w:tblCellMar>
+            <w:top w:w="0" w:type="dxa"/>
+            <w:left w:w="108" w:type="dxa"/>
+            <w:bottom w:w="0" w:type="dxa"/>
+            <w:right w:w="108" w:type="dxa"/>
+          </w:tblCellMar>
+        </w:tblPrEx>
+        <w:tc>
+          <w:tcPr>
+            <w:tcW w:w="4675" w:type="dxa"/>
+            <w:tcBorders>
+              <w:top w:val="single" w:color="auto" w:sz="4" w:space="0"/>
+              <w:left w:val="single" w:color="auto" w:sz="4" w:space="0"/>
+              <w:bottom w:val="single" w:color="auto" w:sz="4" w:space="0"/>
+              <w:right w:val="single" w:color="auto" w:sz="4" w:space="0"/>
+            </w:tcBorders>
+          </w:tcPr>
+          <w:p>
+            <w:r>
+              <w:t>Kịch bản chính</w:t>
+            </w:r>
+          </w:p>
+        </w:tc>
+        <w:tc>
+          <w:tcPr>
+            <w:tcW w:w="4675" w:type="dxa"/>
+            <w:tcBorders>
+              <w:top w:val="single" w:color="auto" w:sz="4" w:space="0"/>
+              <w:left w:val="single" w:color="auto" w:sz="4" w:space="0"/>
+              <w:bottom w:val="single" w:color="auto" w:sz="4" w:space="0"/>
+              <w:right w:val="single" w:color="auto" w:sz="4" w:space="0"/>
+            </w:tcBorders>
+          </w:tcPr>
+          <w:p>
+            <w:pPr>
+              <w:pStyle w:val="42"/>
+              <w:numPr>
+                <w:ilvl w:val="0"/>
+                <w:numId w:val="4"/>
+              </w:numPr>
+            </w:pPr>
+            <w:r>
+              <w:t>Quản lý chọn chức năng xem danh sách hóa đơn nhập hàng.</w:t>
+            </w:r>
+          </w:p>
+          <w:p>
+            <w:pPr>
+              <w:pStyle w:val="42"/>
+              <w:numPr>
+                <w:ilvl w:val="0"/>
+                <w:numId w:val="4"/>
+              </w:numPr>
+            </w:pPr>
+            <w:r>
+              <w:t>Quản lý chọn một hóa đơn từ danh sách để xem chi tiết.</w:t>
+            </w:r>
+          </w:p>
+          <w:p>
+            <w:pPr>
+              <w:pStyle w:val="42"/>
+              <w:numPr>
+                <w:ilvl w:val="0"/>
+                <w:numId w:val="4"/>
+              </w:numPr>
+            </w:pPr>
+            <w:r>
+              <w:t>Hệ thống hiển thị đầy đủ thông tin của hóa đơn.</w:t>
+            </w:r>
+          </w:p>
+        </w:tc>
+      </w:tr>
+      <w:tr>
+        <w:tblPrEx>
+          <w:tblBorders>
+            <w:top w:val="single" w:color="auto" w:sz="4" w:space="0"/>
+            <w:left w:val="single" w:color="auto" w:sz="4" w:space="0"/>
+            <w:bottom w:val="single" w:color="auto" w:sz="4" w:space="0"/>
+            <w:right w:val="single" w:color="auto" w:sz="4" w:space="0"/>
+            <w:insideH w:val="single" w:color="auto" w:sz="4" w:space="0"/>
+            <w:insideV w:val="single" w:color="auto" w:sz="4" w:space="0"/>
+          </w:tblBorders>
+          <w:tblCellMar>
+            <w:top w:w="0" w:type="dxa"/>
+            <w:left w:w="108" w:type="dxa"/>
+            <w:bottom w:w="0" w:type="dxa"/>
+            <w:right w:w="108" w:type="dxa"/>
+          </w:tblCellMar>
+        </w:tblPrEx>
+        <w:tc>
+          <w:tcPr>
+            <w:tcW w:w="4675" w:type="dxa"/>
+            <w:tcBorders>
+              <w:top w:val="single" w:color="auto" w:sz="4" w:space="0"/>
+              <w:left w:val="single" w:color="auto" w:sz="4" w:space="0"/>
+              <w:bottom w:val="single" w:color="auto" w:sz="4" w:space="0"/>
+              <w:right w:val="single" w:color="auto" w:sz="4" w:space="0"/>
+            </w:tcBorders>
+          </w:tcPr>
+          <w:p>
+            <w:r>
+              <w:t>Kịch bản phụ</w:t>
+            </w:r>
+          </w:p>
+        </w:tc>
+        <w:tc>
+          <w:tcPr>
+            <w:tcW w:w="4675" w:type="dxa"/>
+            <w:tcBorders>
+              <w:top w:val="single" w:color="auto" w:sz="4" w:space="0"/>
+              <w:left w:val="single" w:color="auto" w:sz="4" w:space="0"/>
+              <w:bottom w:val="single" w:color="auto" w:sz="4" w:space="0"/>
+              <w:right w:val="single" w:color="auto" w:sz="4" w:space="0"/>
+            </w:tcBorders>
+          </w:tcPr>
+          <w:p>
+            <w:pPr>
+              <w:pStyle w:val="42"/>
+              <w:numPr>
+                <w:ilvl w:val="0"/>
+                <w:numId w:val="4"/>
+              </w:numPr>
+            </w:pPr>
+            <w:r>
+              <w:t>Nếu không có hóa đơn nào trong hệ thống. Hệ thống hiển thị thông báo: "Không có hóa đơn nhập hàng nào được tìm thấy.".</w:t>
+            </w:r>
+          </w:p>
+        </w:tc>
+      </w:tr>
+    </w:tbl>
+    <w:p/>
+    <w:p>
+      <w:pPr>
+        <w:pStyle w:val="4"/>
+      </w:pPr>
+      <w:r>
+        <w:t>Bảng mô tả chức năng xử lý bán hàng</w:t>
+      </w:r>
+    </w:p>
+    <w:tbl>
+      <w:tblPr>
+        <w:tblStyle w:val="19"/>
+        <w:tblW w:w="0" w:type="auto"/>
+        <w:tblInd w:w="0" w:type="dxa"/>
+        <w:tblBorders>
+          <w:top w:val="single" w:color="auto" w:sz="4" w:space="0"/>
+          <w:left w:val="single" w:color="auto" w:sz="4" w:space="0"/>
+          <w:bottom w:val="single" w:color="auto" w:sz="4" w:space="0"/>
+          <w:right w:val="single" w:color="auto" w:sz="4" w:space="0"/>
+          <w:insideH w:val="single" w:color="auto" w:sz="4" w:space="0"/>
+          <w:insideV w:val="single" w:color="auto" w:sz="4" w:space="0"/>
+        </w:tblBorders>
+        <w:tblLayout w:type="autofit"/>
+        <w:tblCellMar>
+          <w:top w:w="0" w:type="dxa"/>
+          <w:left w:w="108" w:type="dxa"/>
+          <w:bottom w:w="0" w:type="dxa"/>
+          <w:right w:w="108" w:type="dxa"/>
+        </w:tblCellMar>
+      </w:tblPr>
+      <w:tblGrid>
+        <w:gridCol w:w="4675"/>
+        <w:gridCol w:w="4675"/>
+      </w:tblGrid>
+      <w:tr>
+        <w:tblPrEx>
+          <w:tblBorders>
+            <w:top w:val="single" w:color="auto" w:sz="4" w:space="0"/>
+            <w:left w:val="single" w:color="auto" w:sz="4" w:space="0"/>
+            <w:bottom w:val="single" w:color="auto" w:sz="4" w:space="0"/>
+            <w:right w:val="single" w:color="auto" w:sz="4" w:space="0"/>
+            <w:insideH w:val="single" w:color="auto" w:sz="4" w:space="0"/>
+            <w:insideV w:val="single" w:color="auto" w:sz="4" w:space="0"/>
+          </w:tblBorders>
+          <w:tblCellMar>
+            <w:top w:w="0" w:type="dxa"/>
+            <w:left w:w="108" w:type="dxa"/>
+            <w:bottom w:w="0" w:type="dxa"/>
+            <w:right w:w="108" w:type="dxa"/>
+          </w:tblCellMar>
+        </w:tblPrEx>
+        <w:tc>
+          <w:tcPr>
+            <w:tcW w:w="4675" w:type="dxa"/>
+          </w:tcPr>
+          <w:p>
+            <w:r>
+              <w:t>Use case ID</w:t>
+            </w:r>
+          </w:p>
+        </w:tc>
+        <w:tc>
+          <w:tcPr>
+            <w:tcW w:w="4675" w:type="dxa"/>
+          </w:tcPr>
+          <w:p>
+            <w:r>
+              <w:t>UC_QuanLyBanHang</w:t>
+            </w:r>
+          </w:p>
+        </w:tc>
+      </w:tr>
+      <w:tr>
+        <w:tblPrEx>
+          <w:tblBorders>
+            <w:top w:val="single" w:color="auto" w:sz="4" w:space="0"/>
+            <w:left w:val="single" w:color="auto" w:sz="4" w:space="0"/>
+            <w:bottom w:val="single" w:color="auto" w:sz="4" w:space="0"/>
+            <w:right w:val="single" w:color="auto" w:sz="4" w:space="0"/>
+            <w:insideH w:val="single" w:color="auto" w:sz="4" w:space="0"/>
+            <w:insideV w:val="single" w:color="auto" w:sz="4" w:space="0"/>
+          </w:tblBorders>
+          <w:tblCellMar>
+            <w:top w:w="0" w:type="dxa"/>
+            <w:left w:w="108" w:type="dxa"/>
+            <w:bottom w:w="0" w:type="dxa"/>
+            <w:right w:w="108" w:type="dxa"/>
+          </w:tblCellMar>
+        </w:tblPrEx>
+        <w:tc>
+          <w:tcPr>
+            <w:tcW w:w="4675" w:type="dxa"/>
+          </w:tcPr>
+          <w:p>
+            <w:r>
+              <w:t>Tên Use case</w:t>
+            </w:r>
+          </w:p>
+        </w:tc>
+        <w:tc>
+          <w:tcPr>
+            <w:tcW w:w="4675" w:type="dxa"/>
+          </w:tcPr>
+          <w:p>
+            <w:r>
+              <w:t>Quản lý bán hàng</w:t>
+            </w:r>
+          </w:p>
+        </w:tc>
+      </w:tr>
+      <w:tr>
+        <w:tblPrEx>
+          <w:tblBorders>
+            <w:top w:val="single" w:color="auto" w:sz="4" w:space="0"/>
+            <w:left w:val="single" w:color="auto" w:sz="4" w:space="0"/>
+            <w:bottom w:val="single" w:color="auto" w:sz="4" w:space="0"/>
+            <w:right w:val="single" w:color="auto" w:sz="4" w:space="0"/>
+            <w:insideH w:val="single" w:color="auto" w:sz="4" w:space="0"/>
+            <w:insideV w:val="single" w:color="auto" w:sz="4" w:space="0"/>
+          </w:tblBorders>
+          <w:tblCellMar>
+            <w:top w:w="0" w:type="dxa"/>
+            <w:left w:w="108" w:type="dxa"/>
+            <w:bottom w:w="0" w:type="dxa"/>
+            <w:right w:w="108" w:type="dxa"/>
+          </w:tblCellMar>
+        </w:tblPrEx>
+        <w:tc>
+          <w:tcPr>
+            <w:tcW w:w="4675" w:type="dxa"/>
+          </w:tcPr>
+          <w:p>
+            <w:r>
+              <w:t>Tác nhân</w:t>
+            </w:r>
+          </w:p>
+        </w:tc>
+        <w:tc>
+          <w:tcPr>
+            <w:tcW w:w="4675" w:type="dxa"/>
+          </w:tcPr>
+          <w:p>
+            <w:r>
+              <w:t>Nhân viên</w:t>
+            </w:r>
+          </w:p>
+        </w:tc>
+      </w:tr>
+      <w:tr>
+        <w:tblPrEx>
+          <w:tblBorders>
+            <w:top w:val="single" w:color="auto" w:sz="4" w:space="0"/>
+            <w:left w:val="single" w:color="auto" w:sz="4" w:space="0"/>
+            <w:bottom w:val="single" w:color="auto" w:sz="4" w:space="0"/>
+            <w:right w:val="single" w:color="auto" w:sz="4" w:space="0"/>
+            <w:insideH w:val="single" w:color="auto" w:sz="4" w:space="0"/>
+            <w:insideV w:val="single" w:color="auto" w:sz="4" w:space="0"/>
+          </w:tblBorders>
+          <w:tblCellMar>
+            <w:top w:w="0" w:type="dxa"/>
+            <w:left w:w="108" w:type="dxa"/>
+            <w:bottom w:w="0" w:type="dxa"/>
+            <w:right w:w="108" w:type="dxa"/>
+          </w:tblCellMar>
+        </w:tblPrEx>
+        <w:tc>
+          <w:tcPr>
+            <w:tcW w:w="4675" w:type="dxa"/>
+          </w:tcPr>
+          <w:p>
+            <w:r>
+              <w:t>Tóm tắt</w:t>
+            </w:r>
+          </w:p>
+        </w:tc>
+        <w:tc>
+          <w:tcPr>
+            <w:tcW w:w="4675" w:type="dxa"/>
+          </w:tcPr>
+          <w:p>
+            <w:r>
+              <w:t>Nhân viên có thể thêm, sửa hóa đơn để phục vụ cho các tác vụ cần thiết.</w:t>
+            </w:r>
+          </w:p>
+        </w:tc>
+      </w:tr>
+      <w:tr>
+        <w:tblPrEx>
+          <w:tblBorders>
+            <w:top w:val="single" w:color="auto" w:sz="4" w:space="0"/>
+            <w:left w:val="single" w:color="auto" w:sz="4" w:space="0"/>
+            <w:bottom w:val="single" w:color="auto" w:sz="4" w:space="0"/>
+            <w:right w:val="single" w:color="auto" w:sz="4" w:space="0"/>
+            <w:insideH w:val="single" w:color="auto" w:sz="4" w:space="0"/>
+            <w:insideV w:val="single" w:color="auto" w:sz="4" w:space="0"/>
+          </w:tblBorders>
+          <w:tblCellMar>
+            <w:top w:w="0" w:type="dxa"/>
+            <w:left w:w="108" w:type="dxa"/>
+            <w:bottom w:w="0" w:type="dxa"/>
+            <w:right w:w="108" w:type="dxa"/>
+          </w:tblCellMar>
+        </w:tblPrEx>
+        <w:tc>
+          <w:tcPr>
+            <w:tcW w:w="4675" w:type="dxa"/>
+          </w:tcPr>
+          <w:p>
+            <w:r>
+              <w:t>Điều kiện tiên quyết</w:t>
+            </w:r>
+          </w:p>
+        </w:tc>
+        <w:tc>
+          <w:tcPr>
+            <w:tcW w:w="4675" w:type="dxa"/>
+          </w:tcPr>
+          <w:p>
+            <w:r>
+              <w:t>Đăng nhập thành công.</w:t>
+            </w:r>
+          </w:p>
+        </w:tc>
+      </w:tr>
+      <w:tr>
+        <w:tblPrEx>
+          <w:tblBorders>
+            <w:top w:val="single" w:color="auto" w:sz="4" w:space="0"/>
+            <w:left w:val="single" w:color="auto" w:sz="4" w:space="0"/>
+            <w:bottom w:val="single" w:color="auto" w:sz="4" w:space="0"/>
+            <w:right w:val="single" w:color="auto" w:sz="4" w:space="0"/>
+            <w:insideH w:val="single" w:color="auto" w:sz="4" w:space="0"/>
+            <w:insideV w:val="single" w:color="auto" w:sz="4" w:space="0"/>
+          </w:tblBorders>
+          <w:tblCellMar>
+            <w:top w:w="0" w:type="dxa"/>
+            <w:left w:w="108" w:type="dxa"/>
+            <w:bottom w:w="0" w:type="dxa"/>
+            <w:right w:w="108" w:type="dxa"/>
+          </w:tblCellMar>
+        </w:tblPrEx>
+        <w:tc>
+          <w:tcPr>
+            <w:tcW w:w="4675" w:type="dxa"/>
+          </w:tcPr>
+          <w:p>
+            <w:r>
+              <w:t>Kết quả</w:t>
+            </w:r>
+          </w:p>
+        </w:tc>
+        <w:tc>
+          <w:tcPr>
+            <w:tcW w:w="4675" w:type="dxa"/>
+          </w:tcPr>
+          <w:p>
+            <w:r>
+              <w:t>Có thể quản lý danh mục hóa đơn với các chức năng thêm, cập nhật thông tin hóa đơn, tra cứu thông tin hóa đơn.</w:t>
+            </w:r>
+          </w:p>
+        </w:tc>
+      </w:tr>
+      <w:tr>
+        <w:tblPrEx>
+          <w:tblBorders>
+            <w:top w:val="single" w:color="auto" w:sz="4" w:space="0"/>
+            <w:left w:val="single" w:color="auto" w:sz="4" w:space="0"/>
+            <w:bottom w:val="single" w:color="auto" w:sz="4" w:space="0"/>
+            <w:right w:val="single" w:color="auto" w:sz="4" w:space="0"/>
+            <w:insideH w:val="single" w:color="auto" w:sz="4" w:space="0"/>
+            <w:insideV w:val="single" w:color="auto" w:sz="4" w:space="0"/>
+          </w:tblBorders>
+          <w:tblCellMar>
+            <w:top w:w="0" w:type="dxa"/>
+            <w:left w:w="108" w:type="dxa"/>
+            <w:bottom w:w="0" w:type="dxa"/>
+            <w:right w:w="108" w:type="dxa"/>
+          </w:tblCellMar>
+        </w:tblPrEx>
+        <w:tc>
+          <w:tcPr>
+            <w:tcW w:w="4675" w:type="dxa"/>
+          </w:tcPr>
+          <w:p>
+            <w:r>
+              <w:t>Kịch bản chính</w:t>
+            </w:r>
+          </w:p>
+        </w:tc>
+        <w:tc>
+          <w:tcPr>
+            <w:tcW w:w="4675" w:type="dxa"/>
+          </w:tcPr>
+          <w:p>
+            <w:pPr>
+              <w:pStyle w:val="42"/>
+              <w:numPr>
+                <w:ilvl w:val="0"/>
+                <w:numId w:val="4"/>
+              </w:numPr>
+            </w:pPr>
+            <w:r>
+              <w:t>Nhân viên chọn chức năng quản lý bán hàng, hệ thống sẽ kiểm tra người dùng với vai trò là nhân viên đã đăng nhập với vai trò là admin hay chưa, nếu chưa thì hệ thống sẽ thông báo yêu cầu đăng nhập và từ chối truy cập vào các chức năng quản lý bán hàng và yêu cầu người dùng đăng nhập đúng tài khoản admin.</w:t>
+            </w:r>
+          </w:p>
+          <w:p>
+            <w:pPr>
+              <w:pStyle w:val="42"/>
+              <w:numPr>
+                <w:ilvl w:val="0"/>
+                <w:numId w:val="4"/>
+              </w:numPr>
+            </w:pPr>
+            <w:r>
+              <w:t>Nếu đã đăng nhập thành công, hệ thống sẽ chuyển đến giao diện cho phép người dùng lựa chọn các tương tác sau:</w:t>
+            </w:r>
+          </w:p>
+          <w:p>
+            <w:pPr>
+              <w:pStyle w:val="42"/>
+            </w:pPr>
+            <w:r>
+              <w:tab/>
+            </w:r>
+            <w:r>
+              <w:t>+ Thêm hóa đơn (mô tả UC_ThemHoaDon).</w:t>
+            </w:r>
+          </w:p>
+          <w:p>
+            <w:pPr>
+              <w:pStyle w:val="42"/>
+            </w:pPr>
+            <w:r>
+              <w:tab/>
+            </w:r>
+            <w:r>
+              <w:t>+ Cập nhật thông tin hóa đơn (mô tả UC_CapNhatThongTinHD).</w:t>
+            </w:r>
+          </w:p>
+        </w:tc>
+      </w:tr>
+      <w:tr>
+        <w:tblPrEx>
+          <w:tblBorders>
+            <w:top w:val="single" w:color="auto" w:sz="4" w:space="0"/>
+            <w:left w:val="single" w:color="auto" w:sz="4" w:space="0"/>
+            <w:bottom w:val="single" w:color="auto" w:sz="4" w:space="0"/>
+            <w:right w:val="single" w:color="auto" w:sz="4" w:space="0"/>
+            <w:insideH w:val="single" w:color="auto" w:sz="4" w:space="0"/>
+            <w:insideV w:val="single" w:color="auto" w:sz="4" w:space="0"/>
+          </w:tblBorders>
+          <w:tblCellMar>
+            <w:top w:w="0" w:type="dxa"/>
+            <w:left w:w="108" w:type="dxa"/>
+            <w:bottom w:w="0" w:type="dxa"/>
+            <w:right w:w="108" w:type="dxa"/>
+          </w:tblCellMar>
+        </w:tblPrEx>
+        <w:tc>
+          <w:tcPr>
+            <w:tcW w:w="4675" w:type="dxa"/>
+          </w:tcPr>
+          <w:p>
+            <w:r>
+              <w:t>Kịch bản phụ</w:t>
+            </w:r>
+          </w:p>
+        </w:tc>
+        <w:tc>
+          <w:tcPr>
+            <w:tcW w:w="4675" w:type="dxa"/>
+          </w:tcPr>
+          <w:p/>
+        </w:tc>
+      </w:tr>
+    </w:tbl>
+    <w:p/>
+    <w:p>
+      <w:pPr>
+        <w:pStyle w:val="4"/>
+      </w:pPr>
+      <w:r>
+        <w:t>Bảng mô tả chức năng thêm hóa đơn</w:t>
+      </w:r>
+    </w:p>
+    <w:tbl>
+      <w:tblPr>
+        <w:tblStyle w:val="19"/>
+        <w:tblW w:w="0" w:type="auto"/>
+        <w:tblInd w:w="0" w:type="dxa"/>
+        <w:tblBorders>
+          <w:top w:val="single" w:color="auto" w:sz="4" w:space="0"/>
+          <w:left w:val="single" w:color="auto" w:sz="4" w:space="0"/>
+          <w:bottom w:val="single" w:color="auto" w:sz="4" w:space="0"/>
+          <w:right w:val="single" w:color="auto" w:sz="4" w:space="0"/>
+          <w:insideH w:val="single" w:color="auto" w:sz="4" w:space="0"/>
+          <w:insideV w:val="single" w:color="auto" w:sz="4" w:space="0"/>
+        </w:tblBorders>
+        <w:tblLayout w:type="autofit"/>
+        <w:tblCellMar>
+          <w:top w:w="0" w:type="dxa"/>
+          <w:left w:w="108" w:type="dxa"/>
+          <w:bottom w:w="0" w:type="dxa"/>
+          <w:right w:w="108" w:type="dxa"/>
+        </w:tblCellMar>
+      </w:tblPr>
+      <w:tblGrid>
+        <w:gridCol w:w="4675"/>
+        <w:gridCol w:w="4675"/>
+      </w:tblGrid>
+      <w:tr>
+        <w:tblPrEx>
+          <w:tblBorders>
+            <w:top w:val="single" w:color="auto" w:sz="4" w:space="0"/>
+            <w:left w:val="single" w:color="auto" w:sz="4" w:space="0"/>
+            <w:bottom w:val="single" w:color="auto" w:sz="4" w:space="0"/>
+            <w:right w:val="single" w:color="auto" w:sz="4" w:space="0"/>
+            <w:insideH w:val="single" w:color="auto" w:sz="4" w:space="0"/>
+            <w:insideV w:val="single" w:color="auto" w:sz="4" w:space="0"/>
+          </w:tblBorders>
+          <w:tblCellMar>
+            <w:top w:w="0" w:type="dxa"/>
+            <w:left w:w="108" w:type="dxa"/>
+            <w:bottom w:w="0" w:type="dxa"/>
+            <w:right w:w="108" w:type="dxa"/>
+          </w:tblCellMar>
+        </w:tblPrEx>
+        <w:tc>
+          <w:tcPr>
+            <w:tcW w:w="4675" w:type="dxa"/>
+            <w:tcBorders>
+              <w:top w:val="single" w:color="auto" w:sz="4" w:space="0"/>
+              <w:left w:val="single" w:color="auto" w:sz="4" w:space="0"/>
+              <w:bottom w:val="single" w:color="auto" w:sz="4" w:space="0"/>
+              <w:right w:val="single" w:color="auto" w:sz="4" w:space="0"/>
+            </w:tcBorders>
+          </w:tcPr>
+          <w:p>
+            <w:r>
+              <w:t>Use case ID</w:t>
+            </w:r>
+          </w:p>
+        </w:tc>
+        <w:tc>
+          <w:tcPr>
+            <w:tcW w:w="4675" w:type="dxa"/>
+            <w:tcBorders>
+              <w:top w:val="single" w:color="auto" w:sz="4" w:space="0"/>
+              <w:left w:val="single" w:color="auto" w:sz="4" w:space="0"/>
+              <w:bottom w:val="single" w:color="auto" w:sz="4" w:space="0"/>
+              <w:right w:val="single" w:color="auto" w:sz="4" w:space="0"/>
+            </w:tcBorders>
+          </w:tcPr>
+          <w:p>
+            <w:r>
+              <w:t>UC_ThemHoaDon</w:t>
+            </w:r>
+          </w:p>
+        </w:tc>
+      </w:tr>
+      <w:tr>
+        <w:tblPrEx>
+          <w:tblBorders>
+            <w:top w:val="single" w:color="auto" w:sz="4" w:space="0"/>
+            <w:left w:val="single" w:color="auto" w:sz="4" w:space="0"/>
+            <w:bottom w:val="single" w:color="auto" w:sz="4" w:space="0"/>
+            <w:right w:val="single" w:color="auto" w:sz="4" w:space="0"/>
+            <w:insideH w:val="single" w:color="auto" w:sz="4" w:space="0"/>
+            <w:insideV w:val="single" w:color="auto" w:sz="4" w:space="0"/>
+          </w:tblBorders>
+          <w:tblCellMar>
+            <w:top w:w="0" w:type="dxa"/>
+            <w:left w:w="108" w:type="dxa"/>
+            <w:bottom w:w="0" w:type="dxa"/>
+            <w:right w:w="108" w:type="dxa"/>
+          </w:tblCellMar>
+        </w:tblPrEx>
+        <w:tc>
+          <w:tcPr>
+            <w:tcW w:w="4675" w:type="dxa"/>
+            <w:tcBorders>
+              <w:top w:val="single" w:color="auto" w:sz="4" w:space="0"/>
+              <w:left w:val="single" w:color="auto" w:sz="4" w:space="0"/>
+              <w:bottom w:val="single" w:color="auto" w:sz="4" w:space="0"/>
+              <w:right w:val="single" w:color="auto" w:sz="4" w:space="0"/>
+            </w:tcBorders>
+          </w:tcPr>
+          <w:p>
+            <w:r>
+              <w:t>Tên Use case</w:t>
+            </w:r>
+          </w:p>
+        </w:tc>
+        <w:tc>
+          <w:tcPr>
+            <w:tcW w:w="4675" w:type="dxa"/>
+            <w:tcBorders>
+              <w:top w:val="single" w:color="auto" w:sz="4" w:space="0"/>
+              <w:left w:val="single" w:color="auto" w:sz="4" w:space="0"/>
+              <w:bottom w:val="single" w:color="auto" w:sz="4" w:space="0"/>
+              <w:right w:val="single" w:color="auto" w:sz="4" w:space="0"/>
+            </w:tcBorders>
+          </w:tcPr>
+          <w:p>
+            <w:r>
+              <w:t>Thêm hóa đơn</w:t>
+            </w:r>
+          </w:p>
+        </w:tc>
+      </w:tr>
+      <w:tr>
+        <w:tblPrEx>
+          <w:tblBorders>
+            <w:top w:val="single" w:color="auto" w:sz="4" w:space="0"/>
+            <w:left w:val="single" w:color="auto" w:sz="4" w:space="0"/>
+            <w:bottom w:val="single" w:color="auto" w:sz="4" w:space="0"/>
+            <w:right w:val="single" w:color="auto" w:sz="4" w:space="0"/>
+            <w:insideH w:val="single" w:color="auto" w:sz="4" w:space="0"/>
+            <w:insideV w:val="single" w:color="auto" w:sz="4" w:space="0"/>
+          </w:tblBorders>
+          <w:tblCellMar>
+            <w:top w:w="0" w:type="dxa"/>
+            <w:left w:w="108" w:type="dxa"/>
+            <w:bottom w:w="0" w:type="dxa"/>
+            <w:right w:w="108" w:type="dxa"/>
+          </w:tblCellMar>
+        </w:tblPrEx>
+        <w:tc>
+          <w:tcPr>
+            <w:tcW w:w="4675" w:type="dxa"/>
+            <w:tcBorders>
+              <w:top w:val="single" w:color="auto" w:sz="4" w:space="0"/>
+              <w:left w:val="single" w:color="auto" w:sz="4" w:space="0"/>
+              <w:bottom w:val="single" w:color="auto" w:sz="4" w:space="0"/>
+              <w:right w:val="single" w:color="auto" w:sz="4" w:space="0"/>
+            </w:tcBorders>
+          </w:tcPr>
+          <w:p>
+            <w:r>
+              <w:t>Tác nhân</w:t>
+            </w:r>
+          </w:p>
+        </w:tc>
+        <w:tc>
+          <w:tcPr>
+            <w:tcW w:w="4675" w:type="dxa"/>
+            <w:tcBorders>
+              <w:top w:val="single" w:color="auto" w:sz="4" w:space="0"/>
+              <w:left w:val="single" w:color="auto" w:sz="4" w:space="0"/>
+              <w:bottom w:val="single" w:color="auto" w:sz="4" w:space="0"/>
+              <w:right w:val="single" w:color="auto" w:sz="4" w:space="0"/>
+            </w:tcBorders>
+          </w:tcPr>
+          <w:p>
+            <w:r>
+              <w:t>Quản lý, nhân viên</w:t>
+            </w:r>
+          </w:p>
+        </w:tc>
+      </w:tr>
+      <w:tr>
+        <w:tblPrEx>
+          <w:tblBorders>
+            <w:top w:val="single" w:color="auto" w:sz="4" w:space="0"/>
+            <w:left w:val="single" w:color="auto" w:sz="4" w:space="0"/>
+            <w:bottom w:val="single" w:color="auto" w:sz="4" w:space="0"/>
+            <w:right w:val="single" w:color="auto" w:sz="4" w:space="0"/>
+            <w:insideH w:val="single" w:color="auto" w:sz="4" w:space="0"/>
+            <w:insideV w:val="single" w:color="auto" w:sz="4" w:space="0"/>
+          </w:tblBorders>
+          <w:tblCellMar>
+            <w:top w:w="0" w:type="dxa"/>
+            <w:left w:w="108" w:type="dxa"/>
+            <w:bottom w:w="0" w:type="dxa"/>
+            <w:right w:w="108" w:type="dxa"/>
+          </w:tblCellMar>
+        </w:tblPrEx>
+        <w:tc>
+          <w:tcPr>
+            <w:tcW w:w="4675" w:type="dxa"/>
+            <w:tcBorders>
+              <w:top w:val="single" w:color="auto" w:sz="4" w:space="0"/>
+              <w:left w:val="single" w:color="auto" w:sz="4" w:space="0"/>
+              <w:bottom w:val="single" w:color="auto" w:sz="4" w:space="0"/>
+              <w:right w:val="single" w:color="auto" w:sz="4" w:space="0"/>
+            </w:tcBorders>
+          </w:tcPr>
+          <w:p>
+            <w:r>
+              <w:t>Tóm tắt</w:t>
+            </w:r>
+          </w:p>
+        </w:tc>
+        <w:tc>
+          <w:tcPr>
+            <w:tcW w:w="4675" w:type="dxa"/>
+            <w:tcBorders>
+              <w:top w:val="single" w:color="auto" w:sz="4" w:space="0"/>
+              <w:left w:val="single" w:color="auto" w:sz="4" w:space="0"/>
+              <w:bottom w:val="single" w:color="auto" w:sz="4" w:space="0"/>
+              <w:right w:val="single" w:color="auto" w:sz="4" w:space="0"/>
+            </w:tcBorders>
+          </w:tcPr>
+          <w:p>
+            <w:r>
+              <w:t>Người dùng sử dụng chức năng thêm hóa đơn để thêm thông tin hóa đơn mới vào hệ thống.</w:t>
+            </w:r>
+          </w:p>
+        </w:tc>
+      </w:tr>
+      <w:tr>
+        <w:tblPrEx>
+          <w:tblBorders>
+            <w:top w:val="single" w:color="auto" w:sz="4" w:space="0"/>
+            <w:left w:val="single" w:color="auto" w:sz="4" w:space="0"/>
+            <w:bottom w:val="single" w:color="auto" w:sz="4" w:space="0"/>
+            <w:right w:val="single" w:color="auto" w:sz="4" w:space="0"/>
+            <w:insideH w:val="single" w:color="auto" w:sz="4" w:space="0"/>
+            <w:insideV w:val="single" w:color="auto" w:sz="4" w:space="0"/>
+          </w:tblBorders>
+          <w:tblCellMar>
+            <w:top w:w="0" w:type="dxa"/>
+            <w:left w:w="108" w:type="dxa"/>
+            <w:bottom w:w="0" w:type="dxa"/>
+            <w:right w:w="108" w:type="dxa"/>
+          </w:tblCellMar>
+        </w:tblPrEx>
+        <w:tc>
+          <w:tcPr>
+            <w:tcW w:w="4675" w:type="dxa"/>
+            <w:tcBorders>
+              <w:top w:val="single" w:color="auto" w:sz="4" w:space="0"/>
+              <w:left w:val="single" w:color="auto" w:sz="4" w:space="0"/>
+              <w:bottom w:val="single" w:color="auto" w:sz="4" w:space="0"/>
+              <w:right w:val="single" w:color="auto" w:sz="4" w:space="0"/>
+            </w:tcBorders>
+          </w:tcPr>
+          <w:p>
+            <w:r>
+              <w:t>Điều kiện tiên quyết</w:t>
+            </w:r>
+          </w:p>
+        </w:tc>
+        <w:tc>
+          <w:tcPr>
+            <w:tcW w:w="4675" w:type="dxa"/>
+            <w:tcBorders>
+              <w:top w:val="single" w:color="auto" w:sz="4" w:space="0"/>
+              <w:left w:val="single" w:color="auto" w:sz="4" w:space="0"/>
+              <w:bottom w:val="single" w:color="auto" w:sz="4" w:space="0"/>
+              <w:right w:val="single" w:color="auto" w:sz="4" w:space="0"/>
+            </w:tcBorders>
+          </w:tcPr>
+          <w:p>
+            <w:r>
+              <w:t>Đăng nhập thành công.</w:t>
+            </w:r>
+          </w:p>
+        </w:tc>
+      </w:tr>
+      <w:tr>
+        <w:tblPrEx>
+          <w:tblBorders>
+            <w:top w:val="single" w:color="auto" w:sz="4" w:space="0"/>
+            <w:left w:val="single" w:color="auto" w:sz="4" w:space="0"/>
+            <w:bottom w:val="single" w:color="auto" w:sz="4" w:space="0"/>
+            <w:right w:val="single" w:color="auto" w:sz="4" w:space="0"/>
+            <w:insideH w:val="single" w:color="auto" w:sz="4" w:space="0"/>
+            <w:insideV w:val="single" w:color="auto" w:sz="4" w:space="0"/>
+          </w:tblBorders>
+          <w:tblCellMar>
+            <w:top w:w="0" w:type="dxa"/>
+            <w:left w:w="108" w:type="dxa"/>
+            <w:bottom w:w="0" w:type="dxa"/>
+            <w:right w:w="108" w:type="dxa"/>
+          </w:tblCellMar>
+        </w:tblPrEx>
+        <w:tc>
+          <w:tcPr>
+            <w:tcW w:w="4675" w:type="dxa"/>
+            <w:tcBorders>
+              <w:top w:val="single" w:color="auto" w:sz="4" w:space="0"/>
+              <w:left w:val="single" w:color="auto" w:sz="4" w:space="0"/>
+              <w:bottom w:val="single" w:color="auto" w:sz="4" w:space="0"/>
+              <w:right w:val="single" w:color="auto" w:sz="4" w:space="0"/>
+            </w:tcBorders>
+          </w:tcPr>
+          <w:p>
+            <w:r>
+              <w:t>Kết quả</w:t>
+            </w:r>
+          </w:p>
+        </w:tc>
+        <w:tc>
+          <w:tcPr>
+            <w:tcW w:w="4675" w:type="dxa"/>
+            <w:tcBorders>
+              <w:top w:val="single" w:color="auto" w:sz="4" w:space="0"/>
+              <w:left w:val="single" w:color="auto" w:sz="4" w:space="0"/>
+              <w:bottom w:val="single" w:color="auto" w:sz="4" w:space="0"/>
+              <w:right w:val="single" w:color="auto" w:sz="4" w:space="0"/>
+            </w:tcBorders>
+          </w:tcPr>
+          <w:p>
+            <w:r>
+              <w:t>Thêm thông tin hóa đơn mới vào CSDL.</w:t>
+            </w:r>
+          </w:p>
+        </w:tc>
+      </w:tr>
+      <w:tr>
+        <w:tblPrEx>
+          <w:tblBorders>
+            <w:top w:val="single" w:color="auto" w:sz="4" w:space="0"/>
+            <w:left w:val="single" w:color="auto" w:sz="4" w:space="0"/>
+            <w:bottom w:val="single" w:color="auto" w:sz="4" w:space="0"/>
+            <w:right w:val="single" w:color="auto" w:sz="4" w:space="0"/>
+            <w:insideH w:val="single" w:color="auto" w:sz="4" w:space="0"/>
+            <w:insideV w:val="single" w:color="auto" w:sz="4" w:space="0"/>
+          </w:tblBorders>
+          <w:tblCellMar>
+            <w:top w:w="0" w:type="dxa"/>
+            <w:left w:w="108" w:type="dxa"/>
+            <w:bottom w:w="0" w:type="dxa"/>
+            <w:right w:w="108" w:type="dxa"/>
+          </w:tblCellMar>
+        </w:tblPrEx>
+        <w:tc>
+          <w:tcPr>
+            <w:tcW w:w="4675" w:type="dxa"/>
+            <w:tcBorders>
+              <w:top w:val="single" w:color="auto" w:sz="4" w:space="0"/>
+              <w:left w:val="single" w:color="auto" w:sz="4" w:space="0"/>
+              <w:bottom w:val="single" w:color="auto" w:sz="4" w:space="0"/>
+              <w:right w:val="single" w:color="auto" w:sz="4" w:space="0"/>
+            </w:tcBorders>
+          </w:tcPr>
+          <w:p>
+            <w:r>
+              <w:t>Kịch bản chính</w:t>
+            </w:r>
+          </w:p>
+        </w:tc>
+        <w:tc>
+          <w:tcPr>
+            <w:tcW w:w="4675" w:type="dxa"/>
+            <w:tcBorders>
+              <w:top w:val="single" w:color="auto" w:sz="4" w:space="0"/>
+              <w:left w:val="single" w:color="auto" w:sz="4" w:space="0"/>
+              <w:bottom w:val="single" w:color="auto" w:sz="4" w:space="0"/>
+              <w:right w:val="single" w:color="auto" w:sz="4" w:space="0"/>
+            </w:tcBorders>
+          </w:tcPr>
+          <w:p>
+            <w:pPr>
+              <w:pStyle w:val="42"/>
+              <w:numPr>
+                <w:ilvl w:val="0"/>
+                <w:numId w:val="4"/>
+              </w:numPr>
+            </w:pPr>
+            <w:r>
+              <w:t>Người dùng nhập các thông tin cần thiết của hóa đơn mới mới.</w:t>
+            </w:r>
+          </w:p>
+          <w:p>
+            <w:pPr>
+              <w:pStyle w:val="42"/>
+              <w:numPr>
+                <w:ilvl w:val="0"/>
+                <w:numId w:val="4"/>
+              </w:numPr>
+            </w:pPr>
+            <w:r>
+              <w:t>Hệ thống kiểm tra thông tin hóa đơn vừa nhập có hợp lệ hay không. Nếu thông tin chưa phù hợp thì hệ thống yêu cầu nhập lại thông tin.</w:t>
+            </w:r>
+          </w:p>
+          <w:p>
+            <w:pPr>
+              <w:pStyle w:val="42"/>
+              <w:numPr>
+                <w:ilvl w:val="0"/>
+                <w:numId w:val="4"/>
+              </w:numPr>
+            </w:pPr>
+            <w:r>
+              <w:t>Nếu thông tin đã hợp lệ thì người dùng xác nhận thêm hóa đơn mới vào CSDL và quay trở về màn hình chức năng quản lý bán hàng.</w:t>
+            </w:r>
+          </w:p>
+        </w:tc>
+      </w:tr>
+      <w:tr>
+        <w:tblPrEx>
+          <w:tblBorders>
+            <w:top w:val="single" w:color="auto" w:sz="4" w:space="0"/>
+            <w:left w:val="single" w:color="auto" w:sz="4" w:space="0"/>
+            <w:bottom w:val="single" w:color="auto" w:sz="4" w:space="0"/>
+            <w:right w:val="single" w:color="auto" w:sz="4" w:space="0"/>
+            <w:insideH w:val="single" w:color="auto" w:sz="4" w:space="0"/>
+            <w:insideV w:val="single" w:color="auto" w:sz="4" w:space="0"/>
+          </w:tblBorders>
+          <w:tblCellMar>
+            <w:top w:w="0" w:type="dxa"/>
+            <w:left w:w="108" w:type="dxa"/>
+            <w:bottom w:w="0" w:type="dxa"/>
+            <w:right w:w="108" w:type="dxa"/>
+          </w:tblCellMar>
+        </w:tblPrEx>
+        <w:tc>
+          <w:tcPr>
+            <w:tcW w:w="4675" w:type="dxa"/>
+            <w:tcBorders>
+              <w:top w:val="single" w:color="auto" w:sz="4" w:space="0"/>
+              <w:left w:val="single" w:color="auto" w:sz="4" w:space="0"/>
+              <w:bottom w:val="single" w:color="auto" w:sz="4" w:space="0"/>
+              <w:right w:val="single" w:color="auto" w:sz="4" w:space="0"/>
+            </w:tcBorders>
+          </w:tcPr>
+          <w:p>
+            <w:r>
+              <w:t>Kịch bản phụ</w:t>
+            </w:r>
+          </w:p>
+        </w:tc>
+        <w:tc>
+          <w:tcPr>
+            <w:tcW w:w="4675" w:type="dxa"/>
+            <w:tcBorders>
+              <w:top w:val="single" w:color="auto" w:sz="4" w:space="0"/>
+              <w:left w:val="single" w:color="auto" w:sz="4" w:space="0"/>
+              <w:bottom w:val="single" w:color="auto" w:sz="4" w:space="0"/>
+              <w:right w:val="single" w:color="auto" w:sz="4" w:space="0"/>
+            </w:tcBorders>
+          </w:tcPr>
+          <w:p/>
+        </w:tc>
+      </w:tr>
+    </w:tbl>
+    <w:p/>
+    <w:p>
+      <w:pPr>
+        <w:pStyle w:val="4"/>
+      </w:pPr>
+      <w:r>
+        <w:t>Bảng mô tả chức năng chỉnh sửa hóa đơn</w:t>
+      </w:r>
+    </w:p>
+    <w:tbl>
+      <w:tblPr>
+        <w:tblStyle w:val="19"/>
+        <w:tblW w:w="0" w:type="auto"/>
+        <w:tblInd w:w="0" w:type="dxa"/>
+        <w:tblBorders>
+          <w:top w:val="single" w:color="auto" w:sz="4" w:space="0"/>
+          <w:left w:val="single" w:color="auto" w:sz="4" w:space="0"/>
+          <w:bottom w:val="single" w:color="auto" w:sz="4" w:space="0"/>
+          <w:right w:val="single" w:color="auto" w:sz="4" w:space="0"/>
+          <w:insideH w:val="single" w:color="auto" w:sz="4" w:space="0"/>
+          <w:insideV w:val="single" w:color="auto" w:sz="4" w:space="0"/>
+        </w:tblBorders>
+        <w:tblLayout w:type="autofit"/>
+        <w:tblCellMar>
+          <w:top w:w="0" w:type="dxa"/>
+          <w:left w:w="108" w:type="dxa"/>
+          <w:bottom w:w="0" w:type="dxa"/>
+          <w:right w:w="108" w:type="dxa"/>
+        </w:tblCellMar>
+      </w:tblPr>
+      <w:tblGrid>
+        <w:gridCol w:w="4675"/>
+        <w:gridCol w:w="4675"/>
+      </w:tblGrid>
+      <w:tr>
+        <w:tblPrEx>
+          <w:tblBorders>
+            <w:top w:val="single" w:color="auto" w:sz="4" w:space="0"/>
+            <w:left w:val="single" w:color="auto" w:sz="4" w:space="0"/>
+            <w:bottom w:val="single" w:color="auto" w:sz="4" w:space="0"/>
+            <w:right w:val="single" w:color="auto" w:sz="4" w:space="0"/>
+            <w:insideH w:val="single" w:color="auto" w:sz="4" w:space="0"/>
+            <w:insideV w:val="single" w:color="auto" w:sz="4" w:space="0"/>
+          </w:tblBorders>
+          <w:tblCellMar>
+            <w:top w:w="0" w:type="dxa"/>
+            <w:left w:w="108" w:type="dxa"/>
+            <w:bottom w:w="0" w:type="dxa"/>
+            <w:right w:w="108" w:type="dxa"/>
+          </w:tblCellMar>
+        </w:tblPrEx>
+        <w:tc>
+          <w:tcPr>
+            <w:tcW w:w="4675" w:type="dxa"/>
+            <w:tcBorders>
+              <w:top w:val="single" w:color="auto" w:sz="4" w:space="0"/>
+              <w:left w:val="single" w:color="auto" w:sz="4" w:space="0"/>
+              <w:bottom w:val="single" w:color="auto" w:sz="4" w:space="0"/>
+              <w:right w:val="single" w:color="auto" w:sz="4" w:space="0"/>
+            </w:tcBorders>
+          </w:tcPr>
+          <w:p>
+            <w:r>
+              <w:t>Use case ID</w:t>
+            </w:r>
+          </w:p>
+        </w:tc>
+        <w:tc>
+          <w:tcPr>
+            <w:tcW w:w="4675" w:type="dxa"/>
+            <w:tcBorders>
+              <w:top w:val="single" w:color="auto" w:sz="4" w:space="0"/>
+              <w:left w:val="single" w:color="auto" w:sz="4" w:space="0"/>
+              <w:bottom w:val="single" w:color="auto" w:sz="4" w:space="0"/>
+              <w:right w:val="single" w:color="auto" w:sz="4" w:space="0"/>
+            </w:tcBorders>
+          </w:tcPr>
+          <w:p>
+            <w:r>
+              <w:t>UC_CapNhatThongTinHD</w:t>
+            </w:r>
+          </w:p>
+        </w:tc>
+      </w:tr>
+      <w:tr>
+        <w:tblPrEx>
+          <w:tblBorders>
+            <w:top w:val="single" w:color="auto" w:sz="4" w:space="0"/>
+            <w:left w:val="single" w:color="auto" w:sz="4" w:space="0"/>
+            <w:bottom w:val="single" w:color="auto" w:sz="4" w:space="0"/>
+            <w:right w:val="single" w:color="auto" w:sz="4" w:space="0"/>
+            <w:insideH w:val="single" w:color="auto" w:sz="4" w:space="0"/>
+            <w:insideV w:val="single" w:color="auto" w:sz="4" w:space="0"/>
+          </w:tblBorders>
+          <w:tblCellMar>
+            <w:top w:w="0" w:type="dxa"/>
+            <w:left w:w="108" w:type="dxa"/>
+            <w:bottom w:w="0" w:type="dxa"/>
+            <w:right w:w="108" w:type="dxa"/>
+          </w:tblCellMar>
+        </w:tblPrEx>
+        <w:tc>
+          <w:tcPr>
+            <w:tcW w:w="4675" w:type="dxa"/>
+            <w:tcBorders>
+              <w:top w:val="single" w:color="auto" w:sz="4" w:space="0"/>
+              <w:left w:val="single" w:color="auto" w:sz="4" w:space="0"/>
+              <w:bottom w:val="single" w:color="auto" w:sz="4" w:space="0"/>
+              <w:right w:val="single" w:color="auto" w:sz="4" w:space="0"/>
+            </w:tcBorders>
+          </w:tcPr>
+          <w:p>
+            <w:r>
+              <w:t>Tên Use case</w:t>
+            </w:r>
+          </w:p>
+        </w:tc>
+        <w:tc>
+          <w:tcPr>
+            <w:tcW w:w="4675" w:type="dxa"/>
+            <w:tcBorders>
+              <w:top w:val="single" w:color="auto" w:sz="4" w:space="0"/>
+              <w:left w:val="single" w:color="auto" w:sz="4" w:space="0"/>
+              <w:bottom w:val="single" w:color="auto" w:sz="4" w:space="0"/>
+              <w:right w:val="single" w:color="auto" w:sz="4" w:space="0"/>
+            </w:tcBorders>
+          </w:tcPr>
+          <w:p>
+            <w:r>
+              <w:t>Cập nhật thông tin hóa đơn</w:t>
+            </w:r>
+          </w:p>
+        </w:tc>
+      </w:tr>
+      <w:tr>
+        <w:tblPrEx>
+          <w:tblBorders>
+            <w:top w:val="single" w:color="auto" w:sz="4" w:space="0"/>
+            <w:left w:val="single" w:color="auto" w:sz="4" w:space="0"/>
+            <w:bottom w:val="single" w:color="auto" w:sz="4" w:space="0"/>
+            <w:right w:val="single" w:color="auto" w:sz="4" w:space="0"/>
+            <w:insideH w:val="single" w:color="auto" w:sz="4" w:space="0"/>
+            <w:insideV w:val="single" w:color="auto" w:sz="4" w:space="0"/>
+          </w:tblBorders>
+          <w:tblCellMar>
+            <w:top w:w="0" w:type="dxa"/>
+            <w:left w:w="108" w:type="dxa"/>
+            <w:bottom w:w="0" w:type="dxa"/>
+            <w:right w:w="108" w:type="dxa"/>
+          </w:tblCellMar>
+        </w:tblPrEx>
+        <w:tc>
+          <w:tcPr>
+            <w:tcW w:w="4675" w:type="dxa"/>
+            <w:tcBorders>
+              <w:top w:val="single" w:color="auto" w:sz="4" w:space="0"/>
+              <w:left w:val="single" w:color="auto" w:sz="4" w:space="0"/>
+              <w:bottom w:val="single" w:color="auto" w:sz="4" w:space="0"/>
+              <w:right w:val="single" w:color="auto" w:sz="4" w:space="0"/>
+            </w:tcBorders>
+          </w:tcPr>
+          <w:p>
+            <w:r>
+              <w:t>Tác nhân</w:t>
+            </w:r>
+          </w:p>
+        </w:tc>
+        <w:tc>
+          <w:tcPr>
+            <w:tcW w:w="4675" w:type="dxa"/>
+            <w:tcBorders>
+              <w:top w:val="single" w:color="auto" w:sz="4" w:space="0"/>
+              <w:left w:val="single" w:color="auto" w:sz="4" w:space="0"/>
+              <w:bottom w:val="single" w:color="auto" w:sz="4" w:space="0"/>
+              <w:right w:val="single" w:color="auto" w:sz="4" w:space="0"/>
+            </w:tcBorders>
+          </w:tcPr>
+          <w:p>
+            <w:r>
+              <w:t>Quản lý, nhân viên</w:t>
+            </w:r>
+          </w:p>
+        </w:tc>
+      </w:tr>
+      <w:tr>
+        <w:tblPrEx>
+          <w:tblBorders>
+            <w:top w:val="single" w:color="auto" w:sz="4" w:space="0"/>
+            <w:left w:val="single" w:color="auto" w:sz="4" w:space="0"/>
+            <w:bottom w:val="single" w:color="auto" w:sz="4" w:space="0"/>
+            <w:right w:val="single" w:color="auto" w:sz="4" w:space="0"/>
+            <w:insideH w:val="single" w:color="auto" w:sz="4" w:space="0"/>
+            <w:insideV w:val="single" w:color="auto" w:sz="4" w:space="0"/>
+          </w:tblBorders>
+          <w:tblCellMar>
+            <w:top w:w="0" w:type="dxa"/>
+            <w:left w:w="108" w:type="dxa"/>
+            <w:bottom w:w="0" w:type="dxa"/>
+            <w:right w:w="108" w:type="dxa"/>
+          </w:tblCellMar>
+        </w:tblPrEx>
+        <w:tc>
+          <w:tcPr>
+            <w:tcW w:w="4675" w:type="dxa"/>
+            <w:tcBorders>
+              <w:top w:val="single" w:color="auto" w:sz="4" w:space="0"/>
+              <w:left w:val="single" w:color="auto" w:sz="4" w:space="0"/>
+              <w:bottom w:val="single" w:color="auto" w:sz="4" w:space="0"/>
+              <w:right w:val="single" w:color="auto" w:sz="4" w:space="0"/>
+            </w:tcBorders>
+          </w:tcPr>
+          <w:p>
+            <w:r>
+              <w:t>Tóm tắt</w:t>
+            </w:r>
+          </w:p>
+        </w:tc>
+        <w:tc>
+          <w:tcPr>
+            <w:tcW w:w="4675" w:type="dxa"/>
+            <w:tcBorders>
+              <w:top w:val="single" w:color="auto" w:sz="4" w:space="0"/>
+              <w:left w:val="single" w:color="auto" w:sz="4" w:space="0"/>
+              <w:bottom w:val="single" w:color="auto" w:sz="4" w:space="0"/>
+              <w:right w:val="single" w:color="auto" w:sz="4" w:space="0"/>
+            </w:tcBorders>
+          </w:tcPr>
+          <w:p>
+            <w:r>
+              <w:t>Người dùng với vai trò quản lý có thể sử dụng chức năng cập nhật thông tin hóa đơn để cập nhật lại thông tin hóa đơn cần thiết.</w:t>
+            </w:r>
+          </w:p>
+        </w:tc>
+      </w:tr>
+      <w:tr>
+        <w:tblPrEx>
+          <w:tblBorders>
+            <w:top w:val="single" w:color="auto" w:sz="4" w:space="0"/>
+            <w:left w:val="single" w:color="auto" w:sz="4" w:space="0"/>
+            <w:bottom w:val="single" w:color="auto" w:sz="4" w:space="0"/>
+            <w:right w:val="single" w:color="auto" w:sz="4" w:space="0"/>
+            <w:insideH w:val="single" w:color="auto" w:sz="4" w:space="0"/>
+            <w:insideV w:val="single" w:color="auto" w:sz="4" w:space="0"/>
+          </w:tblBorders>
+          <w:tblCellMar>
+            <w:top w:w="0" w:type="dxa"/>
+            <w:left w:w="108" w:type="dxa"/>
+            <w:bottom w:w="0" w:type="dxa"/>
+            <w:right w:w="108" w:type="dxa"/>
+          </w:tblCellMar>
+        </w:tblPrEx>
+        <w:tc>
+          <w:tcPr>
+            <w:tcW w:w="4675" w:type="dxa"/>
+            <w:tcBorders>
+              <w:top w:val="single" w:color="auto" w:sz="4" w:space="0"/>
+              <w:left w:val="single" w:color="auto" w:sz="4" w:space="0"/>
+              <w:bottom w:val="single" w:color="auto" w:sz="4" w:space="0"/>
+              <w:right w:val="single" w:color="auto" w:sz="4" w:space="0"/>
+            </w:tcBorders>
+          </w:tcPr>
+          <w:p>
+            <w:r>
+              <w:t>Điều kiện tiên quyết</w:t>
+            </w:r>
+          </w:p>
+        </w:tc>
+        <w:tc>
+          <w:tcPr>
+            <w:tcW w:w="4675" w:type="dxa"/>
+            <w:tcBorders>
+              <w:top w:val="single" w:color="auto" w:sz="4" w:space="0"/>
+              <w:left w:val="single" w:color="auto" w:sz="4" w:space="0"/>
+              <w:bottom w:val="single" w:color="auto" w:sz="4" w:space="0"/>
+              <w:right w:val="single" w:color="auto" w:sz="4" w:space="0"/>
+            </w:tcBorders>
+          </w:tcPr>
+          <w:p>
+            <w:r>
+              <w:t>Đăng nhập thành công.</w:t>
+            </w:r>
+          </w:p>
+        </w:tc>
+      </w:tr>
+      <w:tr>
+        <w:tblPrEx>
+          <w:tblBorders>
+            <w:top w:val="single" w:color="auto" w:sz="4" w:space="0"/>
+            <w:left w:val="single" w:color="auto" w:sz="4" w:space="0"/>
+            <w:bottom w:val="single" w:color="auto" w:sz="4" w:space="0"/>
+            <w:right w:val="single" w:color="auto" w:sz="4" w:space="0"/>
+            <w:insideH w:val="single" w:color="auto" w:sz="4" w:space="0"/>
+            <w:insideV w:val="single" w:color="auto" w:sz="4" w:space="0"/>
+          </w:tblBorders>
+          <w:tblCellMar>
+            <w:top w:w="0" w:type="dxa"/>
+            <w:left w:w="108" w:type="dxa"/>
+            <w:bottom w:w="0" w:type="dxa"/>
+            <w:right w:w="108" w:type="dxa"/>
+          </w:tblCellMar>
+        </w:tblPrEx>
+        <w:tc>
+          <w:tcPr>
+            <w:tcW w:w="4675" w:type="dxa"/>
+            <w:tcBorders>
+              <w:top w:val="single" w:color="auto" w:sz="4" w:space="0"/>
+              <w:left w:val="single" w:color="auto" w:sz="4" w:space="0"/>
+              <w:bottom w:val="single" w:color="auto" w:sz="4" w:space="0"/>
+              <w:right w:val="single" w:color="auto" w:sz="4" w:space="0"/>
+            </w:tcBorders>
+          </w:tcPr>
+          <w:p>
+            <w:r>
+              <w:t>Kết quả</w:t>
+            </w:r>
+          </w:p>
+        </w:tc>
+        <w:tc>
+          <w:tcPr>
+            <w:tcW w:w="4675" w:type="dxa"/>
+            <w:tcBorders>
+              <w:top w:val="single" w:color="auto" w:sz="4" w:space="0"/>
+              <w:left w:val="single" w:color="auto" w:sz="4" w:space="0"/>
+              <w:bottom w:val="single" w:color="auto" w:sz="4" w:space="0"/>
+              <w:right w:val="single" w:color="auto" w:sz="4" w:space="0"/>
+            </w:tcBorders>
+          </w:tcPr>
+          <w:p>
+            <w:r>
+              <w:t>Thông tin của hóa đơn trong CSDL được chỉnh sửa phù hợp.</w:t>
+            </w:r>
+          </w:p>
+        </w:tc>
+      </w:tr>
+      <w:tr>
+        <w:tblPrEx>
+          <w:tblBorders>
+            <w:top w:val="single" w:color="auto" w:sz="4" w:space="0"/>
+            <w:left w:val="single" w:color="auto" w:sz="4" w:space="0"/>
+            <w:bottom w:val="single" w:color="auto" w:sz="4" w:space="0"/>
+            <w:right w:val="single" w:color="auto" w:sz="4" w:space="0"/>
+            <w:insideH w:val="single" w:color="auto" w:sz="4" w:space="0"/>
+            <w:insideV w:val="single" w:color="auto" w:sz="4" w:space="0"/>
+          </w:tblBorders>
+          <w:tblCellMar>
+            <w:top w:w="0" w:type="dxa"/>
+            <w:left w:w="108" w:type="dxa"/>
+            <w:bottom w:w="0" w:type="dxa"/>
+            <w:right w:w="108" w:type="dxa"/>
+          </w:tblCellMar>
+        </w:tblPrEx>
+        <w:tc>
+          <w:tcPr>
+            <w:tcW w:w="4675" w:type="dxa"/>
+            <w:tcBorders>
+              <w:top w:val="single" w:color="auto" w:sz="4" w:space="0"/>
+              <w:left w:val="single" w:color="auto" w:sz="4" w:space="0"/>
+              <w:bottom w:val="single" w:color="auto" w:sz="4" w:space="0"/>
+              <w:right w:val="single" w:color="auto" w:sz="4" w:space="0"/>
+            </w:tcBorders>
+          </w:tcPr>
+          <w:p>
+            <w:r>
+              <w:t>Kịch bản chính</w:t>
+            </w:r>
+          </w:p>
+        </w:tc>
+        <w:tc>
+          <w:tcPr>
+            <w:tcW w:w="4675" w:type="dxa"/>
+            <w:tcBorders>
+              <w:top w:val="single" w:color="auto" w:sz="4" w:space="0"/>
+              <w:left w:val="single" w:color="auto" w:sz="4" w:space="0"/>
+              <w:bottom w:val="single" w:color="auto" w:sz="4" w:space="0"/>
+              <w:right w:val="single" w:color="auto" w:sz="4" w:space="0"/>
+            </w:tcBorders>
+          </w:tcPr>
+          <w:p>
+            <w:pPr>
+              <w:pStyle w:val="42"/>
+              <w:numPr>
+                <w:ilvl w:val="0"/>
+                <w:numId w:val="4"/>
+              </w:numPr>
+            </w:pPr>
+            <w:r>
+              <w:t>Người dùng tra cứu thông tin của hóa đơn cần cập nhật thông tin.</w:t>
+            </w:r>
+          </w:p>
+          <w:p>
+            <w:pPr>
+              <w:pStyle w:val="42"/>
+              <w:numPr>
+                <w:ilvl w:val="0"/>
+                <w:numId w:val="4"/>
+              </w:numPr>
+            </w:pPr>
+            <w:r>
+              <w:t>Nếu không có thông tin của hóa đơn cần cập nhật thì thông báo không tìm thấy thông tin sản phẩm phù hợp.</w:t>
+            </w:r>
+          </w:p>
+          <w:p>
+            <w:pPr>
+              <w:pStyle w:val="42"/>
+              <w:numPr>
+                <w:ilvl w:val="0"/>
+                <w:numId w:val="4"/>
+              </w:numPr>
+            </w:pPr>
+            <w:r>
+              <w:t>Nếu có thông tin phù hợp thì yêu cầu yêu cầu người dùng nhập thông tin cần thay đổi.</w:t>
+            </w:r>
+          </w:p>
+          <w:p>
+            <w:pPr>
+              <w:pStyle w:val="42"/>
+              <w:numPr>
+                <w:ilvl w:val="0"/>
+                <w:numId w:val="4"/>
+              </w:numPr>
+            </w:pPr>
+            <w:r>
+              <w:t>Hệ thống sẽ kiểm tra nếu thông tin cần thay đổi phù hợp thì sẽ thông báo thay đổi thông tin thành công. Ngược lại, nếu thông tin không phù hợp thì sẽ thông báo thông tin không phù hợp và yêu cầu nhập lại thông tin.</w:t>
+            </w:r>
+          </w:p>
+        </w:tc>
+      </w:tr>
+      <w:tr>
+        <w:tblPrEx>
+          <w:tblBorders>
+            <w:top w:val="single" w:color="auto" w:sz="4" w:space="0"/>
+            <w:left w:val="single" w:color="auto" w:sz="4" w:space="0"/>
+            <w:bottom w:val="single" w:color="auto" w:sz="4" w:space="0"/>
+            <w:right w:val="single" w:color="auto" w:sz="4" w:space="0"/>
+            <w:insideH w:val="single" w:color="auto" w:sz="4" w:space="0"/>
+            <w:insideV w:val="single" w:color="auto" w:sz="4" w:space="0"/>
+          </w:tblBorders>
+          <w:tblCellMar>
+            <w:top w:w="0" w:type="dxa"/>
+            <w:left w:w="108" w:type="dxa"/>
+            <w:bottom w:w="0" w:type="dxa"/>
+            <w:right w:w="108" w:type="dxa"/>
+          </w:tblCellMar>
+        </w:tblPrEx>
+        <w:tc>
+          <w:tcPr>
+            <w:tcW w:w="4675" w:type="dxa"/>
+            <w:tcBorders>
+              <w:top w:val="single" w:color="auto" w:sz="4" w:space="0"/>
+              <w:left w:val="single" w:color="auto" w:sz="4" w:space="0"/>
+              <w:bottom w:val="single" w:color="auto" w:sz="4" w:space="0"/>
+              <w:right w:val="single" w:color="auto" w:sz="4" w:space="0"/>
+            </w:tcBorders>
+          </w:tcPr>
+          <w:p>
+            <w:r>
+              <w:t>Kịch bản phụ</w:t>
+            </w:r>
+          </w:p>
+        </w:tc>
+        <w:tc>
+          <w:tcPr>
+            <w:tcW w:w="4675" w:type="dxa"/>
+            <w:tcBorders>
+              <w:top w:val="single" w:color="auto" w:sz="4" w:space="0"/>
+              <w:left w:val="single" w:color="auto" w:sz="4" w:space="0"/>
+              <w:bottom w:val="single" w:color="auto" w:sz="4" w:space="0"/>
+              <w:right w:val="single" w:color="auto" w:sz="4" w:space="0"/>
+            </w:tcBorders>
+          </w:tcPr>
+          <w:p/>
+        </w:tc>
+      </w:tr>
+    </w:tbl>
+    <w:p/>
+    <w:p>
+      <w:pPr>
+        <w:pStyle w:val="4"/>
+      </w:pPr>
+      <w:r>
+        <w:t>Bảng mô tả chức năng quản lý hóa đơn</w:t>
+      </w:r>
+    </w:p>
+    <w:tbl>
+      <w:tblPr>
+        <w:tblStyle w:val="19"/>
+        <w:tblW w:w="0" w:type="auto"/>
+        <w:tblInd w:w="0" w:type="dxa"/>
+        <w:tblBorders>
+          <w:top w:val="single" w:color="auto" w:sz="4" w:space="0"/>
+          <w:left w:val="single" w:color="auto" w:sz="4" w:space="0"/>
+          <w:bottom w:val="single" w:color="auto" w:sz="4" w:space="0"/>
+          <w:right w:val="single" w:color="auto" w:sz="4" w:space="0"/>
+          <w:insideH w:val="single" w:color="auto" w:sz="4" w:space="0"/>
+          <w:insideV w:val="single" w:color="auto" w:sz="4" w:space="0"/>
+        </w:tblBorders>
+        <w:tblLayout w:type="autofit"/>
+        <w:tblCellMar>
+          <w:top w:w="0" w:type="dxa"/>
+          <w:left w:w="108" w:type="dxa"/>
+          <w:bottom w:w="0" w:type="dxa"/>
+          <w:right w:w="108" w:type="dxa"/>
+        </w:tblCellMar>
+      </w:tblPr>
+      <w:tblGrid>
+        <w:gridCol w:w="4675"/>
+        <w:gridCol w:w="4675"/>
+      </w:tblGrid>
+      <w:tr>
+        <w:tblPrEx>
+          <w:tblBorders>
+            <w:top w:val="single" w:color="auto" w:sz="4" w:space="0"/>
+            <w:left w:val="single" w:color="auto" w:sz="4" w:space="0"/>
+            <w:bottom w:val="single" w:color="auto" w:sz="4" w:space="0"/>
+            <w:right w:val="single" w:color="auto" w:sz="4" w:space="0"/>
+            <w:insideH w:val="single" w:color="auto" w:sz="4" w:space="0"/>
+            <w:insideV w:val="single" w:color="auto" w:sz="4" w:space="0"/>
+          </w:tblBorders>
+          <w:tblCellMar>
+            <w:top w:w="0" w:type="dxa"/>
+            <w:left w:w="108" w:type="dxa"/>
+            <w:bottom w:w="0" w:type="dxa"/>
+            <w:right w:w="108" w:type="dxa"/>
+          </w:tblCellMar>
+        </w:tblPrEx>
+        <w:tc>
+          <w:tcPr>
+            <w:tcW w:w="4675" w:type="dxa"/>
+            <w:tcBorders>
+              <w:top w:val="single" w:color="auto" w:sz="4" w:space="0"/>
+              <w:left w:val="single" w:color="auto" w:sz="4" w:space="0"/>
+              <w:bottom w:val="single" w:color="auto" w:sz="4" w:space="0"/>
+              <w:right w:val="single" w:color="auto" w:sz="4" w:space="0"/>
+            </w:tcBorders>
+          </w:tcPr>
+          <w:p>
+            <w:r>
+              <w:t>Use case ID</w:t>
+            </w:r>
+          </w:p>
+        </w:tc>
+        <w:tc>
+          <w:tcPr>
+            <w:tcW w:w="4675" w:type="dxa"/>
+            <w:tcBorders>
+              <w:top w:val="single" w:color="auto" w:sz="4" w:space="0"/>
+              <w:left w:val="single" w:color="auto" w:sz="4" w:space="0"/>
+              <w:bottom w:val="single" w:color="auto" w:sz="4" w:space="0"/>
+              <w:right w:val="single" w:color="auto" w:sz="4" w:space="0"/>
+            </w:tcBorders>
+          </w:tcPr>
+          <w:p>
+            <w:r>
+              <w:t>UC_QuanLyHoaDon</w:t>
+            </w:r>
+          </w:p>
+        </w:tc>
+      </w:tr>
+      <w:tr>
+        <w:tblPrEx>
+          <w:tblBorders>
+            <w:top w:val="single" w:color="auto" w:sz="4" w:space="0"/>
+            <w:left w:val="single" w:color="auto" w:sz="4" w:space="0"/>
+            <w:bottom w:val="single" w:color="auto" w:sz="4" w:space="0"/>
+            <w:right w:val="single" w:color="auto" w:sz="4" w:space="0"/>
+            <w:insideH w:val="single" w:color="auto" w:sz="4" w:space="0"/>
+            <w:insideV w:val="single" w:color="auto" w:sz="4" w:space="0"/>
+          </w:tblBorders>
+          <w:tblCellMar>
+            <w:top w:w="0" w:type="dxa"/>
+            <w:left w:w="108" w:type="dxa"/>
+            <w:bottom w:w="0" w:type="dxa"/>
+            <w:right w:w="108" w:type="dxa"/>
+          </w:tblCellMar>
+        </w:tblPrEx>
+        <w:tc>
+          <w:tcPr>
+            <w:tcW w:w="4675" w:type="dxa"/>
+            <w:tcBorders>
+              <w:top w:val="single" w:color="auto" w:sz="4" w:space="0"/>
+              <w:left w:val="single" w:color="auto" w:sz="4" w:space="0"/>
+              <w:bottom w:val="single" w:color="auto" w:sz="4" w:space="0"/>
+              <w:right w:val="single" w:color="auto" w:sz="4" w:space="0"/>
+            </w:tcBorders>
+          </w:tcPr>
+          <w:p>
+            <w:r>
+              <w:t>Tên Use case</w:t>
+            </w:r>
+          </w:p>
+        </w:tc>
+        <w:tc>
+          <w:tcPr>
+            <w:tcW w:w="4675" w:type="dxa"/>
+            <w:tcBorders>
+              <w:top w:val="single" w:color="auto" w:sz="4" w:space="0"/>
+              <w:left w:val="single" w:color="auto" w:sz="4" w:space="0"/>
+              <w:bottom w:val="single" w:color="auto" w:sz="4" w:space="0"/>
+              <w:right w:val="single" w:color="auto" w:sz="4" w:space="0"/>
+            </w:tcBorders>
+          </w:tcPr>
+          <w:p>
+            <w:r>
+              <w:t>Quản lý hóa đơn</w:t>
+            </w:r>
+          </w:p>
+        </w:tc>
+      </w:tr>
+      <w:tr>
+        <w:tblPrEx>
+          <w:tblBorders>
+            <w:top w:val="single" w:color="auto" w:sz="4" w:space="0"/>
+            <w:left w:val="single" w:color="auto" w:sz="4" w:space="0"/>
+            <w:bottom w:val="single" w:color="auto" w:sz="4" w:space="0"/>
+            <w:right w:val="single" w:color="auto" w:sz="4" w:space="0"/>
+            <w:insideH w:val="single" w:color="auto" w:sz="4" w:space="0"/>
+            <w:insideV w:val="single" w:color="auto" w:sz="4" w:space="0"/>
+          </w:tblBorders>
+          <w:tblCellMar>
+            <w:top w:w="0" w:type="dxa"/>
+            <w:left w:w="108" w:type="dxa"/>
+            <w:bottom w:w="0" w:type="dxa"/>
+            <w:right w:w="108" w:type="dxa"/>
+          </w:tblCellMar>
+        </w:tblPrEx>
+        <w:tc>
+          <w:tcPr>
+            <w:tcW w:w="4675" w:type="dxa"/>
+            <w:tcBorders>
+              <w:top w:val="single" w:color="auto" w:sz="4" w:space="0"/>
+              <w:left w:val="single" w:color="auto" w:sz="4" w:space="0"/>
+              <w:bottom w:val="single" w:color="auto" w:sz="4" w:space="0"/>
+              <w:right w:val="single" w:color="auto" w:sz="4" w:space="0"/>
+            </w:tcBorders>
+          </w:tcPr>
+          <w:p>
+            <w:r>
+              <w:t>Tác nhân</w:t>
+            </w:r>
+          </w:p>
+        </w:tc>
+        <w:tc>
+          <w:tcPr>
+            <w:tcW w:w="4675" w:type="dxa"/>
+            <w:tcBorders>
+              <w:top w:val="single" w:color="auto" w:sz="4" w:space="0"/>
+              <w:left w:val="single" w:color="auto" w:sz="4" w:space="0"/>
+              <w:bottom w:val="single" w:color="auto" w:sz="4" w:space="0"/>
+              <w:right w:val="single" w:color="auto" w:sz="4" w:space="0"/>
+            </w:tcBorders>
+          </w:tcPr>
+          <w:p>
+            <w:r>
+              <w:t>Quản lý</w:t>
+            </w:r>
+          </w:p>
+        </w:tc>
+      </w:tr>
+      <w:tr>
+        <w:tblPrEx>
+          <w:tblBorders>
+            <w:top w:val="single" w:color="auto" w:sz="4" w:space="0"/>
+            <w:left w:val="single" w:color="auto" w:sz="4" w:space="0"/>
+            <w:bottom w:val="single" w:color="auto" w:sz="4" w:space="0"/>
+            <w:right w:val="single" w:color="auto" w:sz="4" w:space="0"/>
+            <w:insideH w:val="single" w:color="auto" w:sz="4" w:space="0"/>
+            <w:insideV w:val="single" w:color="auto" w:sz="4" w:space="0"/>
+          </w:tblBorders>
+          <w:tblCellMar>
+            <w:top w:w="0" w:type="dxa"/>
+            <w:left w:w="108" w:type="dxa"/>
+            <w:bottom w:w="0" w:type="dxa"/>
+            <w:right w:w="108" w:type="dxa"/>
+          </w:tblCellMar>
+        </w:tblPrEx>
+        <w:tc>
+          <w:tcPr>
+            <w:tcW w:w="4675" w:type="dxa"/>
+            <w:tcBorders>
+              <w:top w:val="single" w:color="auto" w:sz="4" w:space="0"/>
+              <w:left w:val="single" w:color="auto" w:sz="4" w:space="0"/>
+              <w:bottom w:val="single" w:color="auto" w:sz="4" w:space="0"/>
+              <w:right w:val="single" w:color="auto" w:sz="4" w:space="0"/>
+            </w:tcBorders>
+          </w:tcPr>
+          <w:p>
+            <w:r>
+              <w:t>Tóm tắt</w:t>
+            </w:r>
+          </w:p>
+        </w:tc>
+        <w:tc>
+          <w:tcPr>
+            <w:tcW w:w="4675" w:type="dxa"/>
+            <w:tcBorders>
+              <w:top w:val="single" w:color="auto" w:sz="4" w:space="0"/>
+              <w:left w:val="single" w:color="auto" w:sz="4" w:space="0"/>
+              <w:bottom w:val="single" w:color="auto" w:sz="4" w:space="0"/>
+              <w:right w:val="single" w:color="auto" w:sz="4" w:space="0"/>
+            </w:tcBorders>
+          </w:tcPr>
+          <w:p>
+            <w:r>
+              <w:t>Người quản lý và nhân viên có thể thêm, xóa, sửa hóa đơn để phục vụ cho các tác vụ cần thiết.</w:t>
+            </w:r>
+          </w:p>
+        </w:tc>
+      </w:tr>
+      <w:tr>
+        <w:tblPrEx>
+          <w:tblBorders>
+            <w:top w:val="single" w:color="auto" w:sz="4" w:space="0"/>
+            <w:left w:val="single" w:color="auto" w:sz="4" w:space="0"/>
+            <w:bottom w:val="single" w:color="auto" w:sz="4" w:space="0"/>
+            <w:right w:val="single" w:color="auto" w:sz="4" w:space="0"/>
+            <w:insideH w:val="single" w:color="auto" w:sz="4" w:space="0"/>
+            <w:insideV w:val="single" w:color="auto" w:sz="4" w:space="0"/>
+          </w:tblBorders>
+          <w:tblCellMar>
+            <w:top w:w="0" w:type="dxa"/>
+            <w:left w:w="108" w:type="dxa"/>
+            <w:bottom w:w="0" w:type="dxa"/>
+            <w:right w:w="108" w:type="dxa"/>
+          </w:tblCellMar>
+        </w:tblPrEx>
+        <w:tc>
+          <w:tcPr>
+            <w:tcW w:w="4675" w:type="dxa"/>
+            <w:tcBorders>
+              <w:top w:val="single" w:color="auto" w:sz="4" w:space="0"/>
+              <w:left w:val="single" w:color="auto" w:sz="4" w:space="0"/>
+              <w:bottom w:val="single" w:color="auto" w:sz="4" w:space="0"/>
+              <w:right w:val="single" w:color="auto" w:sz="4" w:space="0"/>
+            </w:tcBorders>
+          </w:tcPr>
+          <w:p>
+            <w:r>
+              <w:t>Điều kiện tiên quyết</w:t>
+            </w:r>
+          </w:p>
+        </w:tc>
+        <w:tc>
+          <w:tcPr>
+            <w:tcW w:w="4675" w:type="dxa"/>
+            <w:tcBorders>
+              <w:top w:val="single" w:color="auto" w:sz="4" w:space="0"/>
+              <w:left w:val="single" w:color="auto" w:sz="4" w:space="0"/>
+              <w:bottom w:val="single" w:color="auto" w:sz="4" w:space="0"/>
+              <w:right w:val="single" w:color="auto" w:sz="4" w:space="0"/>
+            </w:tcBorders>
+          </w:tcPr>
+          <w:p>
+            <w:r>
+              <w:t>Đăng nhập thành công.</w:t>
+            </w:r>
+          </w:p>
+        </w:tc>
+      </w:tr>
+      <w:tr>
+        <w:tblPrEx>
+          <w:tblBorders>
+            <w:top w:val="single" w:color="auto" w:sz="4" w:space="0"/>
+            <w:left w:val="single" w:color="auto" w:sz="4" w:space="0"/>
+            <w:bottom w:val="single" w:color="auto" w:sz="4" w:space="0"/>
+            <w:right w:val="single" w:color="auto" w:sz="4" w:space="0"/>
+            <w:insideH w:val="single" w:color="auto" w:sz="4" w:space="0"/>
+            <w:insideV w:val="single" w:color="auto" w:sz="4" w:space="0"/>
+          </w:tblBorders>
+          <w:tblCellMar>
+            <w:top w:w="0" w:type="dxa"/>
+            <w:left w:w="108" w:type="dxa"/>
+            <w:bottom w:w="0" w:type="dxa"/>
+            <w:right w:w="108" w:type="dxa"/>
+          </w:tblCellMar>
+        </w:tblPrEx>
+        <w:tc>
+          <w:tcPr>
+            <w:tcW w:w="4675" w:type="dxa"/>
+            <w:tcBorders>
+              <w:top w:val="single" w:color="auto" w:sz="4" w:space="0"/>
+              <w:left w:val="single" w:color="auto" w:sz="4" w:space="0"/>
+              <w:bottom w:val="single" w:color="auto" w:sz="4" w:space="0"/>
+              <w:right w:val="single" w:color="auto" w:sz="4" w:space="0"/>
+            </w:tcBorders>
+          </w:tcPr>
+          <w:p>
+            <w:r>
+              <w:t>Kết quả</w:t>
+            </w:r>
+          </w:p>
+        </w:tc>
+        <w:tc>
+          <w:tcPr>
+            <w:tcW w:w="4675" w:type="dxa"/>
+            <w:tcBorders>
+              <w:top w:val="single" w:color="auto" w:sz="4" w:space="0"/>
+              <w:left w:val="single" w:color="auto" w:sz="4" w:space="0"/>
+              <w:bottom w:val="single" w:color="auto" w:sz="4" w:space="0"/>
+              <w:right w:val="single" w:color="auto" w:sz="4" w:space="0"/>
+            </w:tcBorders>
+          </w:tcPr>
+          <w:p>
+            <w:r>
+              <w:t>Có thể quản lý danh mục hóa đơn với các chức năng thêm, xóa, cập nhật thông tin sản phẩm, tra cứu danh mục hóa đơn.</w:t>
+            </w:r>
+          </w:p>
+        </w:tc>
+      </w:tr>
+      <w:tr>
+        <w:tblPrEx>
+          <w:tblBorders>
+            <w:top w:val="single" w:color="auto" w:sz="4" w:space="0"/>
+            <w:left w:val="single" w:color="auto" w:sz="4" w:space="0"/>
+            <w:bottom w:val="single" w:color="auto" w:sz="4" w:space="0"/>
+            <w:right w:val="single" w:color="auto" w:sz="4" w:space="0"/>
+            <w:insideH w:val="single" w:color="auto" w:sz="4" w:space="0"/>
+            <w:insideV w:val="single" w:color="auto" w:sz="4" w:space="0"/>
+          </w:tblBorders>
+          <w:tblCellMar>
+            <w:top w:w="0" w:type="dxa"/>
+            <w:left w:w="108" w:type="dxa"/>
+            <w:bottom w:w="0" w:type="dxa"/>
+            <w:right w:w="108" w:type="dxa"/>
+          </w:tblCellMar>
+        </w:tblPrEx>
+        <w:tc>
+          <w:tcPr>
+            <w:tcW w:w="4675" w:type="dxa"/>
+            <w:tcBorders>
+              <w:top w:val="single" w:color="auto" w:sz="4" w:space="0"/>
+              <w:left w:val="single" w:color="auto" w:sz="4" w:space="0"/>
+              <w:bottom w:val="single" w:color="auto" w:sz="4" w:space="0"/>
+              <w:right w:val="single" w:color="auto" w:sz="4" w:space="0"/>
+            </w:tcBorders>
+          </w:tcPr>
+          <w:p>
+            <w:r>
+              <w:t>Kịch bản chính</w:t>
+            </w:r>
+          </w:p>
+        </w:tc>
+        <w:tc>
+          <w:tcPr>
+            <w:tcW w:w="4675" w:type="dxa"/>
+            <w:tcBorders>
+              <w:top w:val="single" w:color="auto" w:sz="4" w:space="0"/>
+              <w:left w:val="single" w:color="auto" w:sz="4" w:space="0"/>
+              <w:bottom w:val="single" w:color="auto" w:sz="4" w:space="0"/>
+              <w:right w:val="single" w:color="auto" w:sz="4" w:space="0"/>
+            </w:tcBorders>
+          </w:tcPr>
+          <w:p>
+            <w:pPr>
+              <w:pStyle w:val="42"/>
+              <w:numPr>
+                <w:ilvl w:val="0"/>
+                <w:numId w:val="4"/>
+              </w:numPr>
+            </w:pPr>
+            <w:r>
+              <w:t>Quản lý chọn chức năng quản lý hóa đơn, hệ thống sẽ kiểm tra người dùng với vai trò là quản lý hoặc nhân viên đã đăng nhập với vai trò là admin hay chưa, nếu chưa thì hệ thống sẽ thông báo yêu cầu đăng nhập và từ chối truy cập vào các chức năng quản lý hóa đơn và yêu cầu người dùng đăng nhập đúng tài khoản admin.</w:t>
+            </w:r>
+          </w:p>
+          <w:p>
+            <w:pPr>
+              <w:pStyle w:val="42"/>
+              <w:numPr>
+                <w:ilvl w:val="0"/>
+                <w:numId w:val="4"/>
+              </w:numPr>
+            </w:pPr>
+            <w:r>
+              <w:t>Nếu đã đăng nhập thành công, hệ thống sẽ chuyển đến giao diện cho phép người dùng lựa chọn các tương tác sau:</w:t>
+            </w:r>
+          </w:p>
+          <w:p>
+            <w:pPr>
+              <w:pStyle w:val="42"/>
+            </w:pPr>
+            <w:r>
+              <w:tab/>
+            </w:r>
+            <w:r>
+              <w:t>+ Xóa hóa đơn (mô tả UC_XoaSanPham).</w:t>
+            </w:r>
+          </w:p>
+          <w:p>
+            <w:pPr>
+              <w:pStyle w:val="42"/>
+            </w:pPr>
+            <w:r>
+              <w:tab/>
+            </w:r>
+            <w:r>
+              <w:t>+ Xem danh sách hóa đơn (mô tả UC_XemDS_HD).</w:t>
+            </w:r>
+          </w:p>
+          <w:p>
+            <w:pPr>
+              <w:pStyle w:val="42"/>
+            </w:pPr>
+            <w:r>
+              <w:tab/>
+            </w:r>
+            <w:r>
+              <w:t>+ In thông tin hóa đơn (mô tả UC_TraCuuThongTinSP).</w:t>
+            </w:r>
+          </w:p>
+          <w:p/>
+        </w:tc>
+      </w:tr>
+      <w:tr>
+        <w:tblPrEx>
+          <w:tblBorders>
+            <w:top w:val="single" w:color="auto" w:sz="4" w:space="0"/>
+            <w:left w:val="single" w:color="auto" w:sz="4" w:space="0"/>
+            <w:bottom w:val="single" w:color="auto" w:sz="4" w:space="0"/>
+            <w:right w:val="single" w:color="auto" w:sz="4" w:space="0"/>
+            <w:insideH w:val="single" w:color="auto" w:sz="4" w:space="0"/>
+            <w:insideV w:val="single" w:color="auto" w:sz="4" w:space="0"/>
+          </w:tblBorders>
+          <w:tblCellMar>
+            <w:top w:w="0" w:type="dxa"/>
+            <w:left w:w="108" w:type="dxa"/>
+            <w:bottom w:w="0" w:type="dxa"/>
+            <w:right w:w="108" w:type="dxa"/>
+          </w:tblCellMar>
+        </w:tblPrEx>
+        <w:tc>
+          <w:tcPr>
+            <w:tcW w:w="4675" w:type="dxa"/>
+            <w:tcBorders>
+              <w:top w:val="single" w:color="auto" w:sz="4" w:space="0"/>
+              <w:left w:val="single" w:color="auto" w:sz="4" w:space="0"/>
+              <w:bottom w:val="single" w:color="auto" w:sz="4" w:space="0"/>
+              <w:right w:val="single" w:color="auto" w:sz="4" w:space="0"/>
+            </w:tcBorders>
+          </w:tcPr>
+          <w:p>
+            <w:r>
+              <w:t>Kịch bản phụ</w:t>
+            </w:r>
+          </w:p>
+        </w:tc>
+        <w:tc>
+          <w:tcPr>
+            <w:tcW w:w="4675" w:type="dxa"/>
+            <w:tcBorders>
+              <w:top w:val="single" w:color="auto" w:sz="4" w:space="0"/>
+              <w:left w:val="single" w:color="auto" w:sz="4" w:space="0"/>
+              <w:bottom w:val="single" w:color="auto" w:sz="4" w:space="0"/>
+              <w:right w:val="single" w:color="auto" w:sz="4" w:space="0"/>
+            </w:tcBorders>
+          </w:tcPr>
+          <w:p/>
+        </w:tc>
+      </w:tr>
+    </w:tbl>
+    <w:p/>
+    <w:p>
+      <w:pPr>
+        <w:pStyle w:val="4"/>
+      </w:pPr>
+      <w:r>
+        <w:t>Bảng mô tả chức năng xóa hóa đơn</w:t>
+      </w:r>
+    </w:p>
+    <w:tbl>
+      <w:tblPr>
+        <w:tblStyle w:val="19"/>
+        <w:tblW w:w="0" w:type="auto"/>
+        <w:tblInd w:w="0" w:type="dxa"/>
+        <w:tblBorders>
+          <w:top w:val="single" w:color="auto" w:sz="4" w:space="0"/>
+          <w:left w:val="single" w:color="auto" w:sz="4" w:space="0"/>
+          <w:bottom w:val="single" w:color="auto" w:sz="4" w:space="0"/>
+          <w:right w:val="single" w:color="auto" w:sz="4" w:space="0"/>
+          <w:insideH w:val="single" w:color="auto" w:sz="4" w:space="0"/>
+          <w:insideV w:val="single" w:color="auto" w:sz="4" w:space="0"/>
+        </w:tblBorders>
+        <w:tblLayout w:type="autofit"/>
+        <w:tblCellMar>
+          <w:top w:w="0" w:type="dxa"/>
+          <w:left w:w="108" w:type="dxa"/>
+          <w:bottom w:w="0" w:type="dxa"/>
+          <w:right w:w="108" w:type="dxa"/>
+        </w:tblCellMar>
+      </w:tblPr>
+      <w:tblGrid>
+        <w:gridCol w:w="4675"/>
+        <w:gridCol w:w="4675"/>
+      </w:tblGrid>
+      <w:tr>
+        <w:tblPrEx>
+          <w:tblBorders>
+            <w:top w:val="single" w:color="auto" w:sz="4" w:space="0"/>
+            <w:left w:val="single" w:color="auto" w:sz="4" w:space="0"/>
+            <w:bottom w:val="single" w:color="auto" w:sz="4" w:space="0"/>
+            <w:right w:val="single" w:color="auto" w:sz="4" w:space="0"/>
+            <w:insideH w:val="single" w:color="auto" w:sz="4" w:space="0"/>
+            <w:insideV w:val="single" w:color="auto" w:sz="4" w:space="0"/>
+          </w:tblBorders>
+          <w:tblCellMar>
+            <w:top w:w="0" w:type="dxa"/>
+            <w:left w:w="108" w:type="dxa"/>
+            <w:bottom w:w="0" w:type="dxa"/>
+            <w:right w:w="108" w:type="dxa"/>
+          </w:tblCellMar>
+        </w:tblPrEx>
+        <w:tc>
+          <w:tcPr>
+            <w:tcW w:w="4675" w:type="dxa"/>
+            <w:tcBorders>
+              <w:top w:val="single" w:color="auto" w:sz="4" w:space="0"/>
+              <w:left w:val="single" w:color="auto" w:sz="4" w:space="0"/>
+              <w:bottom w:val="single" w:color="auto" w:sz="4" w:space="0"/>
+              <w:right w:val="single" w:color="auto" w:sz="4" w:space="0"/>
+            </w:tcBorders>
+          </w:tcPr>
+          <w:p>
+            <w:r>
+              <w:t>Use case ID</w:t>
+            </w:r>
+          </w:p>
+        </w:tc>
+        <w:tc>
+          <w:tcPr>
+            <w:tcW w:w="4675" w:type="dxa"/>
+            <w:tcBorders>
+              <w:top w:val="single" w:color="auto" w:sz="4" w:space="0"/>
+              <w:left w:val="single" w:color="auto" w:sz="4" w:space="0"/>
+              <w:bottom w:val="single" w:color="auto" w:sz="4" w:space="0"/>
+              <w:right w:val="single" w:color="auto" w:sz="4" w:space="0"/>
+            </w:tcBorders>
+          </w:tcPr>
+          <w:p>
+            <w:r>
+              <w:t>UC_XoaHoaDon</w:t>
+            </w:r>
+          </w:p>
+        </w:tc>
+      </w:tr>
+      <w:tr>
+        <w:tblPrEx>
+          <w:tblBorders>
+            <w:top w:val="single" w:color="auto" w:sz="4" w:space="0"/>
+            <w:left w:val="single" w:color="auto" w:sz="4" w:space="0"/>
+            <w:bottom w:val="single" w:color="auto" w:sz="4" w:space="0"/>
+            <w:right w:val="single" w:color="auto" w:sz="4" w:space="0"/>
+            <w:insideH w:val="single" w:color="auto" w:sz="4" w:space="0"/>
+            <w:insideV w:val="single" w:color="auto" w:sz="4" w:space="0"/>
+          </w:tblBorders>
+          <w:tblCellMar>
+            <w:top w:w="0" w:type="dxa"/>
+            <w:left w:w="108" w:type="dxa"/>
+            <w:bottom w:w="0" w:type="dxa"/>
+            <w:right w:w="108" w:type="dxa"/>
+          </w:tblCellMar>
+        </w:tblPrEx>
+        <w:tc>
+          <w:tcPr>
+            <w:tcW w:w="4675" w:type="dxa"/>
+            <w:tcBorders>
+              <w:top w:val="single" w:color="auto" w:sz="4" w:space="0"/>
+              <w:left w:val="single" w:color="auto" w:sz="4" w:space="0"/>
+              <w:bottom w:val="single" w:color="auto" w:sz="4" w:space="0"/>
+              <w:right w:val="single" w:color="auto" w:sz="4" w:space="0"/>
+            </w:tcBorders>
+          </w:tcPr>
+          <w:p>
+            <w:r>
+              <w:t>Tên Use case</w:t>
+            </w:r>
+          </w:p>
+        </w:tc>
+        <w:tc>
+          <w:tcPr>
+            <w:tcW w:w="4675" w:type="dxa"/>
+            <w:tcBorders>
+              <w:top w:val="single" w:color="auto" w:sz="4" w:space="0"/>
+              <w:left w:val="single" w:color="auto" w:sz="4" w:space="0"/>
+              <w:bottom w:val="single" w:color="auto" w:sz="4" w:space="0"/>
+              <w:right w:val="single" w:color="auto" w:sz="4" w:space="0"/>
+            </w:tcBorders>
+          </w:tcPr>
+          <w:p>
+            <w:r>
+              <w:t>Xóa hóa đơn</w:t>
+            </w:r>
+          </w:p>
+        </w:tc>
+      </w:tr>
+      <w:tr>
+        <w:tblPrEx>
+          <w:tblBorders>
+            <w:top w:val="single" w:color="auto" w:sz="4" w:space="0"/>
+            <w:left w:val="single" w:color="auto" w:sz="4" w:space="0"/>
+            <w:bottom w:val="single" w:color="auto" w:sz="4" w:space="0"/>
+            <w:right w:val="single" w:color="auto" w:sz="4" w:space="0"/>
+            <w:insideH w:val="single" w:color="auto" w:sz="4" w:space="0"/>
+            <w:insideV w:val="single" w:color="auto" w:sz="4" w:space="0"/>
+          </w:tblBorders>
+          <w:tblCellMar>
+            <w:top w:w="0" w:type="dxa"/>
+            <w:left w:w="108" w:type="dxa"/>
+            <w:bottom w:w="0" w:type="dxa"/>
+            <w:right w:w="108" w:type="dxa"/>
+          </w:tblCellMar>
+        </w:tblPrEx>
+        <w:tc>
+          <w:tcPr>
+            <w:tcW w:w="4675" w:type="dxa"/>
+            <w:tcBorders>
+              <w:top w:val="single" w:color="auto" w:sz="4" w:space="0"/>
+              <w:left w:val="single" w:color="auto" w:sz="4" w:space="0"/>
+              <w:bottom w:val="single" w:color="auto" w:sz="4" w:space="0"/>
+              <w:right w:val="single" w:color="auto" w:sz="4" w:space="0"/>
+            </w:tcBorders>
+          </w:tcPr>
+          <w:p>
+            <w:r>
+              <w:t>Tác nhân</w:t>
+            </w:r>
+          </w:p>
+        </w:tc>
+        <w:tc>
+          <w:tcPr>
+            <w:tcW w:w="4675" w:type="dxa"/>
+            <w:tcBorders>
+              <w:top w:val="single" w:color="auto" w:sz="4" w:space="0"/>
+              <w:left w:val="single" w:color="auto" w:sz="4" w:space="0"/>
+              <w:bottom w:val="single" w:color="auto" w:sz="4" w:space="0"/>
+              <w:right w:val="single" w:color="auto" w:sz="4" w:space="0"/>
+            </w:tcBorders>
+          </w:tcPr>
+          <w:p>
+            <w:r>
+              <w:t>Quản lý, nhân viên</w:t>
+            </w:r>
+          </w:p>
+        </w:tc>
+      </w:tr>
+      <w:tr>
+        <w:tblPrEx>
+          <w:tblBorders>
+            <w:top w:val="single" w:color="auto" w:sz="4" w:space="0"/>
+            <w:left w:val="single" w:color="auto" w:sz="4" w:space="0"/>
+            <w:bottom w:val="single" w:color="auto" w:sz="4" w:space="0"/>
+            <w:right w:val="single" w:color="auto" w:sz="4" w:space="0"/>
+            <w:insideH w:val="single" w:color="auto" w:sz="4" w:space="0"/>
+            <w:insideV w:val="single" w:color="auto" w:sz="4" w:space="0"/>
+          </w:tblBorders>
+          <w:tblCellMar>
+            <w:top w:w="0" w:type="dxa"/>
+            <w:left w:w="108" w:type="dxa"/>
+            <w:bottom w:w="0" w:type="dxa"/>
+            <w:right w:w="108" w:type="dxa"/>
+          </w:tblCellMar>
+        </w:tblPrEx>
+        <w:tc>
+          <w:tcPr>
+            <w:tcW w:w="4675" w:type="dxa"/>
+            <w:tcBorders>
+              <w:top w:val="single" w:color="auto" w:sz="4" w:space="0"/>
+              <w:left w:val="single" w:color="auto" w:sz="4" w:space="0"/>
+              <w:bottom w:val="single" w:color="auto" w:sz="4" w:space="0"/>
+              <w:right w:val="single" w:color="auto" w:sz="4" w:space="0"/>
+            </w:tcBorders>
+          </w:tcPr>
+          <w:p>
+            <w:r>
+              <w:t>Tóm tắt</w:t>
+            </w:r>
+          </w:p>
+        </w:tc>
+        <w:tc>
+          <w:tcPr>
+            <w:tcW w:w="4675" w:type="dxa"/>
+            <w:tcBorders>
+              <w:top w:val="single" w:color="auto" w:sz="4" w:space="0"/>
+              <w:left w:val="single" w:color="auto" w:sz="4" w:space="0"/>
+              <w:bottom w:val="single" w:color="auto" w:sz="4" w:space="0"/>
+              <w:right w:val="single" w:color="auto" w:sz="4" w:space="0"/>
+            </w:tcBorders>
+          </w:tcPr>
+          <w:p>
+            <w:r>
+              <w:t>Người dùng sử dụng chức năng xóa sản phẩm để xóa sản phẩm ra khỏi CSDL.</w:t>
+            </w:r>
+          </w:p>
+        </w:tc>
+      </w:tr>
+      <w:tr>
+        <w:tblPrEx>
+          <w:tblBorders>
+            <w:top w:val="single" w:color="auto" w:sz="4" w:space="0"/>
+            <w:left w:val="single" w:color="auto" w:sz="4" w:space="0"/>
+            <w:bottom w:val="single" w:color="auto" w:sz="4" w:space="0"/>
+            <w:right w:val="single" w:color="auto" w:sz="4" w:space="0"/>
+            <w:insideH w:val="single" w:color="auto" w:sz="4" w:space="0"/>
+            <w:insideV w:val="single" w:color="auto" w:sz="4" w:space="0"/>
+          </w:tblBorders>
+          <w:tblCellMar>
+            <w:top w:w="0" w:type="dxa"/>
+            <w:left w:w="108" w:type="dxa"/>
+            <w:bottom w:w="0" w:type="dxa"/>
+            <w:right w:w="108" w:type="dxa"/>
+          </w:tblCellMar>
+        </w:tblPrEx>
+        <w:tc>
+          <w:tcPr>
+            <w:tcW w:w="4675" w:type="dxa"/>
+            <w:tcBorders>
+              <w:top w:val="single" w:color="auto" w:sz="4" w:space="0"/>
+              <w:left w:val="single" w:color="auto" w:sz="4" w:space="0"/>
+              <w:bottom w:val="single" w:color="auto" w:sz="4" w:space="0"/>
+              <w:right w:val="single" w:color="auto" w:sz="4" w:space="0"/>
+            </w:tcBorders>
+          </w:tcPr>
+          <w:p>
+            <w:r>
+              <w:t>Điều kiện tiên quyết</w:t>
+            </w:r>
+          </w:p>
+        </w:tc>
+        <w:tc>
+          <w:tcPr>
+            <w:tcW w:w="4675" w:type="dxa"/>
+            <w:tcBorders>
+              <w:top w:val="single" w:color="auto" w:sz="4" w:space="0"/>
+              <w:left w:val="single" w:color="auto" w:sz="4" w:space="0"/>
+              <w:bottom w:val="single" w:color="auto" w:sz="4" w:space="0"/>
+              <w:right w:val="single" w:color="auto" w:sz="4" w:space="0"/>
+            </w:tcBorders>
+          </w:tcPr>
+          <w:p>
+            <w:r>
+              <w:t>Đăng nhập thành công.</w:t>
+            </w:r>
+          </w:p>
+        </w:tc>
+      </w:tr>
+      <w:tr>
+        <w:tblPrEx>
+          <w:tblBorders>
+            <w:top w:val="single" w:color="auto" w:sz="4" w:space="0"/>
+            <w:left w:val="single" w:color="auto" w:sz="4" w:space="0"/>
+            <w:bottom w:val="single" w:color="auto" w:sz="4" w:space="0"/>
+            <w:right w:val="single" w:color="auto" w:sz="4" w:space="0"/>
+            <w:insideH w:val="single" w:color="auto" w:sz="4" w:space="0"/>
+            <w:insideV w:val="single" w:color="auto" w:sz="4" w:space="0"/>
+          </w:tblBorders>
+          <w:tblCellMar>
+            <w:top w:w="0" w:type="dxa"/>
+            <w:left w:w="108" w:type="dxa"/>
+            <w:bottom w:w="0" w:type="dxa"/>
+            <w:right w:w="108" w:type="dxa"/>
+          </w:tblCellMar>
+        </w:tblPrEx>
+        <w:tc>
+          <w:tcPr>
+            <w:tcW w:w="4675" w:type="dxa"/>
+            <w:tcBorders>
+              <w:top w:val="single" w:color="auto" w:sz="4" w:space="0"/>
+              <w:left w:val="single" w:color="auto" w:sz="4" w:space="0"/>
+              <w:bottom w:val="single" w:color="auto" w:sz="4" w:space="0"/>
+              <w:right w:val="single" w:color="auto" w:sz="4" w:space="0"/>
+            </w:tcBorders>
+          </w:tcPr>
+          <w:p>
+            <w:r>
+              <w:t>Kết quả</w:t>
+            </w:r>
+          </w:p>
+        </w:tc>
+        <w:tc>
+          <w:tcPr>
+            <w:tcW w:w="4675" w:type="dxa"/>
+            <w:tcBorders>
+              <w:top w:val="single" w:color="auto" w:sz="4" w:space="0"/>
+              <w:left w:val="single" w:color="auto" w:sz="4" w:space="0"/>
+              <w:bottom w:val="single" w:color="auto" w:sz="4" w:space="0"/>
+              <w:right w:val="single" w:color="auto" w:sz="4" w:space="0"/>
+            </w:tcBorders>
+          </w:tcPr>
+          <w:p>
+            <w:r>
+              <w:t>Sản phẩm bị xóa ra khỏi CSDL.</w:t>
+            </w:r>
+          </w:p>
+        </w:tc>
+      </w:tr>
+      <w:tr>
+        <w:tblPrEx>
+          <w:tblBorders>
+            <w:top w:val="single" w:color="auto" w:sz="4" w:space="0"/>
+            <w:left w:val="single" w:color="auto" w:sz="4" w:space="0"/>
+            <w:bottom w:val="single" w:color="auto" w:sz="4" w:space="0"/>
+            <w:right w:val="single" w:color="auto" w:sz="4" w:space="0"/>
+            <w:insideH w:val="single" w:color="auto" w:sz="4" w:space="0"/>
+            <w:insideV w:val="single" w:color="auto" w:sz="4" w:space="0"/>
+          </w:tblBorders>
+          <w:tblCellMar>
+            <w:top w:w="0" w:type="dxa"/>
+            <w:left w:w="108" w:type="dxa"/>
+            <w:bottom w:w="0" w:type="dxa"/>
+            <w:right w:w="108" w:type="dxa"/>
+          </w:tblCellMar>
+        </w:tblPrEx>
+        <w:tc>
+          <w:tcPr>
+            <w:tcW w:w="4675" w:type="dxa"/>
+            <w:tcBorders>
+              <w:top w:val="single" w:color="auto" w:sz="4" w:space="0"/>
+              <w:left w:val="single" w:color="auto" w:sz="4" w:space="0"/>
+              <w:bottom w:val="single" w:color="auto" w:sz="4" w:space="0"/>
+              <w:right w:val="single" w:color="auto" w:sz="4" w:space="0"/>
+            </w:tcBorders>
+          </w:tcPr>
+          <w:p>
+            <w:r>
+              <w:t>Kịch bản chính</w:t>
+            </w:r>
+          </w:p>
+        </w:tc>
+        <w:tc>
+          <w:tcPr>
+            <w:tcW w:w="4675" w:type="dxa"/>
+            <w:tcBorders>
+              <w:top w:val="single" w:color="auto" w:sz="4" w:space="0"/>
+              <w:left w:val="single" w:color="auto" w:sz="4" w:space="0"/>
+              <w:bottom w:val="single" w:color="auto" w:sz="4" w:space="0"/>
+              <w:right w:val="single" w:color="auto" w:sz="4" w:space="0"/>
+            </w:tcBorders>
+          </w:tcPr>
+          <w:p>
+            <w:pPr>
+              <w:pStyle w:val="42"/>
+              <w:numPr>
+                <w:ilvl w:val="0"/>
+                <w:numId w:val="4"/>
+              </w:numPr>
+            </w:pPr>
+            <w:r>
+              <w:t>Người dùng tra cứu thông tin của hóa đơn cần xóa.</w:t>
+            </w:r>
+          </w:p>
+          <w:p>
+            <w:pPr>
+              <w:pStyle w:val="42"/>
+              <w:numPr>
+                <w:ilvl w:val="0"/>
+                <w:numId w:val="4"/>
+              </w:numPr>
+            </w:pPr>
+            <w:r>
+              <w:t>Nếu không có thông tin của hóa đơn thì hệ thống thông báo không tìm thấy thông tin hóa đơn phù hợp.</w:t>
+            </w:r>
+          </w:p>
+          <w:p>
+            <w:pPr>
+              <w:pStyle w:val="42"/>
+              <w:numPr>
+                <w:ilvl w:val="0"/>
+                <w:numId w:val="4"/>
+              </w:numPr>
+            </w:pPr>
+            <w:r>
+              <w:t>Nếu có thì hệ thống sẽ xóa hóa đơn ra khỏi hệ thống và thông báo đã xóa thành công.</w:t>
+            </w:r>
+          </w:p>
+        </w:tc>
+      </w:tr>
+      <w:tr>
+        <w:tblPrEx>
+          <w:tblBorders>
+            <w:top w:val="single" w:color="auto" w:sz="4" w:space="0"/>
+            <w:left w:val="single" w:color="auto" w:sz="4" w:space="0"/>
+            <w:bottom w:val="single" w:color="auto" w:sz="4" w:space="0"/>
+            <w:right w:val="single" w:color="auto" w:sz="4" w:space="0"/>
+            <w:insideH w:val="single" w:color="auto" w:sz="4" w:space="0"/>
+            <w:insideV w:val="single" w:color="auto" w:sz="4" w:space="0"/>
+          </w:tblBorders>
+          <w:tblCellMar>
+            <w:top w:w="0" w:type="dxa"/>
+            <w:left w:w="108" w:type="dxa"/>
+            <w:bottom w:w="0" w:type="dxa"/>
+            <w:right w:w="108" w:type="dxa"/>
+          </w:tblCellMar>
+        </w:tblPrEx>
+        <w:tc>
+          <w:tcPr>
+            <w:tcW w:w="4675" w:type="dxa"/>
+            <w:tcBorders>
+              <w:top w:val="single" w:color="auto" w:sz="4" w:space="0"/>
+              <w:left w:val="single" w:color="auto" w:sz="4" w:space="0"/>
+              <w:bottom w:val="single" w:color="auto" w:sz="4" w:space="0"/>
+              <w:right w:val="single" w:color="auto" w:sz="4" w:space="0"/>
+            </w:tcBorders>
+          </w:tcPr>
+          <w:p>
+            <w:r>
+              <w:t>Kịch bản phụ</w:t>
+            </w:r>
+          </w:p>
+        </w:tc>
+        <w:tc>
+          <w:tcPr>
+            <w:tcW w:w="4675" w:type="dxa"/>
+            <w:tcBorders>
+              <w:top w:val="single" w:color="auto" w:sz="4" w:space="0"/>
+              <w:left w:val="single" w:color="auto" w:sz="4" w:space="0"/>
+              <w:bottom w:val="single" w:color="auto" w:sz="4" w:space="0"/>
+              <w:right w:val="single" w:color="auto" w:sz="4" w:space="0"/>
+            </w:tcBorders>
+          </w:tcPr>
+          <w:p/>
+        </w:tc>
+      </w:tr>
+    </w:tbl>
+    <w:p/>
+    <w:p>
+      <w:pPr>
+        <w:pStyle w:val="4"/>
+      </w:pPr>
+      <w:r>
+        <w:t>Bảng mô tả chức năng xem danh sách hóa đơn</w:t>
+      </w:r>
+    </w:p>
+    <w:tbl>
+      <w:tblPr>
+        <w:tblStyle w:val="19"/>
+        <w:tblW w:w="0" w:type="auto"/>
+        <w:tblInd w:w="0" w:type="dxa"/>
+        <w:tblBorders>
+          <w:top w:val="single" w:color="auto" w:sz="4" w:space="0"/>
+          <w:left w:val="single" w:color="auto" w:sz="4" w:space="0"/>
+          <w:bottom w:val="single" w:color="auto" w:sz="4" w:space="0"/>
+          <w:right w:val="single" w:color="auto" w:sz="4" w:space="0"/>
+          <w:insideH w:val="single" w:color="auto" w:sz="4" w:space="0"/>
+          <w:insideV w:val="single" w:color="auto" w:sz="4" w:space="0"/>
+        </w:tblBorders>
+        <w:tblLayout w:type="autofit"/>
+        <w:tblCellMar>
+          <w:top w:w="0" w:type="dxa"/>
+          <w:left w:w="108" w:type="dxa"/>
+          <w:bottom w:w="0" w:type="dxa"/>
+          <w:right w:w="108" w:type="dxa"/>
+        </w:tblCellMar>
+      </w:tblPr>
+      <w:tblGrid>
+        <w:gridCol w:w="4675"/>
+        <w:gridCol w:w="4675"/>
+      </w:tblGrid>
+      <w:tr>
+        <w:tblPrEx>
+          <w:tblBorders>
+            <w:top w:val="single" w:color="auto" w:sz="4" w:space="0"/>
+            <w:left w:val="single" w:color="auto" w:sz="4" w:space="0"/>
+            <w:bottom w:val="single" w:color="auto" w:sz="4" w:space="0"/>
+            <w:right w:val="single" w:color="auto" w:sz="4" w:space="0"/>
+            <w:insideH w:val="single" w:color="auto" w:sz="4" w:space="0"/>
+            <w:insideV w:val="single" w:color="auto" w:sz="4" w:space="0"/>
+          </w:tblBorders>
+          <w:tblCellMar>
+            <w:top w:w="0" w:type="dxa"/>
+            <w:left w:w="108" w:type="dxa"/>
+            <w:bottom w:w="0" w:type="dxa"/>
+            <w:right w:w="108" w:type="dxa"/>
+          </w:tblCellMar>
         </w:tblPrEx>
         <w:tc>
           <w:tcPr>
@@ -20374,8 +20413,6 @@
       </w:tr>
     </w:tbl>
     <w:p>
-      <w:bookmarkStart w:id="15" w:name="_GoBack"/>
-      <w:bookmarkEnd w:id="15"/>
       <w:r>
         <w:br w:type="page"/>
       </w:r>
@@ -22208,20 +22245,10 @@
     <w:p>
       <w:pPr>
         <w:spacing w:after="0" w:line="240" w:lineRule="auto"/>
-        <w:rPr>
-          <w:rFonts w:eastAsia="SimSun" w:cs="Times New Roman"/>
-          <w:szCs w:val="26"/>
-        </w:rPr>
       </w:pPr>
-      <w:r>
-        <w:rPr>
-          <w:rFonts w:eastAsia="SimSun" w:cs="Times New Roman"/>
-          <w:szCs w:val="26"/>
-        </w:rPr>
-        <w:br w:type="page"/>
-      </w:r>
+      <w:bookmarkStart w:id="15" w:name="_GoBack"/>
+      <w:bookmarkEnd w:id="15"/>
     </w:p>
-    <w:p/>
     <w:sectPr>
       <w:headerReference r:id="rId10" w:type="first"/>
       <w:headerReference r:id="rId9" w:type="default"/>
@@ -23226,7 +23253,7 @@
     <w:lsdException w:qFormat="1" w:unhideWhenUsed="0" w:uiPriority="10" w:semiHidden="0" w:name="Title"/>
     <w:lsdException w:uiPriority="99" w:name="Closing"/>
     <w:lsdException w:uiPriority="99" w:name="Signature"/>
-    <w:lsdException w:uiPriority="1" w:semiHidden="0" w:name="Default Paragraph Font"/>
+    <w:lsdException w:qFormat="1" w:uiPriority="1" w:semiHidden="0" w:name="Default Paragraph Font"/>
     <w:lsdException w:qFormat="1" w:unhideWhenUsed="0" w:uiPriority="1" w:semiHidden="0" w:name="Body Text"/>
     <w:lsdException w:uiPriority="99" w:name="Body Text Indent"/>
     <w:lsdException w:uiPriority="99" w:name="List Continue"/>
@@ -23615,6 +23642,7 @@
   <w:style w:type="character" w:default="1" w:styleId="9">
     <w:name w:val="Default Paragraph Font"/>
     <w:unhideWhenUsed/>
+    <w:qFormat/>
     <w:uiPriority w:val="1"/>
   </w:style>
   <w:style w:type="table" w:default="1" w:styleId="10">
